--- a/Happy birthday my prettiest girl in the world.docx
+++ b/Happy birthday my prettiest girl in the world.docx
@@ -36,10 +36,7 @@
         <w:t xml:space="preserve"> </w:t>
       </w:r>
       <w:r>
-        <w:t>dimata aku kamu tu keliatan lucu banget, kaya anak kecil yang gemesh dan selalu bikin aku kangen</w:t>
-      </w:r>
-      <w:r>
-        <w:t>. aku bersyukur banget bisa kenal sama kamu dan kamu selalu ada buat aku.</w:t>
+        <w:t>dimata aku kamu tu keliatan lucu banget, kaya anak kecil yang gemesh dan selalu bikin aku kangen. aku bersyukur banget bisa kenal sama kamu dan kamu selalu ada buat aku.</w:t>
       </w:r>
     </w:p>
     <w:p>
@@ -124,29 +121,11 @@
     <w:p>
       <w:proofErr w:type="gramStart"/>
       <w:r>
-        <w:t>”</w:t>
-      </w:r>
-      <w:r>
-        <w:t>tepat</w:t>
-      </w:r>
-      <w:proofErr w:type="gramEnd"/>
-      <w:r>
-        <w:t xml:space="preserve"> di hari ini tanggal 5 maret 2026 adalah hari spesial buat kita berdua, banyak hal yang udah kita lakuin bersama, dari ketawa bareng sampai momen sederhana yang selalu bikin aku nyaman. dari semua itu aku sadar kalau kamu itu berarti buat aku.</w:t>
-      </w:r>
-      <w:r>
-        <w:t xml:space="preserve"> </w:t>
-      </w:r>
-      <w:r>
-        <w:t>jadi hari ini aku mau u</w:t>
-      </w:r>
-      <w:r>
-        <w:t>ng</w:t>
-      </w:r>
-      <w:r>
-        <w:t>kapin perasaan aku bahwa aku suka kamu, sayang kamu, cinta kamu, jadi kamu mau gak jadi pacarku?</w:t>
-      </w:r>
-      <w:r>
-        <w:t>”.</w:t>
+        <w:t>”tepat</w:t>
+      </w:r>
+      <w:proofErr w:type="gramEnd"/>
+      <w:r>
+        <w:t xml:space="preserve"> di hari ini tanggal 5 maret 2026 adalah hari spesial buat kita berdua, banyak hal yang udah kita lakuin bersama, dari ketawa bareng sampai momen sederhana yang selalu bikin aku nyaman. dari semua itu aku sadar kalau kamu itu berarti buat aku. jadi hari ini aku mau ungkapin perasaan aku bahwa aku suka kamu, sayang kamu, cinta kamu, jadi kamu mau gak jadi pacarku?”.</w:t>
       </w:r>
     </w:p>
     <w:p>
@@ -478,6 +457,7190 @@
     <w:p>
       <w:r>
         <w:t>            &lt;/div&gt;</w:t>
+      </w:r>
+    </w:p>
+    <w:p/>
+    <w:p/>
+    <w:p/>
+    <w:p/>
+    <w:p/>
+    <w:p/>
+    <w:p/>
+    <w:p/>
+    <w:p/>
+    <w:p/>
+    <w:p/>
+    <w:p/>
+    <w:p/>
+    <w:p/>
+    <w:p>
+      <w:r>
+        <w:lastRenderedPageBreak/>
+        <w:t>&lt;!DOCTYPE html&gt;</w:t>
+      </w:r>
+    </w:p>
+    <w:p>
+      <w:r>
+        <w:t>&lt;html lang="id"&gt;</w:t>
+      </w:r>
+    </w:p>
+    <w:p>
+      <w:r>
+        <w:t>&lt;head&gt;</w:t>
+      </w:r>
+    </w:p>
+    <w:p>
+      <w:r>
+        <w:t>    &lt;meta charset="UTF-8"&gt;</w:t>
+      </w:r>
+    </w:p>
+    <w:p>
+      <w:r>
+        <w:t>    &lt;meta name="viewport" content="width=device-width, initial-scale=1.0"&gt;</w:t>
+      </w:r>
+    </w:p>
+    <w:p>
+      <w:r>
+        <w:t>    &lt;title&gt;For You, My Calulla&lt;/title&gt;</w:t>
+      </w:r>
+    </w:p>
+    <w:p>
+      <w:r>
+        <w:t>    &lt;link href="https://fonts.googleapis.com/css2?family=Playfair+Display:ital,wght@0,400;0,600;1,400&amp;family=Poppins:wght@300;400;500&amp;display=swap" rel="stylesheet"&gt;</w:t>
+      </w:r>
+    </w:p>
+    <w:p>
+      <w:r>
+        <w:t>    &lt;style&gt;</w:t>
+      </w:r>
+    </w:p>
+    <w:p>
+      <w:r>
+        <w:t xml:space="preserve">        * </w:t>
+      </w:r>
+      <w:proofErr w:type="gramStart"/>
+      <w:r>
+        <w:t>{ box</w:t>
+      </w:r>
+      <w:proofErr w:type="gramEnd"/>
+      <w:r>
+        <w:t>-sizing: border-box; margin: 0; padding: 0</w:t>
+      </w:r>
+      <w:proofErr w:type="gramStart"/>
+      <w:r>
+        <w:t>; }</w:t>
+      </w:r>
+      <w:proofErr w:type="gramEnd"/>
+    </w:p>
+    <w:p>
+      <w:r>
+        <w:t xml:space="preserve">        </w:t>
+      </w:r>
+    </w:p>
+    <w:p>
+      <w:r>
+        <w:t xml:space="preserve">        body { </w:t>
+      </w:r>
+    </w:p>
+    <w:p>
+      <w:r>
+        <w:t xml:space="preserve">            background: #0b132b; </w:t>
+      </w:r>
+    </w:p>
+    <w:p>
+      <w:r>
+        <w:t xml:space="preserve">            color: #e0f7fa; </w:t>
+      </w:r>
+    </w:p>
+    <w:p>
+      <w:r>
+        <w:t>            font-family: 'Poppins', sans-serif;</w:t>
+      </w:r>
+    </w:p>
+    <w:p>
+      <w:r>
+        <w:t xml:space="preserve">            min-height: 100vh; </w:t>
+      </w:r>
+    </w:p>
+    <w:p>
+      <w:r>
+        <w:t xml:space="preserve">            display: flex; </w:t>
+      </w:r>
+    </w:p>
+    <w:p>
+      <w:r>
+        <w:t xml:space="preserve">            justify-content: center; </w:t>
+      </w:r>
+    </w:p>
+    <w:p>
+      <w:r>
+        <w:t xml:space="preserve">            align-items: center; </w:t>
+      </w:r>
+    </w:p>
+    <w:p>
+      <w:r>
+        <w:t xml:space="preserve">            overflow: hidden; </w:t>
+      </w:r>
+    </w:p>
+    <w:p>
+      <w:r>
+        <w:t>        }</w:t>
+      </w:r>
+    </w:p>
+    <w:p/>
+    <w:p>
+      <w:r>
+        <w:t>        #petal-canvas {</w:t>
+      </w:r>
+    </w:p>
+    <w:p>
+      <w:r>
+        <w:t>            position: absolute; top: 0; left: 0; width: 100%; height: 100%;</w:t>
+      </w:r>
+    </w:p>
+    <w:p>
+      <w:r>
+        <w:t>            pointer-events: none; z-index: 10;</w:t>
+      </w:r>
+    </w:p>
+    <w:p>
+      <w:r>
+        <w:t>        }</w:t>
+      </w:r>
+    </w:p>
+    <w:p>
+      <w:r>
+        <w:lastRenderedPageBreak/>
+        <w:t xml:space="preserve">        </w:t>
+      </w:r>
+    </w:p>
+    <w:p>
+      <w:r>
+        <w:t>        /* Smartphone Viewport */</w:t>
+      </w:r>
+    </w:p>
+    <w:p>
+      <w:r>
+        <w:t xml:space="preserve">        </w:t>
+      </w:r>
+      <w:proofErr w:type="gramStart"/>
+      <w:r>
+        <w:t>.phone</w:t>
+      </w:r>
+      <w:proofErr w:type="gramEnd"/>
+      <w:r>
+        <w:t>-container {</w:t>
+      </w:r>
+    </w:p>
+    <w:p>
+      <w:r>
+        <w:t>            width: 100%; max-width: 412px; height: 95vh;</w:t>
+      </w:r>
+    </w:p>
+    <w:p>
+      <w:r>
+        <w:t>            background: linear-</w:t>
+      </w:r>
+      <w:proofErr w:type="gramStart"/>
+      <w:r>
+        <w:t>gradient(</w:t>
+      </w:r>
+      <w:proofErr w:type="gramEnd"/>
+      <w:r>
+        <w:t>180deg, #1c2541 0%, #0b132b 100%);</w:t>
+      </w:r>
+    </w:p>
+    <w:p>
+      <w:r>
+        <w:t xml:space="preserve">            border-radius: 40px; border: 2px solid </w:t>
+      </w:r>
+      <w:proofErr w:type="gramStart"/>
+      <w:r>
+        <w:t>rgba(</w:t>
+      </w:r>
+      <w:proofErr w:type="gramEnd"/>
+      <w:r>
+        <w:t>111, 255, 233, 0.15);</w:t>
+      </w:r>
+    </w:p>
+    <w:p>
+      <w:r>
+        <w:t xml:space="preserve">            box-shadow: 0 25px 60px </w:t>
+      </w:r>
+      <w:proofErr w:type="gramStart"/>
+      <w:r>
+        <w:t>rgba(</w:t>
+      </w:r>
+      <w:proofErr w:type="gramEnd"/>
+      <w:r>
+        <w:t>0, 0, 0, 0.8);</w:t>
+      </w:r>
+    </w:p>
+    <w:p>
+      <w:r>
+        <w:t>            position: relative; overflow-y: hidden; display: flex; flex-direction: column;</w:t>
+      </w:r>
+    </w:p>
+    <w:p>
+      <w:r>
+        <w:t>        }</w:t>
+      </w:r>
+    </w:p>
+    <w:p/>
+    <w:p>
+      <w:r>
+        <w:t>        /* Saat konten utama aktif, container bisa di-scroll manual */</w:t>
+      </w:r>
+    </w:p>
+    <w:p>
+      <w:r>
+        <w:t xml:space="preserve">        </w:t>
+      </w:r>
+      <w:proofErr w:type="gramStart"/>
+      <w:r>
+        <w:t>.phone</w:t>
+      </w:r>
+      <w:proofErr w:type="gramEnd"/>
+      <w:r>
+        <w:t>-</w:t>
+      </w:r>
+      <w:proofErr w:type="gramStart"/>
+      <w:r>
+        <w:t>container.scrollable</w:t>
+      </w:r>
+      <w:proofErr w:type="gramEnd"/>
+      <w:r>
+        <w:t xml:space="preserve"> </w:t>
+      </w:r>
+      <w:proofErr w:type="gramStart"/>
+      <w:r>
+        <w:t>{ overflow</w:t>
+      </w:r>
+      <w:proofErr w:type="gramEnd"/>
+      <w:r>
+        <w:t>-y: auto</w:t>
+      </w:r>
+      <w:proofErr w:type="gramStart"/>
+      <w:r>
+        <w:t>; }</w:t>
+      </w:r>
+      <w:proofErr w:type="gramEnd"/>
+    </w:p>
+    <w:p>
+      <w:r>
+        <w:t xml:space="preserve">        </w:t>
+      </w:r>
+      <w:proofErr w:type="gramStart"/>
+      <w:r>
+        <w:t>.phone</w:t>
+      </w:r>
+      <w:proofErr w:type="gramEnd"/>
+      <w:r>
+        <w:t>-</w:t>
+      </w:r>
+      <w:proofErr w:type="gramStart"/>
+      <w:r>
+        <w:t>container::</w:t>
+      </w:r>
+      <w:proofErr w:type="gramEnd"/>
+      <w:r>
+        <w:t xml:space="preserve">-webkit-scrollbar </w:t>
+      </w:r>
+      <w:proofErr w:type="gramStart"/>
+      <w:r>
+        <w:t>{ width</w:t>
+      </w:r>
+      <w:proofErr w:type="gramEnd"/>
+      <w:r>
+        <w:t>: 4px</w:t>
+      </w:r>
+      <w:proofErr w:type="gramStart"/>
+      <w:r>
+        <w:t>; }</w:t>
+      </w:r>
+      <w:proofErr w:type="gramEnd"/>
+    </w:p>
+    <w:p>
+      <w:r>
+        <w:t xml:space="preserve">        </w:t>
+      </w:r>
+      <w:proofErr w:type="gramStart"/>
+      <w:r>
+        <w:t>.phone</w:t>
+      </w:r>
+      <w:proofErr w:type="gramEnd"/>
+      <w:r>
+        <w:t>-</w:t>
+      </w:r>
+      <w:proofErr w:type="gramStart"/>
+      <w:r>
+        <w:t>container::</w:t>
+      </w:r>
+      <w:proofErr w:type="gramEnd"/>
+      <w:r>
+        <w:t xml:space="preserve">-webkit-scrollbar-thumb </w:t>
+      </w:r>
+      <w:proofErr w:type="gramStart"/>
+      <w:r>
+        <w:t>{ background</w:t>
+      </w:r>
+      <w:proofErr w:type="gramEnd"/>
+      <w:r>
+        <w:t xml:space="preserve">: </w:t>
+      </w:r>
+      <w:proofErr w:type="gramStart"/>
+      <w:r>
+        <w:t>rgba(</w:t>
+      </w:r>
+      <w:proofErr w:type="gramEnd"/>
+      <w:r>
+        <w:t>111, 255, 233, 0.3); border-radius: 10px</w:t>
+      </w:r>
+      <w:proofErr w:type="gramStart"/>
+      <w:r>
+        <w:t>; }</w:t>
+      </w:r>
+      <w:proofErr w:type="gramEnd"/>
+    </w:p>
+    <w:p/>
+    <w:p>
+      <w:r>
+        <w:t>        /* Halaman Statis Awal (Slide 1, 2, 3) - Animasi Asli Dipertahankan */</w:t>
+      </w:r>
+    </w:p>
+    <w:p>
+      <w:r>
+        <w:t xml:space="preserve">        </w:t>
+      </w:r>
+      <w:proofErr w:type="gramStart"/>
+      <w:r>
+        <w:t>.page</w:t>
+      </w:r>
+      <w:proofErr w:type="gramEnd"/>
+      <w:r>
+        <w:t>-static {</w:t>
+      </w:r>
+    </w:p>
+    <w:p>
+      <w:r>
+        <w:t>            position: absolute; top: 0; left: 0; width: 100%; height: 100%;</w:t>
+      </w:r>
+    </w:p>
+    <w:p>
+      <w:r>
+        <w:t>            padding: 40px 20px; display: flex; flex-direction: column;</w:t>
+      </w:r>
+    </w:p>
+    <w:p>
+      <w:r>
+        <w:t xml:space="preserve">            align-items: center; justify-content: center; text-align: center; opacity: 0; </w:t>
+      </w:r>
+    </w:p>
+    <w:p>
+      <w:r>
+        <w:t xml:space="preserve">            transform: </w:t>
+      </w:r>
+      <w:proofErr w:type="gramStart"/>
+      <w:r>
+        <w:t>scale(</w:t>
+      </w:r>
+      <w:proofErr w:type="gramEnd"/>
+      <w:r>
+        <w:t>0.95); transition: all 0.6s ease;</w:t>
+      </w:r>
+    </w:p>
+    <w:p>
+      <w:r>
+        <w:t>            pointer-events: none; z-index: 1; display: none;</w:t>
+      </w:r>
+    </w:p>
+    <w:p>
+      <w:r>
+        <w:t>        }</w:t>
+      </w:r>
+    </w:p>
+    <w:p>
+      <w:r>
+        <w:t xml:space="preserve">        </w:t>
+      </w:r>
+      <w:proofErr w:type="gramStart"/>
+      <w:r>
+        <w:t>.page</w:t>
+      </w:r>
+      <w:proofErr w:type="gramEnd"/>
+      <w:r>
+        <w:t>-</w:t>
+      </w:r>
+      <w:proofErr w:type="gramStart"/>
+      <w:r>
+        <w:t>static.active</w:t>
+      </w:r>
+      <w:proofErr w:type="gramEnd"/>
+      <w:r>
+        <w:t xml:space="preserve"> </w:t>
+      </w:r>
+      <w:proofErr w:type="gramStart"/>
+      <w:r>
+        <w:t>{ opacity</w:t>
+      </w:r>
+      <w:proofErr w:type="gramEnd"/>
+      <w:r>
+        <w:t xml:space="preserve">: 1; transform: </w:t>
+      </w:r>
+      <w:proofErr w:type="gramStart"/>
+      <w:r>
+        <w:t>scale(</w:t>
+      </w:r>
+      <w:proofErr w:type="gramEnd"/>
+      <w:r>
+        <w:t>1); pointer-events: auto; z-index: 2; display: flex</w:t>
+      </w:r>
+      <w:proofErr w:type="gramStart"/>
+      <w:r>
+        <w:t>; }</w:t>
+      </w:r>
+      <w:proofErr w:type="gramEnd"/>
+    </w:p>
+    <w:p/>
+    <w:p>
+      <w:r>
+        <w:lastRenderedPageBreak/>
+        <w:t>        /* Pembungkus Utama Konten Scroll Manual */</w:t>
+      </w:r>
+    </w:p>
+    <w:p>
+      <w:r>
+        <w:t xml:space="preserve">        </w:t>
+      </w:r>
+      <w:proofErr w:type="gramStart"/>
+      <w:r>
+        <w:t>.main</w:t>
+      </w:r>
+      <w:proofErr w:type="gramEnd"/>
+      <w:r>
+        <w:t>-scroll-content {</w:t>
+      </w:r>
+    </w:p>
+    <w:p>
+      <w:r>
+        <w:t>            display: none; width: 100%; padding: 20px; flex-direction: column;</w:t>
+      </w:r>
+    </w:p>
+    <w:p>
+      <w:r>
+        <w:t>        }</w:t>
+      </w:r>
+    </w:p>
+    <w:p>
+      <w:r>
+        <w:t xml:space="preserve">        </w:t>
+      </w:r>
+      <w:proofErr w:type="gramStart"/>
+      <w:r>
+        <w:t>.main</w:t>
+      </w:r>
+      <w:proofErr w:type="gramEnd"/>
+      <w:r>
+        <w:t>-scroll-</w:t>
+      </w:r>
+      <w:proofErr w:type="gramStart"/>
+      <w:r>
+        <w:t>content.active</w:t>
+      </w:r>
+      <w:proofErr w:type="gramEnd"/>
+      <w:r>
+        <w:t xml:space="preserve"> </w:t>
+      </w:r>
+      <w:proofErr w:type="gramStart"/>
+      <w:r>
+        <w:t>{ display</w:t>
+      </w:r>
+      <w:proofErr w:type="gramEnd"/>
+      <w:r>
+        <w:t>: flex</w:t>
+      </w:r>
+      <w:proofErr w:type="gramStart"/>
+      <w:r>
+        <w:t>; }</w:t>
+      </w:r>
+      <w:proofErr w:type="gramEnd"/>
+    </w:p>
+    <w:p/>
+    <w:p>
+      <w:r>
+        <w:t>        /* Section per Section di Dalam Scroll */</w:t>
+      </w:r>
+    </w:p>
+    <w:p>
+      <w:r>
+        <w:t xml:space="preserve">        </w:t>
+      </w:r>
+      <w:proofErr w:type="gramStart"/>
+      <w:r>
+        <w:t>.scroll</w:t>
+      </w:r>
+      <w:proofErr w:type="gramEnd"/>
+      <w:r>
+        <w:t>-section {</w:t>
+      </w:r>
+    </w:p>
+    <w:p>
+      <w:r>
+        <w:t>            width: 100%; min-height: 85vh; padding: 60px 0; display: flex;</w:t>
+      </w:r>
+    </w:p>
+    <w:p>
+      <w:r>
+        <w:t>            flex-direction: column; align-items: center; justify-content: center;</w:t>
+      </w:r>
+    </w:p>
+    <w:p>
+      <w:r>
+        <w:t xml:space="preserve">            text-align: center; border-bottom: 1px solid </w:t>
+      </w:r>
+      <w:proofErr w:type="gramStart"/>
+      <w:r>
+        <w:t>rgba(</w:t>
+      </w:r>
+      <w:proofErr w:type="gramEnd"/>
+      <w:r>
+        <w:t>111, 255, 233, 0.1);</w:t>
+      </w:r>
+    </w:p>
+    <w:p>
+      <w:r>
+        <w:t>        }</w:t>
+      </w:r>
+    </w:p>
+    <w:p/>
+    <w:p>
+      <w:r>
+        <w:t>        /* Typography */</w:t>
+      </w:r>
+    </w:p>
+    <w:p>
+      <w:r>
+        <w:t xml:space="preserve">        </w:t>
+      </w:r>
+      <w:proofErr w:type="gramStart"/>
+      <w:r>
+        <w:t>.serif</w:t>
+      </w:r>
+      <w:proofErr w:type="gramEnd"/>
+      <w:r>
+        <w:t xml:space="preserve">-title </w:t>
+      </w:r>
+      <w:proofErr w:type="gramStart"/>
+      <w:r>
+        <w:t>{ font</w:t>
+      </w:r>
+      <w:proofErr w:type="gramEnd"/>
+      <w:r>
+        <w:t>-family: 'Playfair Display', serif; font-size: 2.2rem; color: #ffffff; margin-bottom: 8px; font-weight: 400</w:t>
+      </w:r>
+      <w:proofErr w:type="gramStart"/>
+      <w:r>
+        <w:t>; }</w:t>
+      </w:r>
+      <w:proofErr w:type="gramEnd"/>
+    </w:p>
+    <w:p>
+      <w:r>
+        <w:t xml:space="preserve">        </w:t>
+      </w:r>
+      <w:proofErr w:type="gramStart"/>
+      <w:r>
+        <w:t>.serif</w:t>
+      </w:r>
+      <w:proofErr w:type="gramEnd"/>
+      <w:r>
+        <w:t xml:space="preserve">-italic </w:t>
+      </w:r>
+      <w:proofErr w:type="gramStart"/>
+      <w:r>
+        <w:t>{ font</w:t>
+      </w:r>
+      <w:proofErr w:type="gramEnd"/>
+      <w:r>
+        <w:t>-family: 'Playfair Display', serif; font-style: italic; color: #6fffe9</w:t>
+      </w:r>
+      <w:proofErr w:type="gramStart"/>
+      <w:r>
+        <w:t>; }</w:t>
+      </w:r>
+      <w:proofErr w:type="gramEnd"/>
+    </w:p>
+    <w:p>
+      <w:r>
+        <w:t xml:space="preserve">        </w:t>
+      </w:r>
+      <w:proofErr w:type="gramStart"/>
+      <w:r>
+        <w:t>.sub</w:t>
+      </w:r>
+      <w:proofErr w:type="gramEnd"/>
+      <w:r>
+        <w:t xml:space="preserve">-message </w:t>
+      </w:r>
+      <w:proofErr w:type="gramStart"/>
+      <w:r>
+        <w:t>{ color</w:t>
+      </w:r>
+      <w:proofErr w:type="gramEnd"/>
+      <w:r>
+        <w:t>: #b0e0e6; font-size: 0.85rem; opacity: 0.7; margin-bottom: 25px</w:t>
+      </w:r>
+      <w:proofErr w:type="gramStart"/>
+      <w:r>
+        <w:t>; }</w:t>
+      </w:r>
+      <w:proofErr w:type="gramEnd"/>
+    </w:p>
+    <w:p/>
+    <w:p>
+      <w:r>
+        <w:t>        /* SLIDE 1 &amp; 2 Elements */</w:t>
+      </w:r>
+    </w:p>
+    <w:p>
+      <w:r>
+        <w:t xml:space="preserve">        </w:t>
+      </w:r>
+      <w:proofErr w:type="gramStart"/>
+      <w:r>
+        <w:t>.spinner</w:t>
+      </w:r>
+      <w:proofErr w:type="gramEnd"/>
+      <w:r>
+        <w:t xml:space="preserve">-flower </w:t>
+      </w:r>
+      <w:proofErr w:type="gramStart"/>
+      <w:r>
+        <w:t>{ font</w:t>
+      </w:r>
+      <w:proofErr w:type="gramEnd"/>
+      <w:r>
+        <w:t>-size: 3.5rem; animation: spinIcon 3s linear infinite; margin-bottom: 20px; color: #6fffe9</w:t>
+      </w:r>
+      <w:proofErr w:type="gramStart"/>
+      <w:r>
+        <w:t>; }</w:t>
+      </w:r>
+      <w:proofErr w:type="gramEnd"/>
+    </w:p>
+    <w:p>
+      <w:r>
+        <w:t xml:space="preserve">        </w:t>
+      </w:r>
+      <w:proofErr w:type="gramStart"/>
+      <w:r>
+        <w:t>.pin</w:t>
+      </w:r>
+      <w:proofErr w:type="gramEnd"/>
+      <w:r>
+        <w:t xml:space="preserve">-wrapper </w:t>
+      </w:r>
+      <w:proofErr w:type="gramStart"/>
+      <w:r>
+        <w:t>{ background</w:t>
+      </w:r>
+      <w:proofErr w:type="gramEnd"/>
+      <w:r>
+        <w:t xml:space="preserve">: </w:t>
+      </w:r>
+      <w:proofErr w:type="gramStart"/>
+      <w:r>
+        <w:t>rgba(</w:t>
+      </w:r>
+      <w:proofErr w:type="gramEnd"/>
+      <w:r>
+        <w:t xml:space="preserve">28, 37, 65, 0.6); padding: 25px 15px; border-radius: 24px; border: 1px solid </w:t>
+      </w:r>
+      <w:proofErr w:type="gramStart"/>
+      <w:r>
+        <w:t>rgba(</w:t>
+      </w:r>
+      <w:proofErr w:type="gramEnd"/>
+      <w:r>
+        <w:t>255,255,255,0.05); width: 100%</w:t>
+      </w:r>
+      <w:proofErr w:type="gramStart"/>
+      <w:r>
+        <w:t>; }</w:t>
+      </w:r>
+      <w:proofErr w:type="gramEnd"/>
+    </w:p>
+    <w:p>
+      <w:r>
+        <w:t xml:space="preserve">        </w:t>
+      </w:r>
+      <w:proofErr w:type="gramStart"/>
+      <w:r>
+        <w:t>.dots</w:t>
+      </w:r>
+      <w:proofErr w:type="gramEnd"/>
+      <w:r>
+        <w:t xml:space="preserve">-container </w:t>
+      </w:r>
+      <w:proofErr w:type="gramStart"/>
+      <w:r>
+        <w:t>{ display</w:t>
+      </w:r>
+      <w:proofErr w:type="gramEnd"/>
+      <w:r>
+        <w:t>: flex; gap: 10px; margin: 20px 0 30px 0; justify-content: center</w:t>
+      </w:r>
+      <w:proofErr w:type="gramStart"/>
+      <w:r>
+        <w:t>; }</w:t>
+      </w:r>
+      <w:proofErr w:type="gramEnd"/>
+    </w:p>
+    <w:p>
+      <w:r>
+        <w:t xml:space="preserve">        </w:t>
+      </w:r>
+      <w:proofErr w:type="gramStart"/>
+      <w:r>
+        <w:t>.pin</w:t>
+      </w:r>
+      <w:proofErr w:type="gramEnd"/>
+      <w:r>
+        <w:t xml:space="preserve">-dot </w:t>
+      </w:r>
+      <w:proofErr w:type="gramStart"/>
+      <w:r>
+        <w:t>{ width</w:t>
+      </w:r>
+      <w:proofErr w:type="gramEnd"/>
+      <w:r>
+        <w:t>: 12px; height: 12px; border: 2px solid #6fffe9; border-radius: 50%; transition: 0.2s</w:t>
+      </w:r>
+      <w:proofErr w:type="gramStart"/>
+      <w:r>
+        <w:t>; }</w:t>
+      </w:r>
+      <w:proofErr w:type="gramEnd"/>
+    </w:p>
+    <w:p>
+      <w:r>
+        <w:lastRenderedPageBreak/>
+        <w:t xml:space="preserve">        </w:t>
+      </w:r>
+      <w:proofErr w:type="gramStart"/>
+      <w:r>
+        <w:t>.pin</w:t>
+      </w:r>
+      <w:proofErr w:type="gramEnd"/>
+      <w:r>
+        <w:t>-</w:t>
+      </w:r>
+      <w:proofErr w:type="gramStart"/>
+      <w:r>
+        <w:t>dot.fill</w:t>
+      </w:r>
+      <w:proofErr w:type="gramEnd"/>
+      <w:r>
+        <w:t xml:space="preserve"> </w:t>
+      </w:r>
+      <w:proofErr w:type="gramStart"/>
+      <w:r>
+        <w:t>{ background</w:t>
+      </w:r>
+      <w:proofErr w:type="gramEnd"/>
+      <w:r>
+        <w:t>: #6fffe9; box-shadow: 0 0 10px #6fffe9</w:t>
+      </w:r>
+      <w:proofErr w:type="gramStart"/>
+      <w:r>
+        <w:t>; }</w:t>
+      </w:r>
+      <w:proofErr w:type="gramEnd"/>
+    </w:p>
+    <w:p>
+      <w:r>
+        <w:t xml:space="preserve">        </w:t>
+      </w:r>
+      <w:proofErr w:type="gramStart"/>
+      <w:r>
+        <w:t>.pad</w:t>
+      </w:r>
+      <w:proofErr w:type="gramEnd"/>
+      <w:r>
+        <w:t xml:space="preserve">-grid </w:t>
+      </w:r>
+      <w:proofErr w:type="gramStart"/>
+      <w:r>
+        <w:t>{ display</w:t>
+      </w:r>
+      <w:proofErr w:type="gramEnd"/>
+      <w:r>
+        <w:t xml:space="preserve">: grid; grid-template-columns: </w:t>
+      </w:r>
+      <w:proofErr w:type="gramStart"/>
+      <w:r>
+        <w:t>repeat(</w:t>
+      </w:r>
+      <w:proofErr w:type="gramEnd"/>
+      <w:r>
+        <w:t>3, 1fr); gap: 15px; width: 230px; margin: 0 auto</w:t>
+      </w:r>
+      <w:proofErr w:type="gramStart"/>
+      <w:r>
+        <w:t>; }</w:t>
+      </w:r>
+      <w:proofErr w:type="gramEnd"/>
+    </w:p>
+    <w:p>
+      <w:r>
+        <w:t xml:space="preserve">        </w:t>
+      </w:r>
+      <w:proofErr w:type="gramStart"/>
+      <w:r>
+        <w:t>.pad</w:t>
+      </w:r>
+      <w:proofErr w:type="gramEnd"/>
+      <w:r>
+        <w:t>-btn {</w:t>
+      </w:r>
+    </w:p>
+    <w:p>
+      <w:r>
+        <w:t xml:space="preserve">            width: 52px; height: 52px; background: </w:t>
+      </w:r>
+      <w:proofErr w:type="gramStart"/>
+      <w:r>
+        <w:t>rgba(</w:t>
+      </w:r>
+      <w:proofErr w:type="gramEnd"/>
+      <w:r>
+        <w:t xml:space="preserve">255, 255, 255, 0.03); border: 1px solid </w:t>
+      </w:r>
+      <w:proofErr w:type="gramStart"/>
+      <w:r>
+        <w:t>rgba(</w:t>
+      </w:r>
+      <w:proofErr w:type="gramEnd"/>
+      <w:r>
+        <w:t>255, 255, 255, 0.08);</w:t>
+      </w:r>
+    </w:p>
+    <w:p>
+      <w:r>
+        <w:t>            border-radius: 50%; color: #ffffff; font-size: 1.1rem; display: flex; justify-content: center;</w:t>
+      </w:r>
+    </w:p>
+    <w:p>
+      <w:r>
+        <w:t>            align-items: center; cursor: pointer; user-select: none; transition: 0.2s;</w:t>
+      </w:r>
+    </w:p>
+    <w:p>
+      <w:r>
+        <w:t>        }</w:t>
+      </w:r>
+    </w:p>
+    <w:p>
+      <w:r>
+        <w:t xml:space="preserve">        </w:t>
+      </w:r>
+      <w:proofErr w:type="gramStart"/>
+      <w:r>
+        <w:t>.pad</w:t>
+      </w:r>
+      <w:proofErr w:type="gramEnd"/>
+      <w:r>
+        <w:t>-</w:t>
+      </w:r>
+      <w:proofErr w:type="gramStart"/>
+      <w:r>
+        <w:t>btn:active</w:t>
+      </w:r>
+      <w:proofErr w:type="gramEnd"/>
+      <w:r>
+        <w:t xml:space="preserve"> </w:t>
+      </w:r>
+      <w:proofErr w:type="gramStart"/>
+      <w:r>
+        <w:t>{ background</w:t>
+      </w:r>
+      <w:proofErr w:type="gramEnd"/>
+      <w:r>
+        <w:t xml:space="preserve">: </w:t>
+      </w:r>
+      <w:proofErr w:type="gramStart"/>
+      <w:r>
+        <w:t>rgba(</w:t>
+      </w:r>
+      <w:proofErr w:type="gramEnd"/>
+      <w:r>
+        <w:t>111, 255, 233, 0.3); border-color: #6fffe9</w:t>
+      </w:r>
+      <w:proofErr w:type="gramStart"/>
+      <w:r>
+        <w:t>; }</w:t>
+      </w:r>
+      <w:proofErr w:type="gramEnd"/>
+    </w:p>
+    <w:p/>
+    <w:p>
+      <w:r>
+        <w:t>        /* SLIDE 3 Gift */</w:t>
+      </w:r>
+    </w:p>
+    <w:p>
+      <w:r>
+        <w:t xml:space="preserve">        </w:t>
+      </w:r>
+      <w:proofErr w:type="gramStart"/>
+      <w:r>
+        <w:t>.gift</w:t>
+      </w:r>
+      <w:proofErr w:type="gramEnd"/>
+      <w:r>
+        <w:t xml:space="preserve">-box-anim </w:t>
+      </w:r>
+      <w:proofErr w:type="gramStart"/>
+      <w:r>
+        <w:t>{ font</w:t>
+      </w:r>
+      <w:proofErr w:type="gramEnd"/>
+      <w:r>
+        <w:t>-size: 6rem; cursor: pointer; margin: 30px 0; animation: bounce 2s infinite ease-in-out</w:t>
+      </w:r>
+      <w:proofErr w:type="gramStart"/>
+      <w:r>
+        <w:t>; }</w:t>
+      </w:r>
+      <w:proofErr w:type="gramEnd"/>
+    </w:p>
+    <w:p/>
+    <w:p>
+      <w:r>
+        <w:t>        /* Bouquet Section */</w:t>
+      </w:r>
+    </w:p>
+    <w:p>
+      <w:r>
+        <w:t xml:space="preserve">        </w:t>
+      </w:r>
+      <w:proofErr w:type="gramStart"/>
+      <w:r>
+        <w:t>.bouquet</w:t>
+      </w:r>
+      <w:proofErr w:type="gramEnd"/>
+      <w:r>
+        <w:t xml:space="preserve">-area </w:t>
+      </w:r>
+      <w:proofErr w:type="gramStart"/>
+      <w:r>
+        <w:t>{ position</w:t>
+      </w:r>
+      <w:proofErr w:type="gramEnd"/>
+      <w:r>
+        <w:t>: relative; width: 100%; height: 240px; margin-top: 10px</w:t>
+      </w:r>
+      <w:proofErr w:type="gramStart"/>
+      <w:r>
+        <w:t>; }</w:t>
+      </w:r>
+      <w:proofErr w:type="gramEnd"/>
+    </w:p>
+    <w:p>
+      <w:r>
+        <w:t xml:space="preserve">        </w:t>
+      </w:r>
+      <w:proofErr w:type="gramStart"/>
+      <w:r>
+        <w:t>.bouquet</w:t>
+      </w:r>
+      <w:proofErr w:type="gramEnd"/>
+      <w:r>
+        <w:t xml:space="preserve">-pot </w:t>
+      </w:r>
+      <w:proofErr w:type="gramStart"/>
+      <w:r>
+        <w:t>{ font</w:t>
+      </w:r>
+      <w:proofErr w:type="gramEnd"/>
+      <w:r>
+        <w:t xml:space="preserve">-size: 4.5rem; position: absolute; bottom: 10px; left: 50%; transform: </w:t>
+      </w:r>
+      <w:proofErr w:type="gramStart"/>
+      <w:r>
+        <w:t>translateX(</w:t>
+      </w:r>
+      <w:proofErr w:type="gramEnd"/>
+      <w:r>
+        <w:t>-50%); z-index: 2</w:t>
+      </w:r>
+      <w:proofErr w:type="gramStart"/>
+      <w:r>
+        <w:t>; }</w:t>
+      </w:r>
+      <w:proofErr w:type="gramEnd"/>
+    </w:p>
+    <w:p>
+      <w:r>
+        <w:t xml:space="preserve">        </w:t>
+      </w:r>
+      <w:proofErr w:type="gramStart"/>
+      <w:r>
+        <w:t>.clickable</w:t>
+      </w:r>
+      <w:proofErr w:type="gramEnd"/>
+      <w:r>
+        <w:t xml:space="preserve">-flower </w:t>
+      </w:r>
+      <w:proofErr w:type="gramStart"/>
+      <w:r>
+        <w:t>{ position</w:t>
+      </w:r>
+      <w:proofErr w:type="gramEnd"/>
+      <w:r>
+        <w:t>: absolute; font-size: 2.2rem; cursor: pointer; transition: transform 0.2s; z-index: 3</w:t>
+      </w:r>
+      <w:proofErr w:type="gramStart"/>
+      <w:r>
+        <w:t>; }</w:t>
+      </w:r>
+      <w:proofErr w:type="gramEnd"/>
+    </w:p>
+    <w:p>
+      <w:r>
+        <w:t xml:space="preserve">        </w:t>
+      </w:r>
+      <w:proofErr w:type="gramStart"/>
+      <w:r>
+        <w:t>.clickable</w:t>
+      </w:r>
+      <w:proofErr w:type="gramEnd"/>
+      <w:r>
+        <w:t>-</w:t>
+      </w:r>
+      <w:proofErr w:type="gramStart"/>
+      <w:r>
+        <w:t>flower:hover</w:t>
+      </w:r>
+      <w:proofErr w:type="gramEnd"/>
+      <w:r>
+        <w:t xml:space="preserve"> </w:t>
+      </w:r>
+      <w:proofErr w:type="gramStart"/>
+      <w:r>
+        <w:t>{ transform</w:t>
+      </w:r>
+      <w:proofErr w:type="gramEnd"/>
+      <w:r>
+        <w:t xml:space="preserve">: </w:t>
+      </w:r>
+      <w:proofErr w:type="gramStart"/>
+      <w:r>
+        <w:t>scale(</w:t>
+      </w:r>
+      <w:proofErr w:type="gramEnd"/>
+      <w:r>
+        <w:t>1.25)</w:t>
+      </w:r>
+      <w:proofErr w:type="gramStart"/>
+      <w:r>
+        <w:t>; }</w:t>
+      </w:r>
+      <w:proofErr w:type="gramEnd"/>
+    </w:p>
+    <w:p>
+      <w:r>
+        <w:t>        .message-board { background: rgba(0,0,0,0.3); border: 1px solid rgba(111, 255, 233, 0.2); border-radius: 16px; padding: 15px; width: 100%; margin-top: 20px; min-height: 70px; display: flex; align-items: center; justify-content: center; font-size: 0.85rem; font-style: italic; color: #b0e0e6; }</w:t>
+      </w:r>
+    </w:p>
+    <w:p/>
+    <w:p>
+      <w:r>
+        <w:t>        /* Letter Section */</w:t>
+      </w:r>
+    </w:p>
+    <w:p>
+      <w:r>
+        <w:lastRenderedPageBreak/>
+        <w:t xml:space="preserve">        </w:t>
+      </w:r>
+      <w:proofErr w:type="gramStart"/>
+      <w:r>
+        <w:t>.letter</w:t>
+      </w:r>
+      <w:proofErr w:type="gramEnd"/>
+      <w:r>
+        <w:t xml:space="preserve">-paper </w:t>
+      </w:r>
+      <w:proofErr w:type="gramStart"/>
+      <w:r>
+        <w:t>{ background</w:t>
+      </w:r>
+      <w:proofErr w:type="gramEnd"/>
+      <w:r>
+        <w:t xml:space="preserve">: #f4f9f9; color: #1c2541; padding: 25px 20px; border-radius: 16px; box-shadow: 0 15px 35px </w:t>
+      </w:r>
+      <w:proofErr w:type="gramStart"/>
+      <w:r>
+        <w:t>rgba(</w:t>
+      </w:r>
+      <w:proofErr w:type="gramEnd"/>
+      <w:r>
+        <w:t>0,0,0,0.4); text-align: justify; font-size: 0.85rem; line-height: 1.6; font-family: 'Playfair Display', serif; width: 100%</w:t>
+      </w:r>
+      <w:proofErr w:type="gramStart"/>
+      <w:r>
+        <w:t>; }</w:t>
+      </w:r>
+      <w:proofErr w:type="gramEnd"/>
+    </w:p>
+    <w:p/>
+    <w:p>
+      <w:r>
+        <w:t>        /* Photo Polaroid Section */</w:t>
+      </w:r>
+    </w:p>
+    <w:p>
+      <w:r>
+        <w:t xml:space="preserve">        </w:t>
+      </w:r>
+      <w:proofErr w:type="gramStart"/>
+      <w:r>
+        <w:t>.polaroid</w:t>
+      </w:r>
+      <w:proofErr w:type="gramEnd"/>
+      <w:r>
+        <w:t xml:space="preserve">-stack </w:t>
+      </w:r>
+      <w:proofErr w:type="gramStart"/>
+      <w:r>
+        <w:t>{ width</w:t>
+      </w:r>
+      <w:proofErr w:type="gramEnd"/>
+      <w:r>
+        <w:t>: 100%; display: flex; flex-direction: column; gap: 30px; align-items: center; margin-top: 15px</w:t>
+      </w:r>
+      <w:proofErr w:type="gramStart"/>
+      <w:r>
+        <w:t>; }</w:t>
+      </w:r>
+      <w:proofErr w:type="gramEnd"/>
+    </w:p>
+    <w:p>
+      <w:r>
+        <w:t xml:space="preserve">        </w:t>
+      </w:r>
+      <w:proofErr w:type="gramStart"/>
+      <w:r>
+        <w:t>.polaroid</w:t>
+      </w:r>
+      <w:proofErr w:type="gramEnd"/>
+      <w:r>
+        <w:t>-card {</w:t>
+      </w:r>
+    </w:p>
+    <w:p>
+      <w:r>
+        <w:t xml:space="preserve">            background: #ffffff; padding: 12px 12px 20px 12px; box-shadow: 0 10px 25px </w:t>
+      </w:r>
+      <w:proofErr w:type="gramStart"/>
+      <w:r>
+        <w:t>rgba(</w:t>
+      </w:r>
+      <w:proofErr w:type="gramEnd"/>
+      <w:r>
+        <w:t>0,0,0,0.4);</w:t>
+      </w:r>
+    </w:p>
+    <w:p>
+      <w:r>
+        <w:t>            border-radius: 4px; width: 85%; transform: rotate(-2deg); cursor: pointer; transition: transform 0.3s;</w:t>
+      </w:r>
+    </w:p>
+    <w:p>
+      <w:r>
+        <w:t>        }</w:t>
+      </w:r>
+    </w:p>
+    <w:p>
+      <w:r>
+        <w:t xml:space="preserve">        </w:t>
+      </w:r>
+      <w:proofErr w:type="gramStart"/>
+      <w:r>
+        <w:t>.polaroid</w:t>
+      </w:r>
+      <w:proofErr w:type="gramEnd"/>
+      <w:r>
+        <w:t>-</w:t>
+      </w:r>
+      <w:proofErr w:type="gramStart"/>
+      <w:r>
+        <w:t>card:nth</w:t>
+      </w:r>
+      <w:proofErr w:type="gramEnd"/>
+      <w:r>
+        <w:t xml:space="preserve">-child(even) </w:t>
+      </w:r>
+      <w:proofErr w:type="gramStart"/>
+      <w:r>
+        <w:t>{ transform</w:t>
+      </w:r>
+      <w:proofErr w:type="gramEnd"/>
+      <w:r>
+        <w:t>: rotate(3deg)</w:t>
+      </w:r>
+      <w:proofErr w:type="gramStart"/>
+      <w:r>
+        <w:t>; }</w:t>
+      </w:r>
+      <w:proofErr w:type="gramEnd"/>
+    </w:p>
+    <w:p>
+      <w:r>
+        <w:t xml:space="preserve">        </w:t>
+      </w:r>
+      <w:proofErr w:type="gramStart"/>
+      <w:r>
+        <w:t>.polaroid</w:t>
+      </w:r>
+      <w:proofErr w:type="gramEnd"/>
+      <w:r>
+        <w:t>-</w:t>
+      </w:r>
+      <w:proofErr w:type="gramStart"/>
+      <w:r>
+        <w:t>card:hover</w:t>
+      </w:r>
+      <w:proofErr w:type="gramEnd"/>
+      <w:r>
+        <w:t xml:space="preserve"> </w:t>
+      </w:r>
+      <w:proofErr w:type="gramStart"/>
+      <w:r>
+        <w:t>{ transform</w:t>
+      </w:r>
+      <w:proofErr w:type="gramEnd"/>
+      <w:r>
+        <w:t xml:space="preserve">: </w:t>
+      </w:r>
+      <w:proofErr w:type="gramStart"/>
+      <w:r>
+        <w:t>scale(</w:t>
+      </w:r>
+      <w:proofErr w:type="gramEnd"/>
+      <w:r>
+        <w:t xml:space="preserve">1.03) </w:t>
+      </w:r>
+      <w:proofErr w:type="gramStart"/>
+      <w:r>
+        <w:t>rotate</w:t>
+      </w:r>
+      <w:proofErr w:type="gramEnd"/>
+      <w:r>
+        <w:t>(0deg)</w:t>
+      </w:r>
+      <w:proofErr w:type="gramStart"/>
+      <w:r>
+        <w:t>; }</w:t>
+      </w:r>
+      <w:proofErr w:type="gramEnd"/>
+    </w:p>
+    <w:p>
+      <w:r>
+        <w:t xml:space="preserve">        </w:t>
+      </w:r>
+      <w:proofErr w:type="gramStart"/>
+      <w:r>
+        <w:t>.polaroid</w:t>
+      </w:r>
+      <w:proofErr w:type="gramEnd"/>
+      <w:r>
+        <w:t xml:space="preserve">-frame </w:t>
+      </w:r>
+      <w:proofErr w:type="gramStart"/>
+      <w:r>
+        <w:t>{ width</w:t>
+      </w:r>
+      <w:proofErr w:type="gramEnd"/>
+      <w:r>
+        <w:t>: 100%; height: 180px; background: #1c2541; overflow: hidden; display: flex; justify-content: center; align-items: center</w:t>
+      </w:r>
+      <w:proofErr w:type="gramStart"/>
+      <w:r>
+        <w:t>; }</w:t>
+      </w:r>
+      <w:proofErr w:type="gramEnd"/>
+    </w:p>
+    <w:p>
+      <w:r>
+        <w:t xml:space="preserve">        </w:t>
+      </w:r>
+      <w:proofErr w:type="gramStart"/>
+      <w:r>
+        <w:t>.polaroid</w:t>
+      </w:r>
+      <w:proofErr w:type="gramEnd"/>
+      <w:r>
+        <w:t xml:space="preserve">-frame img </w:t>
+      </w:r>
+      <w:proofErr w:type="gramStart"/>
+      <w:r>
+        <w:t>{ width</w:t>
+      </w:r>
+      <w:proofErr w:type="gramEnd"/>
+      <w:r>
+        <w:t>: 100%; height: 100%; object-fit: cover</w:t>
+      </w:r>
+      <w:proofErr w:type="gramStart"/>
+      <w:r>
+        <w:t>; }</w:t>
+      </w:r>
+      <w:proofErr w:type="gramEnd"/>
+    </w:p>
+    <w:p>
+      <w:r>
+        <w:t xml:space="preserve">        </w:t>
+      </w:r>
+      <w:proofErr w:type="gramStart"/>
+      <w:r>
+        <w:t>.polaroid</w:t>
+      </w:r>
+      <w:proofErr w:type="gramEnd"/>
+      <w:r>
+        <w:t xml:space="preserve">-caption </w:t>
+      </w:r>
+      <w:proofErr w:type="gramStart"/>
+      <w:r>
+        <w:t>{ font</w:t>
+      </w:r>
+      <w:proofErr w:type="gramEnd"/>
+      <w:r>
+        <w:t>-family: 'Playfair Display', serif; font-size: 0.8rem; color: #3f3f46; text-align: center; margin-top: 10px; font-style: italic</w:t>
+      </w:r>
+      <w:proofErr w:type="gramStart"/>
+      <w:r>
+        <w:t>; }</w:t>
+      </w:r>
+      <w:proofErr w:type="gramEnd"/>
+    </w:p>
+    <w:p/>
+    <w:p>
+      <w:r>
+        <w:t>        /* Timeline Section */</w:t>
+      </w:r>
+    </w:p>
+    <w:p>
+      <w:r>
+        <w:t xml:space="preserve">        </w:t>
+      </w:r>
+      <w:proofErr w:type="gramStart"/>
+      <w:r>
+        <w:t>.timeline</w:t>
+      </w:r>
+      <w:proofErr w:type="gramEnd"/>
+      <w:r>
+        <w:t xml:space="preserve">-axis </w:t>
+      </w:r>
+      <w:proofErr w:type="gramStart"/>
+      <w:r>
+        <w:t>{ position</w:t>
+      </w:r>
+      <w:proofErr w:type="gramEnd"/>
+      <w:r>
+        <w:t>: relative; width: 100%; padding-left: 25px; text-align: left; margin-top: 15px</w:t>
+      </w:r>
+      <w:proofErr w:type="gramStart"/>
+      <w:r>
+        <w:t>; }</w:t>
+      </w:r>
+      <w:proofErr w:type="gramEnd"/>
+    </w:p>
+    <w:p>
+      <w:r>
+        <w:t xml:space="preserve">        </w:t>
+      </w:r>
+      <w:proofErr w:type="gramStart"/>
+      <w:r>
+        <w:t>.timeline</w:t>
+      </w:r>
+      <w:proofErr w:type="gramEnd"/>
+      <w:r>
+        <w:t>-</w:t>
+      </w:r>
+      <w:proofErr w:type="gramStart"/>
+      <w:r>
+        <w:t>axis::</w:t>
+      </w:r>
+      <w:proofErr w:type="gramEnd"/>
+      <w:r>
+        <w:t xml:space="preserve">before </w:t>
+      </w:r>
+      <w:proofErr w:type="gramStart"/>
+      <w:r>
+        <w:t>{ content</w:t>
+      </w:r>
+      <w:proofErr w:type="gramEnd"/>
+      <w:r>
+        <w:t xml:space="preserve">: ''; position: absolute; left: 10px; top: 5px; bottom: 5px; width: 2px; background: </w:t>
+      </w:r>
+      <w:proofErr w:type="gramStart"/>
+      <w:r>
+        <w:t>rgba(</w:t>
+      </w:r>
+      <w:proofErr w:type="gramEnd"/>
+      <w:r>
+        <w:t>111, 255, 233, 0.3)</w:t>
+      </w:r>
+      <w:proofErr w:type="gramStart"/>
+      <w:r>
+        <w:t>; }</w:t>
+      </w:r>
+      <w:proofErr w:type="gramEnd"/>
+    </w:p>
+    <w:p>
+      <w:r>
+        <w:t xml:space="preserve">        </w:t>
+      </w:r>
+      <w:proofErr w:type="gramStart"/>
+      <w:r>
+        <w:t>.timeline</w:t>
+      </w:r>
+      <w:proofErr w:type="gramEnd"/>
+      <w:r>
+        <w:t xml:space="preserve">-node </w:t>
+      </w:r>
+      <w:proofErr w:type="gramStart"/>
+      <w:r>
+        <w:t>{ position</w:t>
+      </w:r>
+      <w:proofErr w:type="gramEnd"/>
+      <w:r>
+        <w:t>: relative; margin-bottom: 25px</w:t>
+      </w:r>
+      <w:proofErr w:type="gramStart"/>
+      <w:r>
+        <w:t>; }</w:t>
+      </w:r>
+      <w:proofErr w:type="gramEnd"/>
+    </w:p>
+    <w:p>
+      <w:r>
+        <w:t xml:space="preserve">        </w:t>
+      </w:r>
+      <w:proofErr w:type="gramStart"/>
+      <w:r>
+        <w:t>.timeline</w:t>
+      </w:r>
+      <w:proofErr w:type="gramEnd"/>
+      <w:r>
+        <w:t xml:space="preserve">-dot </w:t>
+      </w:r>
+      <w:proofErr w:type="gramStart"/>
+      <w:r>
+        <w:t>{ position</w:t>
+      </w:r>
+      <w:proofErr w:type="gramEnd"/>
+      <w:r>
+        <w:t>: absolute; left: -20px; top: 6px; width: 10px; height: 10px; background: #6fffe9; border-radius: 50%; box-shadow: 0 0 8px #6fffe9</w:t>
+      </w:r>
+      <w:proofErr w:type="gramStart"/>
+      <w:r>
+        <w:t>; }</w:t>
+      </w:r>
+      <w:proofErr w:type="gramEnd"/>
+    </w:p>
+    <w:p>
+      <w:r>
+        <w:lastRenderedPageBreak/>
+        <w:t xml:space="preserve">        </w:t>
+      </w:r>
+      <w:proofErr w:type="gramStart"/>
+      <w:r>
+        <w:t>.timeline</w:t>
+      </w:r>
+      <w:proofErr w:type="gramEnd"/>
+      <w:r>
+        <w:t xml:space="preserve">-card </w:t>
+      </w:r>
+      <w:proofErr w:type="gramStart"/>
+      <w:r>
+        <w:t>{ background</w:t>
+      </w:r>
+      <w:proofErr w:type="gramEnd"/>
+      <w:r>
+        <w:t xml:space="preserve">: </w:t>
+      </w:r>
+      <w:proofErr w:type="gramStart"/>
+      <w:r>
+        <w:t>rgba(</w:t>
+      </w:r>
+      <w:proofErr w:type="gramEnd"/>
+      <w:r>
+        <w:t xml:space="preserve">255,255,255,0.03); border: 1px solid </w:t>
+      </w:r>
+      <w:proofErr w:type="gramStart"/>
+      <w:r>
+        <w:t>rgba(</w:t>
+      </w:r>
+      <w:proofErr w:type="gramEnd"/>
+      <w:r>
+        <w:t>255,255,255,0.05); padding: 14px; border-radius: 12px</w:t>
+      </w:r>
+      <w:proofErr w:type="gramStart"/>
+      <w:r>
+        <w:t>; }</w:t>
+      </w:r>
+      <w:proofErr w:type="gramEnd"/>
+    </w:p>
+    <w:p>
+      <w:r>
+        <w:t xml:space="preserve">        </w:t>
+      </w:r>
+      <w:proofErr w:type="gramStart"/>
+      <w:r>
+        <w:t>.node</w:t>
+      </w:r>
+      <w:proofErr w:type="gramEnd"/>
+      <w:r>
+        <w:t xml:space="preserve">-tag </w:t>
+      </w:r>
+      <w:proofErr w:type="gramStart"/>
+      <w:r>
+        <w:t>{ font</w:t>
+      </w:r>
+      <w:proofErr w:type="gramEnd"/>
+      <w:r>
+        <w:t>-size: 0.65rem; color: #6fffe9; font-weight: 500; text-transform: uppercase</w:t>
+      </w:r>
+      <w:proofErr w:type="gramStart"/>
+      <w:r>
+        <w:t>; }</w:t>
+      </w:r>
+      <w:proofErr w:type="gramEnd"/>
+    </w:p>
+    <w:p>
+      <w:r>
+        <w:t xml:space="preserve">        </w:t>
+      </w:r>
+      <w:proofErr w:type="gramStart"/>
+      <w:r>
+        <w:t>.node</w:t>
+      </w:r>
+      <w:proofErr w:type="gramEnd"/>
+      <w:r>
+        <w:t xml:space="preserve">-title </w:t>
+      </w:r>
+      <w:proofErr w:type="gramStart"/>
+      <w:r>
+        <w:t>{ font</w:t>
+      </w:r>
+      <w:proofErr w:type="gramEnd"/>
+      <w:r>
+        <w:t>-family: 'Playfair Display', serif; font-size: 1rem; color: #fff; margin: 2px 0</w:t>
+      </w:r>
+      <w:proofErr w:type="gramStart"/>
+      <w:r>
+        <w:t>; }</w:t>
+      </w:r>
+      <w:proofErr w:type="gramEnd"/>
+    </w:p>
+    <w:p>
+      <w:r>
+        <w:t xml:space="preserve">        </w:t>
+      </w:r>
+      <w:proofErr w:type="gramStart"/>
+      <w:r>
+        <w:t>.node</w:t>
+      </w:r>
+      <w:proofErr w:type="gramEnd"/>
+      <w:r>
+        <w:t xml:space="preserve">-desc </w:t>
+      </w:r>
+      <w:proofErr w:type="gramStart"/>
+      <w:r>
+        <w:t>{ font</w:t>
+      </w:r>
+      <w:proofErr w:type="gramEnd"/>
+      <w:r>
+        <w:t>-size: 0.78rem; color: #b0e0e6; opacity: 0.7</w:t>
+      </w:r>
+      <w:proofErr w:type="gramStart"/>
+      <w:r>
+        <w:t>; }</w:t>
+      </w:r>
+      <w:proofErr w:type="gramEnd"/>
+    </w:p>
+    <w:p/>
+    <w:p>
+      <w:r>
+        <w:t>        /* Playlist Section */</w:t>
+      </w:r>
+    </w:p>
+    <w:p>
+      <w:r>
+        <w:t xml:space="preserve">        </w:t>
+      </w:r>
+      <w:proofErr w:type="gramStart"/>
+      <w:r>
+        <w:t>.playlist</w:t>
+      </w:r>
+      <w:proofErr w:type="gramEnd"/>
+      <w:r>
+        <w:t xml:space="preserve">-box </w:t>
+      </w:r>
+      <w:proofErr w:type="gramStart"/>
+      <w:r>
+        <w:t>{ background</w:t>
+      </w:r>
+      <w:proofErr w:type="gramEnd"/>
+      <w:r>
+        <w:t xml:space="preserve">: </w:t>
+      </w:r>
+      <w:proofErr w:type="gramStart"/>
+      <w:r>
+        <w:t>rgba(</w:t>
+      </w:r>
+      <w:proofErr w:type="gramEnd"/>
+      <w:r>
+        <w:t xml:space="preserve">28, 37, 65, 0.5); border: 1px solid </w:t>
+      </w:r>
+      <w:proofErr w:type="gramStart"/>
+      <w:r>
+        <w:t>rgba(</w:t>
+      </w:r>
+      <w:proofErr w:type="gramEnd"/>
+      <w:r>
+        <w:t>111, 255, 233, 0.2); border-radius: 20px; width: 100%; padding: 20px; margin-top: 15px</w:t>
+      </w:r>
+      <w:proofErr w:type="gramStart"/>
+      <w:r>
+        <w:t>; }</w:t>
+      </w:r>
+      <w:proofErr w:type="gramEnd"/>
+    </w:p>
+    <w:p>
+      <w:r>
+        <w:t xml:space="preserve">        </w:t>
+      </w:r>
+      <w:proofErr w:type="gramStart"/>
+      <w:r>
+        <w:t>.track</w:t>
+      </w:r>
+      <w:proofErr w:type="gramEnd"/>
+      <w:r>
+        <w:t xml:space="preserve">-display </w:t>
+      </w:r>
+      <w:proofErr w:type="gramStart"/>
+      <w:r>
+        <w:t>{ margin</w:t>
+      </w:r>
+      <w:proofErr w:type="gramEnd"/>
+      <w:r>
+        <w:t>-bottom: 15px</w:t>
+      </w:r>
+      <w:proofErr w:type="gramStart"/>
+      <w:r>
+        <w:t>; }</w:t>
+      </w:r>
+      <w:proofErr w:type="gramEnd"/>
+    </w:p>
+    <w:p>
+      <w:r>
+        <w:t xml:space="preserve">        </w:t>
+      </w:r>
+      <w:proofErr w:type="gramStart"/>
+      <w:r>
+        <w:t>.track</w:t>
+      </w:r>
+      <w:proofErr w:type="gramEnd"/>
+      <w:r>
+        <w:t xml:space="preserve">-title </w:t>
+      </w:r>
+      <w:proofErr w:type="gramStart"/>
+      <w:r>
+        <w:t>{ font</w:t>
+      </w:r>
+      <w:proofErr w:type="gramEnd"/>
+      <w:r>
+        <w:t>-family: 'Playfair Display', serif; font-size: 1.2rem; color: #fff</w:t>
+      </w:r>
+      <w:proofErr w:type="gramStart"/>
+      <w:r>
+        <w:t>; }</w:t>
+      </w:r>
+      <w:proofErr w:type="gramEnd"/>
+    </w:p>
+    <w:p>
+      <w:r>
+        <w:t xml:space="preserve">        </w:t>
+      </w:r>
+      <w:proofErr w:type="gramStart"/>
+      <w:r>
+        <w:t>.track</w:t>
+      </w:r>
+      <w:proofErr w:type="gramEnd"/>
+      <w:r>
+        <w:t xml:space="preserve">-artist </w:t>
+      </w:r>
+      <w:proofErr w:type="gramStart"/>
+      <w:r>
+        <w:t>{ font</w:t>
+      </w:r>
+      <w:proofErr w:type="gramEnd"/>
+      <w:r>
+        <w:t>-size: 0.8rem; color: #6fffe9; opacity: 0.8</w:t>
+      </w:r>
+      <w:proofErr w:type="gramStart"/>
+      <w:r>
+        <w:t>; }</w:t>
+      </w:r>
+      <w:proofErr w:type="gramEnd"/>
+    </w:p>
+    <w:p>
+      <w:r>
+        <w:t xml:space="preserve">        </w:t>
+      </w:r>
+      <w:proofErr w:type="gramStart"/>
+      <w:r>
+        <w:t>.playlist</w:t>
+      </w:r>
+      <w:proofErr w:type="gramEnd"/>
+      <w:r>
+        <w:t xml:space="preserve">-controls </w:t>
+      </w:r>
+      <w:proofErr w:type="gramStart"/>
+      <w:r>
+        <w:t>{ display</w:t>
+      </w:r>
+      <w:proofErr w:type="gramEnd"/>
+      <w:r>
+        <w:t>: flex; justify-content: center; align-items: center; gap: 25px; margin: 15px 0</w:t>
+      </w:r>
+      <w:proofErr w:type="gramStart"/>
+      <w:r>
+        <w:t>; }</w:t>
+      </w:r>
+      <w:proofErr w:type="gramEnd"/>
+    </w:p>
+    <w:p>
+      <w:r>
+        <w:t xml:space="preserve">        </w:t>
+      </w:r>
+      <w:proofErr w:type="gramStart"/>
+      <w:r>
+        <w:t>.control</w:t>
+      </w:r>
+      <w:proofErr w:type="gramEnd"/>
+      <w:r>
+        <w:t xml:space="preserve">-btn </w:t>
+      </w:r>
+      <w:proofErr w:type="gramStart"/>
+      <w:r>
+        <w:t>{ font</w:t>
+      </w:r>
+      <w:proofErr w:type="gramEnd"/>
+      <w:r>
+        <w:t>-size: 1.3rem; cursor: pointer; background: none; border: none; color: #b0e0e6; transition: 0.2s</w:t>
+      </w:r>
+      <w:proofErr w:type="gramStart"/>
+      <w:r>
+        <w:t>; }</w:t>
+      </w:r>
+      <w:proofErr w:type="gramEnd"/>
+    </w:p>
+    <w:p>
+      <w:r>
+        <w:t xml:space="preserve">        </w:t>
+      </w:r>
+      <w:proofErr w:type="gramStart"/>
+      <w:r>
+        <w:t>.control</w:t>
+      </w:r>
+      <w:proofErr w:type="gramEnd"/>
+      <w:r>
+        <w:t>-</w:t>
+      </w:r>
+      <w:proofErr w:type="gramStart"/>
+      <w:r>
+        <w:t>btn:hover</w:t>
+      </w:r>
+      <w:proofErr w:type="gramEnd"/>
+      <w:r>
+        <w:t xml:space="preserve"> </w:t>
+      </w:r>
+      <w:proofErr w:type="gramStart"/>
+      <w:r>
+        <w:t>{ color</w:t>
+      </w:r>
+      <w:proofErr w:type="gramEnd"/>
+      <w:r>
+        <w:t>: #6fffe9</w:t>
+      </w:r>
+      <w:proofErr w:type="gramStart"/>
+      <w:r>
+        <w:t>; }</w:t>
+      </w:r>
+      <w:proofErr w:type="gramEnd"/>
+    </w:p>
+    <w:p>
+      <w:r>
+        <w:t xml:space="preserve">        </w:t>
+      </w:r>
+      <w:proofErr w:type="gramStart"/>
+      <w:r>
+        <w:t>.track</w:t>
+      </w:r>
+      <w:proofErr w:type="gramEnd"/>
+      <w:r>
+        <w:t xml:space="preserve">-list </w:t>
+      </w:r>
+      <w:proofErr w:type="gramStart"/>
+      <w:r>
+        <w:t>{ display</w:t>
+      </w:r>
+      <w:proofErr w:type="gramEnd"/>
+      <w:r>
+        <w:t>: flex; flex-direction: column; gap: 8px; text-align: left</w:t>
+      </w:r>
+      <w:proofErr w:type="gramStart"/>
+      <w:r>
+        <w:t>; }</w:t>
+      </w:r>
+      <w:proofErr w:type="gramEnd"/>
+    </w:p>
+    <w:p>
+      <w:r>
+        <w:t xml:space="preserve">        </w:t>
+      </w:r>
+      <w:proofErr w:type="gramStart"/>
+      <w:r>
+        <w:t>.track</w:t>
+      </w:r>
+      <w:proofErr w:type="gramEnd"/>
+      <w:r>
+        <w:t xml:space="preserve">-item </w:t>
+      </w:r>
+      <w:proofErr w:type="gramStart"/>
+      <w:r>
+        <w:t>{ padding</w:t>
+      </w:r>
+      <w:proofErr w:type="gramEnd"/>
+      <w:r>
+        <w:t xml:space="preserve">: 10px 14px; background: </w:t>
+      </w:r>
+      <w:proofErr w:type="gramStart"/>
+      <w:r>
+        <w:t>rgba(</w:t>
+      </w:r>
+      <w:proofErr w:type="gramEnd"/>
+      <w:r>
+        <w:t xml:space="preserve">255,255,255,0.02); border: 1px solid </w:t>
+      </w:r>
+      <w:proofErr w:type="gramStart"/>
+      <w:r>
+        <w:t>rgba(</w:t>
+      </w:r>
+      <w:proofErr w:type="gramEnd"/>
+      <w:r>
+        <w:t>255,255,255,0.05); border-radius: 10px; font-size: 0.8rem; cursor: pointer; display: flex; justify-content: space-between</w:t>
+      </w:r>
+      <w:proofErr w:type="gramStart"/>
+      <w:r>
+        <w:t>; }</w:t>
+      </w:r>
+      <w:proofErr w:type="gramEnd"/>
+    </w:p>
+    <w:p>
+      <w:r>
+        <w:t xml:space="preserve">        </w:t>
+      </w:r>
+      <w:proofErr w:type="gramStart"/>
+      <w:r>
+        <w:t>.track</w:t>
+      </w:r>
+      <w:proofErr w:type="gramEnd"/>
+      <w:r>
+        <w:t>-</w:t>
+      </w:r>
+      <w:proofErr w:type="gramStart"/>
+      <w:r>
+        <w:t>item.active</w:t>
+      </w:r>
+      <w:proofErr w:type="gramEnd"/>
+      <w:r>
+        <w:t xml:space="preserve"> </w:t>
+      </w:r>
+      <w:proofErr w:type="gramStart"/>
+      <w:r>
+        <w:t>{ background</w:t>
+      </w:r>
+      <w:proofErr w:type="gramEnd"/>
+      <w:r>
+        <w:t xml:space="preserve">: </w:t>
+      </w:r>
+      <w:proofErr w:type="gramStart"/>
+      <w:r>
+        <w:t>rgba(</w:t>
+      </w:r>
+      <w:proofErr w:type="gramEnd"/>
+      <w:r>
+        <w:t>111, 255, 233, 0.2); border-color: #6fffe9</w:t>
+      </w:r>
+      <w:proofErr w:type="gramStart"/>
+      <w:r>
+        <w:t>; }</w:t>
+      </w:r>
+      <w:proofErr w:type="gramEnd"/>
+    </w:p>
+    <w:p/>
+    <w:p>
+      <w:r>
+        <w:t>        /* Realistic Glass Jar (Winter Ice Theme) */</w:t>
+      </w:r>
+    </w:p>
+    <w:p>
+      <w:r>
+        <w:t xml:space="preserve">        .jar-container { </w:t>
+      </w:r>
+    </w:p>
+    <w:p>
+      <w:r>
+        <w:t xml:space="preserve">            position: relative; width: 140px; height: 200px; </w:t>
+      </w:r>
+    </w:p>
+    <w:p>
+      <w:r>
+        <w:t>            background: linear-</w:t>
+      </w:r>
+      <w:proofErr w:type="gramStart"/>
+      <w:r>
+        <w:t>gradient(</w:t>
+      </w:r>
+      <w:proofErr w:type="gramEnd"/>
+      <w:r>
+        <w:t xml:space="preserve">135deg, </w:t>
+      </w:r>
+      <w:proofErr w:type="gramStart"/>
+      <w:r>
+        <w:t>rgba(</w:t>
+      </w:r>
+      <w:proofErr w:type="gramEnd"/>
+      <w:r>
+        <w:t xml:space="preserve">255, 255, 255, 0.2) 0%, </w:t>
+      </w:r>
+      <w:proofErr w:type="gramStart"/>
+      <w:r>
+        <w:t>rgba(</w:t>
+      </w:r>
+      <w:proofErr w:type="gramEnd"/>
+      <w:r>
+        <w:t>255, 255, 255, 0.05) 100%);</w:t>
+      </w:r>
+    </w:p>
+    <w:p>
+      <w:r>
+        <w:lastRenderedPageBreak/>
+        <w:t xml:space="preserve">            border: 2px solid </w:t>
+      </w:r>
+      <w:proofErr w:type="gramStart"/>
+      <w:r>
+        <w:t>rgba(</w:t>
+      </w:r>
+      <w:proofErr w:type="gramEnd"/>
+      <w:r>
+        <w:t>255, 255, 255, 0.5);</w:t>
+      </w:r>
+    </w:p>
+    <w:p>
+      <w:r>
+        <w:t xml:space="preserve">            border-radius: 35px 35px 50px 50px; </w:t>
+      </w:r>
+    </w:p>
+    <w:p>
+      <w:r>
+        <w:t>            margin: 25px auto; display: flex; justify-content: center; align-items: flex-end;</w:t>
+      </w:r>
+    </w:p>
+    <w:p>
+      <w:r>
+        <w:t>            padding: 15px; overflow: hidden;</w:t>
+      </w:r>
+    </w:p>
+    <w:p>
+      <w:r>
+        <w:t xml:space="preserve">            box-shadow: inset 0 10px 20px </w:t>
+      </w:r>
+      <w:proofErr w:type="gramStart"/>
+      <w:r>
+        <w:t>rgba(</w:t>
+      </w:r>
+      <w:proofErr w:type="gramEnd"/>
+      <w:r>
+        <w:t xml:space="preserve">255, 255, 255, 0.2), 0 15px 35px </w:t>
+      </w:r>
+      <w:proofErr w:type="gramStart"/>
+      <w:r>
+        <w:t>rgba(</w:t>
+      </w:r>
+      <w:proofErr w:type="gramEnd"/>
+      <w:r>
+        <w:t>0,0,0,0.6);</w:t>
+      </w:r>
+    </w:p>
+    <w:p>
+      <w:r>
+        <w:t>        }</w:t>
+      </w:r>
+    </w:p>
+    <w:p>
+      <w:r>
+        <w:t>        /* Toples Glass Neck Cap */</w:t>
+      </w:r>
+    </w:p>
+    <w:p>
+      <w:r>
+        <w:t>        .jar-</w:t>
+      </w:r>
+      <w:proofErr w:type="gramStart"/>
+      <w:r>
+        <w:t>container::</w:t>
+      </w:r>
+      <w:proofErr w:type="gramEnd"/>
+      <w:r>
+        <w:t xml:space="preserve">before { </w:t>
+      </w:r>
+    </w:p>
+    <w:p>
+      <w:r>
+        <w:t xml:space="preserve">            content: ''; position: absolute; top: 0; left: 50%; transform: </w:t>
+      </w:r>
+      <w:proofErr w:type="gramStart"/>
+      <w:r>
+        <w:t>translateX(</w:t>
+      </w:r>
+      <w:proofErr w:type="gramEnd"/>
+      <w:r>
+        <w:t xml:space="preserve">-50%); </w:t>
+      </w:r>
+    </w:p>
+    <w:p>
+      <w:r>
+        <w:t xml:space="preserve">            width: 80px; height: 15px; background: </w:t>
+      </w:r>
+      <w:proofErr w:type="gramStart"/>
+      <w:r>
+        <w:t>rgba(</w:t>
+      </w:r>
+      <w:proofErr w:type="gramEnd"/>
+      <w:r>
+        <w:t xml:space="preserve">255, 255, 255, 0.4); </w:t>
+      </w:r>
+    </w:p>
+    <w:p>
+      <w:r>
+        <w:t xml:space="preserve">            border: 1px solid </w:t>
+      </w:r>
+      <w:proofErr w:type="gramStart"/>
+      <w:r>
+        <w:t>rgba(</w:t>
+      </w:r>
+      <w:proofErr w:type="gramEnd"/>
+      <w:r>
+        <w:t>255, 255, 255, 0.6); border-radius: 4px; z-index: 5;</w:t>
+      </w:r>
+    </w:p>
+    <w:p>
+      <w:r>
+        <w:t>        }</w:t>
+      </w:r>
+    </w:p>
+    <w:p>
+      <w:r>
+        <w:t>        .jar-inner-wrap {</w:t>
+      </w:r>
+    </w:p>
+    <w:p>
+      <w:r>
+        <w:t>            position: relative; width: 100%; height: 75%;</w:t>
+      </w:r>
+    </w:p>
+    <w:p>
+      <w:r>
+        <w:t>            display: flex; flex-wrap: wrap; gap: 5px; justify-content: center; align-content: flex-end;</w:t>
+      </w:r>
+    </w:p>
+    <w:p>
+      <w:r>
+        <w:t>        }</w:t>
+      </w:r>
+    </w:p>
+    <w:p>
+      <w:r>
+        <w:t>        /* Lipatan Kertas di Dalam Toples (Nuansa Biru Es &amp; Putih) */</w:t>
+      </w:r>
+    </w:p>
+    <w:p>
+      <w:r>
+        <w:t xml:space="preserve">        .jar-note { </w:t>
+      </w:r>
+    </w:p>
+    <w:p>
+      <w:r>
+        <w:t xml:space="preserve">            width: 24px; height: 16px; background: #afeeee; border-radius: 3px; </w:t>
+      </w:r>
+    </w:p>
+    <w:p>
+      <w:r>
+        <w:t xml:space="preserve">            box-shadow: 0 2px 5px </w:t>
+      </w:r>
+      <w:proofErr w:type="gramStart"/>
+      <w:r>
+        <w:t>rgba(</w:t>
+      </w:r>
+      <w:proofErr w:type="gramEnd"/>
+      <w:r>
+        <w:t>0,0,0,0.2); transition: all 0.5s cubic-</w:t>
+      </w:r>
+      <w:proofErr w:type="gramStart"/>
+      <w:r>
+        <w:t>bezier(</w:t>
+      </w:r>
+      <w:proofErr w:type="gramEnd"/>
+      <w:r>
+        <w:t>0.175, 0.885, 0.32, 1.275);</w:t>
+      </w:r>
+    </w:p>
+    <w:p>
+      <w:r>
+        <w:t>        }</w:t>
+      </w:r>
+    </w:p>
+    <w:p>
+      <w:r>
+        <w:t>        .jar-</w:t>
+      </w:r>
+      <w:proofErr w:type="gramStart"/>
+      <w:r>
+        <w:t>note:nth</w:t>
+      </w:r>
+      <w:proofErr w:type="gramEnd"/>
+      <w:r>
+        <w:t>-</w:t>
+      </w:r>
+      <w:proofErr w:type="gramStart"/>
+      <w:r>
+        <w:t>child(</w:t>
+      </w:r>
+      <w:proofErr w:type="gramEnd"/>
+      <w:r>
+        <w:t xml:space="preserve">1) </w:t>
+      </w:r>
+      <w:proofErr w:type="gramStart"/>
+      <w:r>
+        <w:t>{ transform</w:t>
+      </w:r>
+      <w:proofErr w:type="gramEnd"/>
+      <w:r>
+        <w:t>: rotate(15deg); background: #afeeee</w:t>
+      </w:r>
+      <w:proofErr w:type="gramStart"/>
+      <w:r>
+        <w:t>; }</w:t>
+      </w:r>
+      <w:proofErr w:type="gramEnd"/>
+    </w:p>
+    <w:p>
+      <w:r>
+        <w:t>        .jar-</w:t>
+      </w:r>
+      <w:proofErr w:type="gramStart"/>
+      <w:r>
+        <w:t>note:nth</w:t>
+      </w:r>
+      <w:proofErr w:type="gramEnd"/>
+      <w:r>
+        <w:t>-</w:t>
+      </w:r>
+      <w:proofErr w:type="gramStart"/>
+      <w:r>
+        <w:t>child(</w:t>
+      </w:r>
+      <w:proofErr w:type="gramEnd"/>
+      <w:r>
+        <w:t xml:space="preserve">2) </w:t>
+      </w:r>
+      <w:proofErr w:type="gramStart"/>
+      <w:r>
+        <w:t>{ transform</w:t>
+      </w:r>
+      <w:proofErr w:type="gramEnd"/>
+      <w:r>
+        <w:t>: rotate(-20deg); background: #00bfff</w:t>
+      </w:r>
+      <w:proofErr w:type="gramStart"/>
+      <w:r>
+        <w:t>; }</w:t>
+      </w:r>
+      <w:proofErr w:type="gramEnd"/>
+    </w:p>
+    <w:p>
+      <w:r>
+        <w:t>        .jar-</w:t>
+      </w:r>
+      <w:proofErr w:type="gramStart"/>
+      <w:r>
+        <w:t>note:nth</w:t>
+      </w:r>
+      <w:proofErr w:type="gramEnd"/>
+      <w:r>
+        <w:t>-</w:t>
+      </w:r>
+      <w:proofErr w:type="gramStart"/>
+      <w:r>
+        <w:t>child(</w:t>
+      </w:r>
+      <w:proofErr w:type="gramEnd"/>
+      <w:r>
+        <w:t xml:space="preserve">3) </w:t>
+      </w:r>
+      <w:proofErr w:type="gramStart"/>
+      <w:r>
+        <w:t>{ transform</w:t>
+      </w:r>
+      <w:proofErr w:type="gramEnd"/>
+      <w:r>
+        <w:t>: rotate(10deg); background: #e0f7fa</w:t>
+      </w:r>
+      <w:proofErr w:type="gramStart"/>
+      <w:r>
+        <w:t>; }</w:t>
+      </w:r>
+      <w:proofErr w:type="gramEnd"/>
+    </w:p>
+    <w:p>
+      <w:r>
+        <w:t>        .jar-</w:t>
+      </w:r>
+      <w:proofErr w:type="gramStart"/>
+      <w:r>
+        <w:t>note:nth</w:t>
+      </w:r>
+      <w:proofErr w:type="gramEnd"/>
+      <w:r>
+        <w:t>-</w:t>
+      </w:r>
+      <w:proofErr w:type="gramStart"/>
+      <w:r>
+        <w:t>child(</w:t>
+      </w:r>
+      <w:proofErr w:type="gramEnd"/>
+      <w:r>
+        <w:t xml:space="preserve">4) </w:t>
+      </w:r>
+      <w:proofErr w:type="gramStart"/>
+      <w:r>
+        <w:t>{ transform</w:t>
+      </w:r>
+      <w:proofErr w:type="gramEnd"/>
+      <w:r>
+        <w:t>: rotate(-35deg); background: #4ba3e3</w:t>
+      </w:r>
+      <w:proofErr w:type="gramStart"/>
+      <w:r>
+        <w:t>; }</w:t>
+      </w:r>
+      <w:proofErr w:type="gramEnd"/>
+    </w:p>
+    <w:p>
+      <w:r>
+        <w:lastRenderedPageBreak/>
+        <w:t>        .jar-</w:t>
+      </w:r>
+      <w:proofErr w:type="gramStart"/>
+      <w:r>
+        <w:t>note:nth</w:t>
+      </w:r>
+      <w:proofErr w:type="gramEnd"/>
+      <w:r>
+        <w:t>-</w:t>
+      </w:r>
+      <w:proofErr w:type="gramStart"/>
+      <w:r>
+        <w:t>child(</w:t>
+      </w:r>
+      <w:proofErr w:type="gramEnd"/>
+      <w:r>
+        <w:t xml:space="preserve">5) </w:t>
+      </w:r>
+      <w:proofErr w:type="gramStart"/>
+      <w:r>
+        <w:t>{ transform</w:t>
+      </w:r>
+      <w:proofErr w:type="gramEnd"/>
+      <w:r>
+        <w:t>: rotate(45deg); background: #6fffe9</w:t>
+      </w:r>
+      <w:proofErr w:type="gramStart"/>
+      <w:r>
+        <w:t>; }</w:t>
+      </w:r>
+      <w:proofErr w:type="gramEnd"/>
+    </w:p>
+    <w:p/>
+    <w:p>
+      <w:r>
+        <w:t>        /* Shake &amp; Scatter Chaos Logic */</w:t>
+      </w:r>
+    </w:p>
+    <w:p>
+      <w:r>
+        <w:t xml:space="preserve">        </w:t>
+      </w:r>
+      <w:proofErr w:type="gramStart"/>
+      <w:r>
+        <w:t>.shake</w:t>
+      </w:r>
+      <w:proofErr w:type="gramEnd"/>
+      <w:r>
+        <w:t xml:space="preserve">-btn </w:t>
+      </w:r>
+      <w:proofErr w:type="gramStart"/>
+      <w:r>
+        <w:t>{ background</w:t>
+      </w:r>
+      <w:proofErr w:type="gramEnd"/>
+      <w:r>
+        <w:t>: #00bfff; border: none; padding: 10px 20px; border-radius: 20px; color: #0b132b; font-size: 0.85rem; font-weight: 500; cursor: pointer; transition: 0.2s; margin-top: 10px</w:t>
+      </w:r>
+      <w:proofErr w:type="gramStart"/>
+      <w:r>
+        <w:t>; }</w:t>
+      </w:r>
+      <w:proofErr w:type="gramEnd"/>
+    </w:p>
+    <w:p>
+      <w:r>
+        <w:t xml:space="preserve">        </w:t>
+      </w:r>
+      <w:proofErr w:type="gramStart"/>
+      <w:r>
+        <w:t>.shake</w:t>
+      </w:r>
+      <w:proofErr w:type="gramEnd"/>
+      <w:r>
+        <w:t>-</w:t>
+      </w:r>
+      <w:proofErr w:type="gramStart"/>
+      <w:r>
+        <w:t>btn:hover</w:t>
+      </w:r>
+      <w:proofErr w:type="gramEnd"/>
+      <w:r>
+        <w:t xml:space="preserve"> </w:t>
+      </w:r>
+      <w:proofErr w:type="gramStart"/>
+      <w:r>
+        <w:t>{ background</w:t>
+      </w:r>
+      <w:proofErr w:type="gramEnd"/>
+      <w:r>
+        <w:t xml:space="preserve">: #6fffe9; transform: </w:t>
+      </w:r>
+      <w:proofErr w:type="gramStart"/>
+      <w:r>
+        <w:t>scale(</w:t>
+      </w:r>
+      <w:proofErr w:type="gramEnd"/>
+      <w:r>
+        <w:t>1.05)</w:t>
+      </w:r>
+      <w:proofErr w:type="gramStart"/>
+      <w:r>
+        <w:t>; }</w:t>
+      </w:r>
+      <w:proofErr w:type="gramEnd"/>
+    </w:p>
+    <w:p>
+      <w:r>
+        <w:t xml:space="preserve">        </w:t>
+      </w:r>
+    </w:p>
+    <w:p>
+      <w:r>
+        <w:t>        .jar-</w:t>
+      </w:r>
+      <w:proofErr w:type="gramStart"/>
+      <w:r>
+        <w:t>container.shake</w:t>
+      </w:r>
+      <w:proofErr w:type="gramEnd"/>
+      <w:r>
+        <w:t xml:space="preserve"> </w:t>
+      </w:r>
+      <w:proofErr w:type="gramStart"/>
+      <w:r>
+        <w:t>{ animation</w:t>
+      </w:r>
+      <w:proofErr w:type="gramEnd"/>
+      <w:r>
+        <w:t>: shakeRealJar 0.6s ease-in-out</w:t>
+      </w:r>
+      <w:proofErr w:type="gramStart"/>
+      <w:r>
+        <w:t>; }</w:t>
+      </w:r>
+      <w:proofErr w:type="gramEnd"/>
+    </w:p>
+    <w:p>
+      <w:r>
+        <w:t>        .jar-</w:t>
+      </w:r>
+      <w:proofErr w:type="gramStart"/>
+      <w:r>
+        <w:t>container.shake</w:t>
+      </w:r>
+      <w:proofErr w:type="gramEnd"/>
+      <w:r>
+        <w:t xml:space="preserve"> .jar-note </w:t>
+      </w:r>
+      <w:proofErr w:type="gramStart"/>
+      <w:r>
+        <w:t>{ animation</w:t>
+      </w:r>
+      <w:proofErr w:type="gramEnd"/>
+      <w:r>
+        <w:t>: scatterNotesInside 0.6s ease-in-out</w:t>
+      </w:r>
+      <w:proofErr w:type="gramStart"/>
+      <w:r>
+        <w:t>; }</w:t>
+      </w:r>
+      <w:proofErr w:type="gramEnd"/>
+    </w:p>
+    <w:p/>
+    <w:p>
+      <w:r>
+        <w:t>        /* Floating / Modal System */</w:t>
+      </w:r>
+    </w:p>
+    <w:p>
+      <w:r>
+        <w:t xml:space="preserve">        </w:t>
+      </w:r>
+      <w:proofErr w:type="gramStart"/>
+      <w:r>
+        <w:t>.music</w:t>
+      </w:r>
+      <w:proofErr w:type="gramEnd"/>
+      <w:r>
+        <w:t xml:space="preserve">-disc-btn </w:t>
+      </w:r>
+      <w:proofErr w:type="gramStart"/>
+      <w:r>
+        <w:t>{ position</w:t>
+      </w:r>
+      <w:proofErr w:type="gramEnd"/>
+      <w:r>
+        <w:t xml:space="preserve">: absolute; bottom: 25px; right: 25px; z-index: 99; width: 44px; height: 44px; background: </w:t>
+      </w:r>
+      <w:proofErr w:type="gramStart"/>
+      <w:r>
+        <w:t>rgba(</w:t>
+      </w:r>
+      <w:proofErr w:type="gramEnd"/>
+      <w:r>
+        <w:t xml:space="preserve">111, 255, 233, 0.3); border: 1px solid </w:t>
+      </w:r>
+      <w:proofErr w:type="gramStart"/>
+      <w:r>
+        <w:t>rgba(</w:t>
+      </w:r>
+      <w:proofErr w:type="gramEnd"/>
+      <w:r>
+        <w:t>111, 255, 233, 0.5); border-radius: 50%; display: flex; justify-content: center; align-items: center; cursor: pointer</w:t>
+      </w:r>
+      <w:proofErr w:type="gramStart"/>
+      <w:r>
+        <w:t>; }</w:t>
+      </w:r>
+      <w:proofErr w:type="gramEnd"/>
+    </w:p>
+    <w:p>
+      <w:r>
+        <w:t xml:space="preserve">        </w:t>
+      </w:r>
+      <w:proofErr w:type="gramStart"/>
+      <w:r>
+        <w:t>.music</w:t>
+      </w:r>
+      <w:proofErr w:type="gramEnd"/>
+      <w:r>
+        <w:t>-disc-</w:t>
+      </w:r>
+      <w:proofErr w:type="gramStart"/>
+      <w:r>
+        <w:t>btn.spinning</w:t>
+      </w:r>
+      <w:proofErr w:type="gramEnd"/>
+      <w:r>
+        <w:t xml:space="preserve"> </w:t>
+      </w:r>
+      <w:proofErr w:type="gramStart"/>
+      <w:r>
+        <w:t>{ animation</w:t>
+      </w:r>
+      <w:proofErr w:type="gramEnd"/>
+      <w:r>
+        <w:t>: spinIcon 4s linear infinite</w:t>
+      </w:r>
+      <w:proofErr w:type="gramStart"/>
+      <w:r>
+        <w:t>; }</w:t>
+      </w:r>
+      <w:proofErr w:type="gramEnd"/>
+    </w:p>
+    <w:p/>
+    <w:p>
+      <w:r>
+        <w:t>        /* Image Zoom Modal &amp; Birthday Ending Modal */</w:t>
+      </w:r>
+    </w:p>
+    <w:p>
+      <w:r>
+        <w:t xml:space="preserve">        </w:t>
+      </w:r>
+      <w:proofErr w:type="gramStart"/>
+      <w:r>
+        <w:t>.overlay</w:t>
+      </w:r>
+      <w:proofErr w:type="gramEnd"/>
+      <w:r>
+        <w:t xml:space="preserve">-modal </w:t>
+      </w:r>
+      <w:proofErr w:type="gramStart"/>
+      <w:r>
+        <w:t>{ position</w:t>
+      </w:r>
+      <w:proofErr w:type="gramEnd"/>
+      <w:r>
+        <w:t xml:space="preserve">: absolute; top: 0; left: 0; width: 100%; height: 100%; background: </w:t>
+      </w:r>
+      <w:proofErr w:type="gramStart"/>
+      <w:r>
+        <w:t>rgba(</w:t>
+      </w:r>
+      <w:proofErr w:type="gramEnd"/>
+      <w:r>
+        <w:t>11, 19, 43, 0.95); z-index: 999; display: none; justify-content: center; align-items: center; padding: 20px</w:t>
+      </w:r>
+      <w:proofErr w:type="gramStart"/>
+      <w:r>
+        <w:t>; }</w:t>
+      </w:r>
+      <w:proofErr w:type="gramEnd"/>
+    </w:p>
+    <w:p>
+      <w:r>
+        <w:t xml:space="preserve">        </w:t>
+      </w:r>
+      <w:proofErr w:type="gramStart"/>
+      <w:r>
+        <w:t>.overlay</w:t>
+      </w:r>
+      <w:proofErr w:type="gramEnd"/>
+      <w:r>
+        <w:t>-</w:t>
+      </w:r>
+      <w:proofErr w:type="gramStart"/>
+      <w:r>
+        <w:t>modal.active</w:t>
+      </w:r>
+      <w:proofErr w:type="gramEnd"/>
+      <w:r>
+        <w:t xml:space="preserve"> </w:t>
+      </w:r>
+      <w:proofErr w:type="gramStart"/>
+      <w:r>
+        <w:t>{ display</w:t>
+      </w:r>
+      <w:proofErr w:type="gramEnd"/>
+      <w:r>
+        <w:t>: flex</w:t>
+      </w:r>
+      <w:proofErr w:type="gramStart"/>
+      <w:r>
+        <w:t>; }</w:t>
+      </w:r>
+      <w:proofErr w:type="gramEnd"/>
+    </w:p>
+    <w:p>
+      <w:r>
+        <w:t xml:space="preserve">        </w:t>
+      </w:r>
+      <w:proofErr w:type="gramStart"/>
+      <w:r>
+        <w:t>.zoom</w:t>
+      </w:r>
+      <w:proofErr w:type="gramEnd"/>
+      <w:r>
+        <w:t xml:space="preserve">-img </w:t>
+      </w:r>
+      <w:proofErr w:type="gramStart"/>
+      <w:r>
+        <w:t>{ width</w:t>
+      </w:r>
+      <w:proofErr w:type="gramEnd"/>
+      <w:r>
+        <w:t>: 90%; max-height: 60%; object-fit: contain; border-radius: 8px; border: 4px solid white</w:t>
+      </w:r>
+      <w:proofErr w:type="gramStart"/>
+      <w:r>
+        <w:t>; }</w:t>
+      </w:r>
+      <w:proofErr w:type="gramEnd"/>
+    </w:p>
+    <w:p>
+      <w:r>
+        <w:t xml:space="preserve">        </w:t>
+      </w:r>
+    </w:p>
+    <w:p>
+      <w:r>
+        <w:t xml:space="preserve">        </w:t>
+      </w:r>
+      <w:proofErr w:type="gramStart"/>
+      <w:r>
+        <w:t>.birthday</w:t>
+      </w:r>
+      <w:proofErr w:type="gramEnd"/>
+      <w:r>
+        <w:t xml:space="preserve">-card-modal </w:t>
+      </w:r>
+      <w:proofErr w:type="gramStart"/>
+      <w:r>
+        <w:t>{ background</w:t>
+      </w:r>
+      <w:proofErr w:type="gramEnd"/>
+      <w:r>
+        <w:t xml:space="preserve">: </w:t>
+      </w:r>
+      <w:proofErr w:type="gramStart"/>
+      <w:r>
+        <w:t>rgba(</w:t>
+      </w:r>
+      <w:proofErr w:type="gramEnd"/>
+      <w:r>
+        <w:t xml:space="preserve">28, 37, 65, 0.95); border: 2px solid #6fffe9; border-radius: 24px; padding: 30px 20px; text-align: center; width: 85%; box-shadow: 0 20px 50px </w:t>
+      </w:r>
+      <w:proofErr w:type="gramStart"/>
+      <w:r>
+        <w:t>rgba(</w:t>
+      </w:r>
+      <w:proofErr w:type="gramEnd"/>
+      <w:r>
+        <w:t>0,0,0,0.6); position: relative</w:t>
+      </w:r>
+      <w:proofErr w:type="gramStart"/>
+      <w:r>
+        <w:t>; }</w:t>
+      </w:r>
+      <w:proofErr w:type="gramEnd"/>
+    </w:p>
+    <w:p>
+      <w:r>
+        <w:lastRenderedPageBreak/>
+        <w:t xml:space="preserve">        </w:t>
+      </w:r>
+      <w:proofErr w:type="gramStart"/>
+      <w:r>
+        <w:t>.close</w:t>
+      </w:r>
+      <w:proofErr w:type="gramEnd"/>
+      <w:r>
+        <w:t xml:space="preserve">-modal-btn </w:t>
+      </w:r>
+      <w:proofErr w:type="gramStart"/>
+      <w:r>
+        <w:t>{ background</w:t>
+      </w:r>
+      <w:proofErr w:type="gramEnd"/>
+      <w:r>
+        <w:t xml:space="preserve">: </w:t>
+      </w:r>
+      <w:proofErr w:type="gramStart"/>
+      <w:r>
+        <w:t>rgba(</w:t>
+      </w:r>
+      <w:proofErr w:type="gramEnd"/>
+      <w:r>
+        <w:t xml:space="preserve">255,255,255,0.05); border: 1px solid </w:t>
+      </w:r>
+      <w:proofErr w:type="gramStart"/>
+      <w:r>
+        <w:t>rgba(</w:t>
+      </w:r>
+      <w:proofErr w:type="gramEnd"/>
+      <w:r>
+        <w:t>255,255,255,0.1); padding: 8px 24px; border-radius: 20px; color: #b0e0e6; font-size: 0.85rem; margin-top: 20px; cursor: pointer</w:t>
+      </w:r>
+      <w:proofErr w:type="gramStart"/>
+      <w:r>
+        <w:t>; }</w:t>
+      </w:r>
+      <w:proofErr w:type="gramEnd"/>
+    </w:p>
+    <w:p/>
+    <w:p>
+      <w:r>
+        <w:t xml:space="preserve">        @keyframes spinIcon </w:t>
+      </w:r>
+      <w:proofErr w:type="gramStart"/>
+      <w:r>
+        <w:t>{ 100</w:t>
+      </w:r>
+      <w:proofErr w:type="gramEnd"/>
+      <w:r>
+        <w:t xml:space="preserve">% </w:t>
+      </w:r>
+      <w:proofErr w:type="gramStart"/>
+      <w:r>
+        <w:t>{ transform</w:t>
+      </w:r>
+      <w:proofErr w:type="gramEnd"/>
+      <w:r>
+        <w:t>: rotate(360deg)</w:t>
+      </w:r>
+      <w:proofErr w:type="gramStart"/>
+      <w:r>
+        <w:t>; }</w:t>
+      </w:r>
+      <w:proofErr w:type="gramEnd"/>
+      <w:r>
+        <w:t xml:space="preserve"> }</w:t>
+      </w:r>
+    </w:p>
+    <w:p>
+      <w:r>
+        <w:t xml:space="preserve">        @keyframes bounce </w:t>
+      </w:r>
+      <w:proofErr w:type="gramStart"/>
+      <w:r>
+        <w:t>{ 0</w:t>
+      </w:r>
+      <w:proofErr w:type="gramEnd"/>
+      <w:r>
+        <w:t xml:space="preserve">%, 100% </w:t>
+      </w:r>
+      <w:proofErr w:type="gramStart"/>
+      <w:r>
+        <w:t>{ transform</w:t>
+      </w:r>
+      <w:proofErr w:type="gramEnd"/>
+      <w:r>
+        <w:t xml:space="preserve">: </w:t>
+      </w:r>
+      <w:proofErr w:type="gramStart"/>
+      <w:r>
+        <w:t>translateY(</w:t>
+      </w:r>
+      <w:proofErr w:type="gramEnd"/>
+      <w:r>
+        <w:t>0)</w:t>
+      </w:r>
+      <w:proofErr w:type="gramStart"/>
+      <w:r>
+        <w:t>; }</w:t>
+      </w:r>
+      <w:proofErr w:type="gramEnd"/>
+      <w:r>
+        <w:t xml:space="preserve"> 50% </w:t>
+      </w:r>
+      <w:proofErr w:type="gramStart"/>
+      <w:r>
+        <w:t>{ transform</w:t>
+      </w:r>
+      <w:proofErr w:type="gramEnd"/>
+      <w:r>
+        <w:t>: translateY(-10px)</w:t>
+      </w:r>
+      <w:proofErr w:type="gramStart"/>
+      <w:r>
+        <w:t>; }</w:t>
+      </w:r>
+      <w:proofErr w:type="gramEnd"/>
+      <w:r>
+        <w:t xml:space="preserve"> }</w:t>
+      </w:r>
+    </w:p>
+    <w:p>
+      <w:r>
+        <w:t xml:space="preserve">        </w:t>
+      </w:r>
+    </w:p>
+    <w:p>
+      <w:r>
+        <w:t>        /* Animasi Mengocok Toples */</w:t>
+      </w:r>
+    </w:p>
+    <w:p>
+      <w:r>
+        <w:t>        @keyframes shakeRealJar {</w:t>
+      </w:r>
+    </w:p>
+    <w:p>
+      <w:r>
+        <w:t xml:space="preserve">            0%, 100% </w:t>
+      </w:r>
+      <w:proofErr w:type="gramStart"/>
+      <w:r>
+        <w:t>{ transform</w:t>
+      </w:r>
+      <w:proofErr w:type="gramEnd"/>
+      <w:r>
+        <w:t xml:space="preserve">: </w:t>
+      </w:r>
+      <w:proofErr w:type="gramStart"/>
+      <w:r>
+        <w:t>translateX(</w:t>
+      </w:r>
+      <w:proofErr w:type="gramEnd"/>
+      <w:r>
+        <w:t>0) rotate(0deg)</w:t>
+      </w:r>
+      <w:proofErr w:type="gramStart"/>
+      <w:r>
+        <w:t>; }</w:t>
+      </w:r>
+      <w:proofErr w:type="gramEnd"/>
+    </w:p>
+    <w:p>
+      <w:r>
+        <w:t xml:space="preserve">            20% </w:t>
+      </w:r>
+      <w:proofErr w:type="gramStart"/>
+      <w:r>
+        <w:t>{ transform</w:t>
+      </w:r>
+      <w:proofErr w:type="gramEnd"/>
+      <w:r>
+        <w:t>: translateX(-10px) rotate(-5deg) translateY(-5px)</w:t>
+      </w:r>
+      <w:proofErr w:type="gramStart"/>
+      <w:r>
+        <w:t>; }</w:t>
+      </w:r>
+      <w:proofErr w:type="gramEnd"/>
+    </w:p>
+    <w:p>
+      <w:r>
+        <w:t xml:space="preserve">            40% </w:t>
+      </w:r>
+      <w:proofErr w:type="gramStart"/>
+      <w:r>
+        <w:t>{ transform</w:t>
+      </w:r>
+      <w:proofErr w:type="gramEnd"/>
+      <w:r>
+        <w:t>: translateX(10px) rotate(6deg) translateY(3px)</w:t>
+      </w:r>
+      <w:proofErr w:type="gramStart"/>
+      <w:r>
+        <w:t>; }</w:t>
+      </w:r>
+      <w:proofErr w:type="gramEnd"/>
+    </w:p>
+    <w:p>
+      <w:r>
+        <w:t xml:space="preserve">            60% </w:t>
+      </w:r>
+      <w:proofErr w:type="gramStart"/>
+      <w:r>
+        <w:t>{ transform</w:t>
+      </w:r>
+      <w:proofErr w:type="gramEnd"/>
+      <w:r>
+        <w:t>: translateX(-8px) rotate(-4deg) translateY(-2px)</w:t>
+      </w:r>
+      <w:proofErr w:type="gramStart"/>
+      <w:r>
+        <w:t>; }</w:t>
+      </w:r>
+      <w:proofErr w:type="gramEnd"/>
+    </w:p>
+    <w:p>
+      <w:r>
+        <w:t xml:space="preserve">            80% </w:t>
+      </w:r>
+      <w:proofErr w:type="gramStart"/>
+      <w:r>
+        <w:t>{ transform</w:t>
+      </w:r>
+      <w:proofErr w:type="gramEnd"/>
+      <w:r>
+        <w:t>: translateX(6px) rotate(3deg) translateY(2px)</w:t>
+      </w:r>
+      <w:proofErr w:type="gramStart"/>
+      <w:r>
+        <w:t>; }</w:t>
+      </w:r>
+      <w:proofErr w:type="gramEnd"/>
+    </w:p>
+    <w:p>
+      <w:r>
+        <w:t>        }</w:t>
+      </w:r>
+    </w:p>
+    <w:p>
+      <w:r>
+        <w:t>        /* Animasi Hamburan Kertas Berantakan di Dalam Toples */</w:t>
+      </w:r>
+    </w:p>
+    <w:p>
+      <w:r>
+        <w:t>        @keyframes scatterNotesInside {</w:t>
+      </w:r>
+    </w:p>
+    <w:p>
+      <w:r>
+        <w:t xml:space="preserve">            0% </w:t>
+      </w:r>
+      <w:proofErr w:type="gramStart"/>
+      <w:r>
+        <w:t>{ transform</w:t>
+      </w:r>
+      <w:proofErr w:type="gramEnd"/>
+      <w:r>
+        <w:t xml:space="preserve">: </w:t>
+      </w:r>
+      <w:proofErr w:type="gramStart"/>
+      <w:r>
+        <w:t>translateY(</w:t>
+      </w:r>
+      <w:proofErr w:type="gramEnd"/>
+      <w:r>
+        <w:t xml:space="preserve">0) </w:t>
+      </w:r>
+      <w:proofErr w:type="gramStart"/>
+      <w:r>
+        <w:t>rotate(</w:t>
+      </w:r>
+      <w:proofErr w:type="gramEnd"/>
+      <w:r>
+        <w:t>0)</w:t>
+      </w:r>
+      <w:proofErr w:type="gramStart"/>
+      <w:r>
+        <w:t>; }</w:t>
+      </w:r>
+      <w:proofErr w:type="gramEnd"/>
+    </w:p>
+    <w:p>
+      <w:r>
+        <w:t xml:space="preserve">            25% </w:t>
+      </w:r>
+      <w:proofErr w:type="gramStart"/>
+      <w:r>
+        <w:t>{ transform</w:t>
+      </w:r>
+      <w:proofErr w:type="gramEnd"/>
+      <w:r>
+        <w:t xml:space="preserve">: translateY(-80px) translateX(-20px) rotate(120deg) </w:t>
+      </w:r>
+      <w:proofErr w:type="gramStart"/>
+      <w:r>
+        <w:t>scale(</w:t>
+      </w:r>
+      <w:proofErr w:type="gramEnd"/>
+      <w:r>
+        <w:t>1.1)</w:t>
+      </w:r>
+      <w:proofErr w:type="gramStart"/>
+      <w:r>
+        <w:t>; }</w:t>
+      </w:r>
+      <w:proofErr w:type="gramEnd"/>
+    </w:p>
+    <w:p>
+      <w:r>
+        <w:t xml:space="preserve">            50% </w:t>
+      </w:r>
+      <w:proofErr w:type="gramStart"/>
+      <w:r>
+        <w:t>{ transform</w:t>
+      </w:r>
+      <w:proofErr w:type="gramEnd"/>
+      <w:r>
+        <w:t xml:space="preserve">: translateY(-30px) translateX(25px) rotate(-160deg) </w:t>
+      </w:r>
+      <w:proofErr w:type="gramStart"/>
+      <w:r>
+        <w:t>scale(</w:t>
+      </w:r>
+      <w:proofErr w:type="gramEnd"/>
+      <w:r>
+        <w:t>0.9)</w:t>
+      </w:r>
+      <w:proofErr w:type="gramStart"/>
+      <w:r>
+        <w:t>; }</w:t>
+      </w:r>
+      <w:proofErr w:type="gramEnd"/>
+    </w:p>
+    <w:p>
+      <w:r>
+        <w:t xml:space="preserve">            75% </w:t>
+      </w:r>
+      <w:proofErr w:type="gramStart"/>
+      <w:r>
+        <w:t>{ transform</w:t>
+      </w:r>
+      <w:proofErr w:type="gramEnd"/>
+      <w:r>
+        <w:t xml:space="preserve">: translateY(-100px) translateX(-10px) rotate(240deg) </w:t>
+      </w:r>
+      <w:proofErr w:type="gramStart"/>
+      <w:r>
+        <w:t>scale(</w:t>
+      </w:r>
+      <w:proofErr w:type="gramEnd"/>
+      <w:r>
+        <w:t>1.05)</w:t>
+      </w:r>
+      <w:proofErr w:type="gramStart"/>
+      <w:r>
+        <w:t>; }</w:t>
+      </w:r>
+      <w:proofErr w:type="gramEnd"/>
+    </w:p>
+    <w:p>
+      <w:r>
+        <w:t xml:space="preserve">            100% </w:t>
+      </w:r>
+      <w:proofErr w:type="gramStart"/>
+      <w:r>
+        <w:t>{ transform</w:t>
+      </w:r>
+      <w:proofErr w:type="gramEnd"/>
+      <w:r>
+        <w:t xml:space="preserve">: </w:t>
+      </w:r>
+      <w:proofErr w:type="gramStart"/>
+      <w:r>
+        <w:t>translateY(</w:t>
+      </w:r>
+      <w:proofErr w:type="gramEnd"/>
+      <w:r>
+        <w:t xml:space="preserve">0) </w:t>
+      </w:r>
+      <w:proofErr w:type="gramStart"/>
+      <w:r>
+        <w:t>scale(</w:t>
+      </w:r>
+      <w:proofErr w:type="gramEnd"/>
+      <w:r>
+        <w:t>1)</w:t>
+      </w:r>
+      <w:proofErr w:type="gramStart"/>
+      <w:r>
+        <w:t>; }</w:t>
+      </w:r>
+      <w:proofErr w:type="gramEnd"/>
+    </w:p>
+    <w:p>
+      <w:r>
+        <w:t>        }</w:t>
+      </w:r>
+    </w:p>
+    <w:p>
+      <w:r>
+        <w:t>    &lt;/style&gt;</w:t>
+      </w:r>
+    </w:p>
+    <w:p>
+      <w:r>
+        <w:t>&lt;/head&gt;</w:t>
+      </w:r>
+    </w:p>
+    <w:p>
+      <w:r>
+        <w:t>&lt;body&gt;</w:t>
+      </w:r>
+    </w:p>
+    <w:p/>
+    <w:p>
+      <w:r>
+        <w:t xml:space="preserve">    </w:t>
+      </w:r>
+      <w:proofErr w:type="gramStart"/>
+      <w:r>
+        <w:t>&lt;!--</w:t>
+      </w:r>
+      <w:proofErr w:type="gramEnd"/>
+      <w:r>
+        <w:t xml:space="preserve"> Audio Track Utama (Bawaan Diubah Menjadi Perfect) --&gt;</w:t>
+      </w:r>
+    </w:p>
+    <w:p>
+      <w:r>
+        <w:t>    &lt;audio id="audioTrack" src="Perfect - Ed Sheeran.mp3" loop&gt;&lt;/audio&gt;</w:t>
+      </w:r>
+    </w:p>
+    <w:p/>
+    <w:p>
+      <w:r>
+        <w:t>    &lt;div class="music-disc-btn" id="musicBtn" onclick="</w:t>
+      </w:r>
+      <w:proofErr w:type="gramStart"/>
+      <w:r>
+        <w:t>toggleAudioState(</w:t>
+      </w:r>
+      <w:proofErr w:type="gramEnd"/>
+      <w:r>
+        <w:t>)"&gt;</w:t>
+      </w:r>
+    </w:p>
+    <w:p>
+      <w:r>
+        <w:t>        &lt;span style="font-size: 0.9rem;"&gt;</w:t>
+      </w:r>
+      <w:r>
+        <w:rPr>
+          <w:rFonts w:ascii="Segoe UI Emoji" w:hAnsi="Segoe UI Emoji" w:cs="Segoe UI Emoji"/>
+        </w:rPr>
+        <w:t>🎵</w:t>
+      </w:r>
+      <w:r>
+        <w:t>&lt;/span&gt;</w:t>
+      </w:r>
+    </w:p>
+    <w:p>
+      <w:r>
+        <w:t>    &lt;/div&gt;</w:t>
+      </w:r>
+    </w:p>
+    <w:p/>
+    <w:p>
+      <w:r>
+        <w:t xml:space="preserve">    </w:t>
+      </w:r>
+      <w:proofErr w:type="gramStart"/>
+      <w:r>
+        <w:t>&lt;!--</w:t>
+      </w:r>
+      <w:proofErr w:type="gramEnd"/>
+      <w:r>
+        <w:t xml:space="preserve"> MAIN OVERLAY MODALS --&gt;</w:t>
+      </w:r>
+    </w:p>
+    <w:p>
+      <w:r>
+        <w:t>    &lt;div class="overlay-modal" id="imageModal" onclick="</w:t>
+      </w:r>
+      <w:proofErr w:type="gramStart"/>
+      <w:r>
+        <w:t>closeImageZoom(</w:t>
+      </w:r>
+      <w:proofErr w:type="gramEnd"/>
+      <w:r>
+        <w:t>)"&gt;</w:t>
+      </w:r>
+    </w:p>
+    <w:p>
+      <w:r>
+        <w:t>        &lt;img src="" class="zoom-img" id="targetZoomedImg"&gt;</w:t>
+      </w:r>
+    </w:p>
+    <w:p>
+      <w:r>
+        <w:t>    &lt;/div&gt;</w:t>
+      </w:r>
+    </w:p>
+    <w:p/>
+    <w:p>
+      <w:r>
+        <w:t>    &lt;div class="overlay-modal" id="birthdayModal"&gt;</w:t>
+      </w:r>
+    </w:p>
+    <w:p>
+      <w:r>
+        <w:t>        &lt;div class="birthday-card-modal"&gt;</w:t>
+      </w:r>
+    </w:p>
+    <w:p>
+      <w:r>
+        <w:t>            &lt;div style="font-size: 3rem; margin-bottom: 10px;"&gt;</w:t>
+      </w:r>
+      <w:r>
+        <w:rPr>
+          <w:rFonts w:ascii="Segoe UI Emoji" w:hAnsi="Segoe UI Emoji" w:cs="Segoe UI Emoji"/>
+        </w:rPr>
+        <w:t>🎂</w:t>
+      </w:r>
+      <w:r>
+        <w:t>&lt;/div&gt;</w:t>
+      </w:r>
+    </w:p>
+    <w:p>
+      <w:r>
+        <w:t xml:space="preserve">            &lt;h2 class="serif-title" style="font-size: 1.8rem; margin-bottom: 10px;"&gt;Happy </w:t>
+      </w:r>
+      <w:proofErr w:type="gramStart"/>
+      <w:r>
+        <w:t>Birthday!&lt;</w:t>
+      </w:r>
+      <w:proofErr w:type="gramEnd"/>
+      <w:r>
+        <w:t>/h2&gt;</w:t>
+      </w:r>
+    </w:p>
+    <w:p>
+      <w:r>
+        <w:t xml:space="preserve">            &lt;p style="font-size: 0.85rem; color: #b0e0e6; opacity: 0.8; margin-bottom: 5px;"&gt;The most special Calulla </w:t>
+      </w:r>
+      <w:r>
+        <w:rPr>
+          <w:rFonts w:ascii="Segoe UI Emoji" w:hAnsi="Segoe UI Emoji" w:cs="Segoe UI Emoji"/>
+        </w:rPr>
+        <w:t>❄️</w:t>
+      </w:r>
+      <w:r>
+        <w:t>&lt;/p&gt;</w:t>
+      </w:r>
+    </w:p>
+    <w:p>
+      <w:r>
+        <w:t>            &lt;button class="close-modal-btn" onclick="</w:t>
+      </w:r>
+      <w:proofErr w:type="gramStart"/>
+      <w:r>
+        <w:t>closeBirthdayModal(</w:t>
+      </w:r>
+      <w:proofErr w:type="gramEnd"/>
+      <w:r>
+        <w:t>)"&gt;Close ×&lt;/button&gt;</w:t>
+      </w:r>
+    </w:p>
+    <w:p>
+      <w:r>
+        <w:t>        &lt;/div&gt;</w:t>
+      </w:r>
+    </w:p>
+    <w:p>
+      <w:r>
+        <w:t>    &lt;/div&gt;</w:t>
+      </w:r>
+    </w:p>
+    <w:p/>
+    <w:p>
+      <w:r>
+        <w:t xml:space="preserve">    </w:t>
+      </w:r>
+      <w:proofErr w:type="gramStart"/>
+      <w:r>
+        <w:t>&lt;!--</w:t>
+      </w:r>
+      <w:proofErr w:type="gramEnd"/>
+      <w:r>
+        <w:t xml:space="preserve"> CONTAINER SMARTPHONE --&gt;</w:t>
+      </w:r>
+    </w:p>
+    <w:p>
+      <w:r>
+        <w:t>    &lt;div class="phone-container" id="mainContainer"&gt;</w:t>
+      </w:r>
+    </w:p>
+    <w:p>
+      <w:r>
+        <w:lastRenderedPageBreak/>
+        <w:t>        &lt;canvas id="petal-canvas"&gt;&lt;/canvas&gt;</w:t>
+      </w:r>
+    </w:p>
+    <w:p/>
+    <w:p>
+      <w:r>
+        <w:t xml:space="preserve">        </w:t>
+      </w:r>
+      <w:proofErr w:type="gramStart"/>
+      <w:r>
+        <w:t>&lt;!--</w:t>
+      </w:r>
+      <w:proofErr w:type="gramEnd"/>
+      <w:r>
+        <w:t xml:space="preserve"> STEP 1: PREPARING (Animasi Asli Dengan Sentuhan Salju) --&gt;</w:t>
+      </w:r>
+    </w:p>
+    <w:p>
+      <w:r>
+        <w:t>        &lt;div class="page-static active" id="slide1"&gt;</w:t>
+      </w:r>
+    </w:p>
+    <w:p>
+      <w:r>
+        <w:t>            &lt;div class="spinner-flower"&gt;</w:t>
+      </w:r>
+      <w:r>
+        <w:rPr>
+          <w:rFonts w:ascii="Segoe UI Emoji" w:hAnsi="Segoe UI Emoji" w:cs="Segoe UI Emoji"/>
+        </w:rPr>
+        <w:t>❄️</w:t>
+      </w:r>
+      <w:r>
+        <w:t>&lt;/div&gt;</w:t>
+      </w:r>
+    </w:p>
+    <w:p>
+      <w:r>
+        <w:t>            &lt;p style="font-size: 0.85rem; letter-spacing: 0.5px; opacity: 0.8;"&gt;Preparing something special for you...&lt;/p&gt;</w:t>
+      </w:r>
+    </w:p>
+    <w:p>
+      <w:r>
+        <w:t>        &lt;/div&gt;</w:t>
+      </w:r>
+    </w:p>
+    <w:p/>
+    <w:p>
+      <w:r>
+        <w:t xml:space="preserve">        </w:t>
+      </w:r>
+      <w:proofErr w:type="gramStart"/>
+      <w:r>
+        <w:t>&lt;!--</w:t>
+      </w:r>
+      <w:proofErr w:type="gramEnd"/>
+      <w:r>
+        <w:t xml:space="preserve"> STEP 2: SECRET CODE PIN PAD (Animasi Asli Berwarna Biru) --&gt;</w:t>
+      </w:r>
+    </w:p>
+    <w:p>
+      <w:r>
+        <w:t>        &lt;div class="page-static" id="slide2"&gt;</w:t>
+      </w:r>
+    </w:p>
+    <w:p>
+      <w:r>
+        <w:t>            &lt;div style="font-size: 2rem; margin-bottom: 5px;"&gt;</w:t>
+      </w:r>
+      <w:r>
+        <w:rPr>
+          <w:rFonts w:ascii="Segoe UI Emoji" w:hAnsi="Segoe UI Emoji" w:cs="Segoe UI Emoji"/>
+        </w:rPr>
+        <w:t>❄️</w:t>
+      </w:r>
+      <w:r>
+        <w:t>&lt;/div&gt;</w:t>
+      </w:r>
+    </w:p>
+    <w:p>
+      <w:r>
+        <w:t>            &lt;h1 class="serif-title"&gt;For You, My Love&lt;/h1&gt;</w:t>
+      </w:r>
+    </w:p>
+    <w:p>
+      <w:r>
+        <w:t>            &lt;p style="font-size: 0.8rem; opacity: 0.7; margin-bottom: 25px;"&gt;Enter our secret code&lt;/p&gt;</w:t>
+      </w:r>
+    </w:p>
+    <w:p>
+      <w:r>
+        <w:t xml:space="preserve">            </w:t>
+      </w:r>
+    </w:p>
+    <w:p>
+      <w:r>
+        <w:t>            &lt;div class="pin-wrapper"&gt;</w:t>
+      </w:r>
+    </w:p>
+    <w:p>
+      <w:r>
+        <w:t>                &lt;div class="dots-container"&gt;</w:t>
+      </w:r>
+    </w:p>
+    <w:p>
+      <w:r>
+        <w:t>                    &lt;div class="pin-dot" id="d0"&gt;&lt;/div&gt;&lt;div class="pin-dot" id="d1"&gt;&lt;/div&gt;</w:t>
+      </w:r>
+    </w:p>
+    <w:p>
+      <w:r>
+        <w:t>                    &lt;div class="pin-dot" id="d2"&gt;&lt;/div&gt;&lt;div class="pin-dot" id="d3"&gt;&lt;/div&gt;</w:t>
+      </w:r>
+    </w:p>
+    <w:p>
+      <w:r>
+        <w:t>                    &lt;div class="pin-dot" id="d4"&gt;&lt;/div&gt;&lt;div class="pin-dot" id="d5"&gt;&lt;/div&gt;</w:t>
+      </w:r>
+    </w:p>
+    <w:p>
+      <w:r>
+        <w:t>                    &lt;div class="pin-dot" id="d6"&gt;&lt;/div&gt;&lt;div class="pin-dot" id="d7"&gt;&lt;/div&gt;</w:t>
+      </w:r>
+    </w:p>
+    <w:p>
+      <w:r>
+        <w:t>                &lt;/div&gt;</w:t>
+      </w:r>
+    </w:p>
+    <w:p>
+      <w:r>
+        <w:t>                &lt;div class="pad-grid"&gt;</w:t>
+      </w:r>
+    </w:p>
+    <w:p>
+      <w:r>
+        <w:t>                    &lt;div class="pad-btn" onclick="typeKey('1')"&gt;I&lt;/div&gt;</w:t>
+      </w:r>
+    </w:p>
+    <w:p>
+      <w:r>
+        <w:t>                    &lt;div class="pad-btn" onclick="typeKey('2')"&gt;2&lt;/div&gt;</w:t>
+      </w:r>
+    </w:p>
+    <w:p>
+      <w:r>
+        <w:lastRenderedPageBreak/>
+        <w:t>                    &lt;div class="pad-btn" onclick="typeKey('3')"&gt;3&lt;/div&gt;</w:t>
+      </w:r>
+    </w:p>
+    <w:p>
+      <w:r>
+        <w:t>                    &lt;div class="pad-btn" onclick="typeKey('4')"&gt;4&lt;/div&gt;</w:t>
+      </w:r>
+    </w:p>
+    <w:p>
+      <w:r>
+        <w:t>                    &lt;div class="pad-btn" onclick="typeKey('5')"&gt;5&lt;/div&gt;</w:t>
+      </w:r>
+    </w:p>
+    <w:p>
+      <w:r>
+        <w:t>                    &lt;div class="pad-btn" onclick="typeKey('6')"&gt;6&lt;/div&gt;</w:t>
+      </w:r>
+    </w:p>
+    <w:p>
+      <w:r>
+        <w:t>                    &lt;div class="pad-btn" onclick="typeKey('7')"&gt;7&lt;/div&gt;</w:t>
+      </w:r>
+    </w:p>
+    <w:p>
+      <w:r>
+        <w:t>                    &lt;div class="pad-btn" onclick="typeKey('8')"&gt;8&lt;/div&gt;</w:t>
+      </w:r>
+    </w:p>
+    <w:p>
+      <w:r>
+        <w:t>                    &lt;div class="pad-btn" onclick="typeKey('9')"&gt;9&lt;/div&gt;</w:t>
+      </w:r>
+    </w:p>
+    <w:p>
+      <w:r>
+        <w:t>                    &lt;div class="pad-btn" onclick="clearKeys()"&gt;</w:t>
+      </w:r>
+      <w:r>
+        <w:rPr>
+          <w:rFonts w:ascii="Segoe UI Symbol" w:hAnsi="Segoe UI Symbol" w:cs="Segoe UI Symbol"/>
+        </w:rPr>
+        <w:t>✕</w:t>
+      </w:r>
+      <w:r>
+        <w:t>&lt;/div&gt;</w:t>
+      </w:r>
+    </w:p>
+    <w:p>
+      <w:r>
+        <w:t>                    &lt;div class="pad-btn" onclick="typeKey('0')"&gt;0&lt;/div&gt;</w:t>
+      </w:r>
+    </w:p>
+    <w:p>
+      <w:r>
+        <w:t>                    &lt;div class="pad-btn" onclick="backspaceKey()"&gt;</w:t>
+      </w:r>
+      <w:r>
+        <w:rPr>
+          <w:rFonts w:ascii="Segoe UI Symbol" w:hAnsi="Segoe UI Symbol" w:cs="Segoe UI Symbol"/>
+        </w:rPr>
+        <w:t>⌫</w:t>
+      </w:r>
+      <w:r>
+        <w:t>&lt;/div&gt;</w:t>
+      </w:r>
+    </w:p>
+    <w:p>
+      <w:r>
+        <w:t>                &lt;/div&gt;</w:t>
+      </w:r>
+    </w:p>
+    <w:p>
+      <w:r>
+        <w:t>            &lt;/div&gt;</w:t>
+      </w:r>
+    </w:p>
+    <w:p>
+      <w:r>
+        <w:t xml:space="preserve">            &lt;p style="font-size: 0.75rem; color: #6fffe9; margin-top: 25px; opacity: 0.8;"&gt;Hint: our special date </w:t>
+      </w:r>
+      <w:r>
+        <w:rPr>
+          <w:rFonts w:ascii="Segoe UI Emoji" w:hAnsi="Segoe UI Emoji" w:cs="Segoe UI Emoji"/>
+        </w:rPr>
+        <w:t>💕</w:t>
+      </w:r>
+      <w:r>
+        <w:t>&lt;/p&gt;</w:t>
+      </w:r>
+    </w:p>
+    <w:p>
+      <w:r>
+        <w:t>        &lt;/div&gt;</w:t>
+      </w:r>
+    </w:p>
+    <w:p/>
+    <w:p>
+      <w:r>
+        <w:t xml:space="preserve">        </w:t>
+      </w:r>
+      <w:proofErr w:type="gramStart"/>
+      <w:r>
+        <w:t>&lt;!--</w:t>
+      </w:r>
+      <w:proofErr w:type="gramEnd"/>
+      <w:r>
+        <w:t xml:space="preserve"> STEP 3: GIFT BOX --&gt;</w:t>
+      </w:r>
+    </w:p>
+    <w:p>
+      <w:r>
+        <w:t>        &lt;div class="page-static" id="slide3"&gt;</w:t>
+      </w:r>
+    </w:p>
+    <w:p>
+      <w:r>
+        <w:t>            &lt;p class="sub-message" id="giftHeader"&gt;</w:t>
+      </w:r>
+      <w:r>
+        <w:rPr>
+          <w:rFonts w:ascii="Segoe UI Emoji" w:hAnsi="Segoe UI Emoji" w:cs="Segoe UI Emoji"/>
+        </w:rPr>
+        <w:t>✨</w:t>
+      </w:r>
+      <w:r>
+        <w:t xml:space="preserve"> Opening your gift... </w:t>
+      </w:r>
+      <w:r>
+        <w:rPr>
+          <w:rFonts w:ascii="Segoe UI Emoji" w:hAnsi="Segoe UI Emoji" w:cs="Segoe UI Emoji"/>
+        </w:rPr>
+        <w:t>✨</w:t>
+      </w:r>
+      <w:r>
+        <w:t>&lt;/p&gt;</w:t>
+      </w:r>
+    </w:p>
+    <w:p>
+      <w:r>
+        <w:t>            &lt;div class="gift-box-anim" id="giftBox" onclick="breakOpenGift()"&gt;</w:t>
+      </w:r>
+      <w:r>
+        <w:rPr>
+          <w:rFonts w:ascii="Segoe UI Emoji" w:hAnsi="Segoe UI Emoji" w:cs="Segoe UI Emoji"/>
+        </w:rPr>
+        <w:t>🎁</w:t>
+      </w:r>
+      <w:r>
+        <w:t>&lt;/div&gt;</w:t>
+      </w:r>
+    </w:p>
+    <w:p>
+      <w:r>
+        <w:t xml:space="preserve">            &lt;p style="font-size: 0.8rem; opacity: 0.6;" id="giftHint"&gt;Tap the gift box to open it </w:t>
+      </w:r>
+      <w:r>
+        <w:rPr>
+          <w:rFonts w:ascii="Segoe UI Emoji" w:hAnsi="Segoe UI Emoji" w:cs="Segoe UI Emoji"/>
+        </w:rPr>
+        <w:t>🎁</w:t>
+      </w:r>
+      <w:r>
+        <w:t>&lt;/p&gt;</w:t>
+      </w:r>
+    </w:p>
+    <w:p>
+      <w:r>
+        <w:t>        &lt;/div&gt;</w:t>
+      </w:r>
+    </w:p>
+    <w:p/>
+    <w:p>
+      <w:r>
+        <w:t xml:space="preserve">        </w:t>
+      </w:r>
+      <w:proofErr w:type="gramStart"/>
+      <w:r>
+        <w:t>&lt;!--</w:t>
+      </w:r>
+      <w:proofErr w:type="gramEnd"/>
+      <w:r>
+        <w:t xml:space="preserve"> ================= BAGIAN FULL MANUAL SCROLL KONTEN ================= --&gt;</w:t>
+      </w:r>
+    </w:p>
+    <w:p>
+      <w:r>
+        <w:t>        &lt;div class="main-scroll-content" id="scrollContent"&gt;</w:t>
+      </w:r>
+    </w:p>
+    <w:p>
+      <w:r>
+        <w:lastRenderedPageBreak/>
+        <w:t xml:space="preserve">            </w:t>
+      </w:r>
+    </w:p>
+    <w:p>
+      <w:r>
+        <w:t xml:space="preserve">            </w:t>
+      </w:r>
+      <w:proofErr w:type="gramStart"/>
+      <w:r>
+        <w:t>&lt;!--</w:t>
+      </w:r>
+      <w:proofErr w:type="gramEnd"/>
+      <w:r>
+        <w:t xml:space="preserve"> SECTION 1: HAPPY BIRTHDAY HERO --&gt;</w:t>
+      </w:r>
+    </w:p>
+    <w:p>
+      <w:r>
+        <w:t>            &lt;div class="scroll-section"&gt;</w:t>
+      </w:r>
+    </w:p>
+    <w:p>
+      <w:r>
+        <w:t>                &lt;p style="font-size: 0.75rem; letter-spacing: 2px; color: #6fffe9; margin-bottom: 15px;"&gt;</w:t>
+      </w:r>
+      <w:r>
+        <w:rPr>
+          <w:rFonts w:ascii="Segoe UI Emoji" w:hAnsi="Segoe UI Emoji" w:cs="Segoe UI Emoji"/>
+        </w:rPr>
+        <w:t>❄️</w:t>
+      </w:r>
+      <w:r>
+        <w:t xml:space="preserve"> Your Special Day </w:t>
+      </w:r>
+      <w:r>
+        <w:rPr>
+          <w:rFonts w:ascii="Segoe UI Emoji" w:hAnsi="Segoe UI Emoji" w:cs="Segoe UI Emoji"/>
+        </w:rPr>
+        <w:t>❄️</w:t>
+      </w:r>
+      <w:r>
+        <w:t>&lt;/p&gt;</w:t>
+      </w:r>
+    </w:p>
+    <w:p>
+      <w:r>
+        <w:t>                &lt;h1 class="serif-title" style="font-size: 2.8rem; line-height: 1.2;"&gt;Happy&lt;br&gt;Birthday&lt;br&gt;&lt;span class="serif-italic" style="font-size: 2.6rem;"&gt;Calulla&lt;/span&gt;&lt;/h1&gt;</w:t>
+      </w:r>
+    </w:p>
+    <w:p>
+      <w:r>
+        <w:t xml:space="preserve">                &lt;div style="width: 40px; height: 1px; background: </w:t>
+      </w:r>
+      <w:proofErr w:type="gramStart"/>
+      <w:r>
+        <w:t>rgba(</w:t>
+      </w:r>
+      <w:proofErr w:type="gramEnd"/>
+      <w:r>
+        <w:t>255,255,255,0.2); margin: 30px auto;"&gt;&lt;/div&gt;</w:t>
+      </w:r>
+    </w:p>
+    <w:p>
+      <w:r>
+        <w:t>                &lt;p style="font-size: 0.7rem; letter-spacing: 1px; opacity: 0.6;"&gt;JULY 10 — THE MOST SPECIAL DAY&lt;/p&gt;</w:t>
+      </w:r>
+    </w:p>
+    <w:p>
+      <w:r>
+        <w:t xml:space="preserve">                &lt;p style="font-size: 0.75rem; color: #6fffe9; margin-top: 40px; animation: bounce 2s infinite;"&gt;Scroll Down Vertically </w:t>
+      </w:r>
+      <w:r>
+        <w:rPr>
+          <w:rFonts w:ascii="Segoe UI Emoji" w:hAnsi="Segoe UI Emoji" w:cs="Segoe UI Emoji"/>
+        </w:rPr>
+        <w:t>👇</w:t>
+      </w:r>
+      <w:r>
+        <w:t>&lt;/p&gt;</w:t>
+      </w:r>
+    </w:p>
+    <w:p>
+      <w:r>
+        <w:t>            &lt;/div&gt;</w:t>
+      </w:r>
+    </w:p>
+    <w:p/>
+    <w:p>
+      <w:r>
+        <w:t xml:space="preserve">            </w:t>
+      </w:r>
+      <w:proofErr w:type="gramStart"/>
+      <w:r>
+        <w:t>&lt;!--</w:t>
+      </w:r>
+      <w:proofErr w:type="gramEnd"/>
+      <w:r>
+        <w:t xml:space="preserve"> SECTION 2: DIGITAL BOUQUET --&gt;</w:t>
+      </w:r>
+    </w:p>
+    <w:p>
+      <w:r>
+        <w:t>            &lt;div class="scroll-section"&gt;</w:t>
+      </w:r>
+    </w:p>
+    <w:p>
+      <w:r>
+        <w:t>                &lt;h2 class="serif-title" style="font-size: 1.5rem; color: #6fffe9;"&gt;Calulla&lt;/h2&gt;</w:t>
+      </w:r>
+    </w:p>
+    <w:p>
+      <w:r>
+        <w:t>                &lt;p style="font-size: 0.8rem; font-style: italic; opacity: 0.7; margin-bottom: 20px;"&gt;The most beautiful...&lt;/p&gt;</w:t>
+      </w:r>
+    </w:p>
+    <w:p>
+      <w:r>
+        <w:t>                &lt;span style="font-size: 0.65rem; letter-spacing: 2px; opacity: 0.5;"&gt;— MY FIRST GIFT —&lt;/span&gt;</w:t>
+      </w:r>
+    </w:p>
+    <w:p>
+      <w:r>
+        <w:t xml:space="preserve">                &lt;h1 class="serif-title" style="font-size: 1.8rem; margin: 5px 0;"&gt;A Digital Bouquet </w:t>
+      </w:r>
+      <w:r>
+        <w:rPr>
+          <w:rFonts w:ascii="Segoe UI Emoji" w:hAnsi="Segoe UI Emoji" w:cs="Segoe UI Emoji"/>
+        </w:rPr>
+        <w:t>❄️</w:t>
+      </w:r>
+      <w:r>
+        <w:t>&lt;/h1&gt;</w:t>
+      </w:r>
+    </w:p>
+    <w:p>
+      <w:r>
+        <w:t>                &lt;p class="sub-message"&gt;Each snowflake crystal holds a little message just for you&lt;/p&gt;</w:t>
+      </w:r>
+    </w:p>
+    <w:p>
+      <w:r>
+        <w:t xml:space="preserve">                </w:t>
+      </w:r>
+    </w:p>
+    <w:p>
+      <w:r>
+        <w:t>                &lt;div class="bouquet-area"&gt;</w:t>
+      </w:r>
+    </w:p>
+    <w:p>
+      <w:r>
+        <w:lastRenderedPageBreak/>
+        <w:t>                    &lt;div class="clickable-flower" style="top: 10%; left: 45%;" onclick="</w:t>
+      </w:r>
+      <w:proofErr w:type="gramStart"/>
+      <w:r>
+        <w:t>readFlowerMsg(</w:t>
+      </w:r>
+      <w:proofErr w:type="gramEnd"/>
+      <w:r>
+        <w:t xml:space="preserve">'Kamu adalah alasan di balik senyumanku setiap harinya. </w:t>
+      </w:r>
+      <w:r>
+        <w:rPr>
+          <w:rFonts w:ascii="Segoe UI Emoji" w:hAnsi="Segoe UI Emoji" w:cs="Segoe UI Emoji"/>
+        </w:rPr>
+        <w:t>💙</w:t>
+      </w:r>
+      <w:r>
+        <w:t>')"&gt;</w:t>
+      </w:r>
+      <w:r>
+        <w:rPr>
+          <w:rFonts w:ascii="Segoe UI Emoji" w:hAnsi="Segoe UI Emoji" w:cs="Segoe UI Emoji"/>
+        </w:rPr>
+        <w:t>❄️</w:t>
+      </w:r>
+      <w:r>
+        <w:t>&lt;/div&gt;</w:t>
+      </w:r>
+    </w:p>
+    <w:p>
+      <w:r>
+        <w:t>                    &lt;div class="clickable-flower" style="top: 25%; left: 20%;" onclick="</w:t>
+      </w:r>
+      <w:proofErr w:type="gramStart"/>
+      <w:r>
+        <w:t>readFlowerMsg(</w:t>
+      </w:r>
+      <w:proofErr w:type="gramEnd"/>
+      <w:r>
+        <w:t xml:space="preserve">'Terima kasih selalu sabar dan mengerti aku dalam segala kondisi. </w:t>
+      </w:r>
+      <w:r>
+        <w:rPr>
+          <w:rFonts w:ascii="Segoe UI Emoji" w:hAnsi="Segoe UI Emoji" w:cs="Segoe UI Emoji"/>
+        </w:rPr>
+        <w:t>💠</w:t>
+      </w:r>
+      <w:r>
+        <w:t>')"&gt;</w:t>
+      </w:r>
+      <w:r>
+        <w:rPr>
+          <w:rFonts w:ascii="Segoe UI Emoji" w:hAnsi="Segoe UI Emoji" w:cs="Segoe UI Emoji"/>
+        </w:rPr>
+        <w:t>💠</w:t>
+      </w:r>
+      <w:r>
+        <w:t>&lt;/div&gt;</w:t>
+      </w:r>
+    </w:p>
+    <w:p>
+      <w:r>
+        <w:t>                    &lt;div class="clickable-flower" style="top: 25%; left: 70%;" onclick="</w:t>
+      </w:r>
+      <w:proofErr w:type="gramStart"/>
+      <w:r>
+        <w:t>readFlowerMsg(</w:t>
+      </w:r>
+      <w:proofErr w:type="gramEnd"/>
+      <w:r>
+        <w:t xml:space="preserve">'Semoga hari ini membawakan kebahagiaan luar biasa buat hidupmu. </w:t>
+      </w:r>
+      <w:r>
+        <w:rPr>
+          <w:rFonts w:ascii="Segoe UI Emoji" w:hAnsi="Segoe UI Emoji" w:cs="Segoe UI Emoji"/>
+        </w:rPr>
+        <w:t>🎐</w:t>
+      </w:r>
+      <w:r>
+        <w:t>')"&gt;</w:t>
+      </w:r>
+      <w:r>
+        <w:rPr>
+          <w:rFonts w:ascii="Segoe UI Emoji" w:hAnsi="Segoe UI Emoji" w:cs="Segoe UI Emoji"/>
+        </w:rPr>
+        <w:t>🎐</w:t>
+      </w:r>
+      <w:r>
+        <w:t>&lt;/div&gt;</w:t>
+      </w:r>
+    </w:p>
+    <w:p>
+      <w:r>
+        <w:t>                    &lt;div class="clickable-flower" style="top: 50%; left: 12%;" onclick="</w:t>
+      </w:r>
+      <w:proofErr w:type="gramStart"/>
+      <w:r>
+        <w:t>readFlowerMsg(</w:t>
+      </w:r>
+      <w:proofErr w:type="gramEnd"/>
+      <w:r>
+        <w:t xml:space="preserve">'Setiap detikan waktu bersamamu adalah momen favorit terbaikku. </w:t>
+      </w:r>
+      <w:r>
+        <w:rPr>
+          <w:rFonts w:ascii="Segoe UI Emoji" w:hAnsi="Segoe UI Emoji" w:cs="Segoe UI Emoji"/>
+        </w:rPr>
+        <w:t>🌌</w:t>
+      </w:r>
+      <w:r>
+        <w:t>')"&gt;</w:t>
+      </w:r>
+      <w:r>
+        <w:rPr>
+          <w:rFonts w:ascii="Segoe UI Emoji" w:hAnsi="Segoe UI Emoji" w:cs="Segoe UI Emoji"/>
+        </w:rPr>
+        <w:t>🌌</w:t>
+      </w:r>
+      <w:r>
+        <w:t>&lt;/div&gt;</w:t>
+      </w:r>
+    </w:p>
+    <w:p>
+      <w:r>
+        <w:t>                    &lt;div class="clickable-flower" style="top: 50%; left: 78%;" onclick="</w:t>
+      </w:r>
+      <w:proofErr w:type="gramStart"/>
+      <w:r>
+        <w:t>readFlowerMsg(</w:t>
+      </w:r>
+      <w:proofErr w:type="gramEnd"/>
+      <w:r>
+        <w:t xml:space="preserve">'I love you more than words can ever describe, Calulla. </w:t>
+      </w:r>
+      <w:r>
+        <w:rPr>
+          <w:rFonts w:ascii="Segoe UI Emoji" w:hAnsi="Segoe UI Emoji" w:cs="Segoe UI Emoji"/>
+        </w:rPr>
+        <w:t>💎</w:t>
+      </w:r>
+      <w:r>
+        <w:t>')"&gt;</w:t>
+      </w:r>
+      <w:r>
+        <w:rPr>
+          <w:rFonts w:ascii="Segoe UI Emoji" w:hAnsi="Segoe UI Emoji" w:cs="Segoe UI Emoji"/>
+        </w:rPr>
+        <w:t>💎</w:t>
+      </w:r>
+      <w:r>
+        <w:t>&lt;/div&gt;</w:t>
+      </w:r>
+    </w:p>
+    <w:p>
+      <w:r>
+        <w:t>                    &lt;div class="bouquet-pot"&gt;</w:t>
+      </w:r>
+      <w:r>
+        <w:rPr>
+          <w:rFonts w:ascii="Segoe UI Emoji" w:hAnsi="Segoe UI Emoji" w:cs="Segoe UI Emoji"/>
+        </w:rPr>
+        <w:t>☃️</w:t>
+      </w:r>
+      <w:r>
+        <w:t>&lt;/div&gt;</w:t>
+      </w:r>
+    </w:p>
+    <w:p>
+      <w:r>
+        <w:t>                &lt;/div&gt;</w:t>
+      </w:r>
+    </w:p>
+    <w:p>
+      <w:r>
+        <w:t xml:space="preserve">                &lt;div class="message-board" id="flowerDisplayBox"&gt;Touch each crystal to reveal its message </w:t>
+      </w:r>
+      <w:r>
+        <w:rPr>
+          <w:rFonts w:ascii="Segoe UI Emoji" w:hAnsi="Segoe UI Emoji" w:cs="Segoe UI Emoji"/>
+        </w:rPr>
+        <w:t>💕</w:t>
+      </w:r>
+      <w:r>
+        <w:t>&lt;/div&gt;</w:t>
+      </w:r>
+    </w:p>
+    <w:p>
+      <w:r>
+        <w:t>            &lt;/div&gt;</w:t>
+      </w:r>
+    </w:p>
+    <w:p/>
+    <w:p>
+      <w:r>
+        <w:t xml:space="preserve">            </w:t>
+      </w:r>
+      <w:proofErr w:type="gramStart"/>
+      <w:r>
+        <w:t>&lt;!--</w:t>
+      </w:r>
+      <w:proofErr w:type="gramEnd"/>
+      <w:r>
+        <w:t xml:space="preserve"> SECTION 3: LETTER FOR YOU --&gt;</w:t>
+      </w:r>
+    </w:p>
+    <w:p>
+      <w:r>
+        <w:t>            &lt;div class="scroll-section"&gt;</w:t>
+      </w:r>
+    </w:p>
+    <w:p>
+      <w:r>
+        <w:t>                &lt;span style="font-size: 0.65rem; letter-spacing: 2px; opacity: 0.5;"&gt;— FROM MY HEART —&lt;/span&gt;</w:t>
+      </w:r>
+    </w:p>
+    <w:p>
+      <w:r>
+        <w:t xml:space="preserve">                &lt;h1 class="serif-title" style="font-size: 1.8rem; margin: 5px 0 20px 0;"&gt;A Letter </w:t>
+      </w:r>
+      <w:proofErr w:type="gramStart"/>
+      <w:r>
+        <w:t>For</w:t>
+      </w:r>
+      <w:proofErr w:type="gramEnd"/>
+      <w:r>
+        <w:t xml:space="preserve"> You&lt;/h1&gt;</w:t>
+      </w:r>
+    </w:p>
+    <w:p>
+      <w:r>
+        <w:t xml:space="preserve">                </w:t>
+      </w:r>
+    </w:p>
+    <w:p>
+      <w:r>
+        <w:t>                &lt;div class="letter-paper"&gt;</w:t>
+      </w:r>
+    </w:p>
+    <w:p>
+      <w:r>
+        <w:t>                    &lt;p style="font-size: 0.75rem; text-align: right; opacity: 0.5; margin-bottom: 15px;"&gt;July 10&lt;/p&gt;</w:t>
+      </w:r>
+    </w:p>
+    <w:p>
+      <w:r>
+        <w:lastRenderedPageBreak/>
+        <w:t xml:space="preserve">                    &lt;p style="font-size: 1.05rem; font-weight: bold; margin-bottom: 12px;"&gt;My dearest Calulla Bunga Elysia, </w:t>
+      </w:r>
+      <w:r>
+        <w:rPr>
+          <w:rFonts w:ascii="Segoe UI Emoji" w:hAnsi="Segoe UI Emoji" w:cs="Segoe UI Emoji"/>
+        </w:rPr>
+        <w:t>❄️</w:t>
+      </w:r>
+      <w:r>
+        <w:t>&lt;/p&gt;</w:t>
+      </w:r>
+    </w:p>
+    <w:p>
+      <w:r>
+        <w:t xml:space="preserve">                    &lt;p style="margin-bottom: 12px;"&gt;On this most special day, I want you to know that every single day with you is a gift beyond measure. You bring light into every corner of my life — even on the darkest </w:t>
+      </w:r>
+      <w:proofErr w:type="gramStart"/>
+      <w:r>
+        <w:t>days.&lt;</w:t>
+      </w:r>
+      <w:proofErr w:type="gramEnd"/>
+      <w:r>
+        <w:t>/p&gt;</w:t>
+      </w:r>
+    </w:p>
+    <w:p>
+      <w:r>
+        <w:t xml:space="preserve">                    &lt;p style="margin-bottom: 12px;"&gt;Your laughter is the most beautiful music I have ever heard. The way you see the world — with wonder and kindness — inspires me every day to become a better </w:t>
+      </w:r>
+      <w:proofErr w:type="gramStart"/>
+      <w:r>
+        <w:t>person.&lt;</w:t>
+      </w:r>
+      <w:proofErr w:type="gramEnd"/>
+      <w:r>
+        <w:t>/p&gt;</w:t>
+      </w:r>
+    </w:p>
+    <w:p>
+      <w:r>
+        <w:t xml:space="preserve">                    &lt;p style="margin-bottom: 12px;"&gt;Thank you for being you — with all your uniqueness, the gentleness of your heart, and a spirit that never fades. You are the greatest gift life has ever given </w:t>
+      </w:r>
+      <w:proofErr w:type="gramStart"/>
+      <w:r>
+        <w:t>me.&lt;</w:t>
+      </w:r>
+      <w:proofErr w:type="gramEnd"/>
+      <w:r>
+        <w:t>/p&gt;</w:t>
+      </w:r>
+    </w:p>
+    <w:p>
+      <w:r>
+        <w:t xml:space="preserve">                    &lt;p style="text-align: right; font-weight: bold; margin-top: 20px;"&gt;With all my </w:t>
+      </w:r>
+      <w:proofErr w:type="gramStart"/>
+      <w:r>
+        <w:t>love,&lt;</w:t>
+      </w:r>
+      <w:proofErr w:type="gramEnd"/>
+      <w:r>
+        <w:t>/p&gt;</w:t>
+      </w:r>
+    </w:p>
+    <w:p>
+      <w:r>
+        <w:t xml:space="preserve">                    &lt;p style="text-align: right; font-style: italic; color: #00bfff;"&gt;Alex </w:t>
+      </w:r>
+      <w:r>
+        <w:rPr>
+          <w:rFonts w:ascii="Segoe UI Symbol" w:hAnsi="Segoe UI Symbol" w:cs="Segoe UI Symbol"/>
+        </w:rPr>
+        <w:t>♡</w:t>
+      </w:r>
+      <w:r>
+        <w:t>&lt;/p&gt;</w:t>
+      </w:r>
+    </w:p>
+    <w:p>
+      <w:r>
+        <w:t>                &lt;/div&gt;</w:t>
+      </w:r>
+    </w:p>
+    <w:p>
+      <w:r>
+        <w:t>            &lt;/div&gt;</w:t>
+      </w:r>
+    </w:p>
+    <w:p/>
+    <w:p>
+      <w:r>
+        <w:t xml:space="preserve">            </w:t>
+      </w:r>
+      <w:proofErr w:type="gramStart"/>
+      <w:r>
+        <w:t>&lt;!--</w:t>
+      </w:r>
+      <w:proofErr w:type="gramEnd"/>
+      <w:r>
+        <w:t xml:space="preserve"> SECTION 4: PHOTO MEMORIES --&gt;</w:t>
+      </w:r>
+    </w:p>
+    <w:p>
+      <w:r>
+        <w:t>            &lt;div class="scroll-section"&gt;</w:t>
+      </w:r>
+    </w:p>
+    <w:p>
+      <w:r>
+        <w:t>                &lt;span style="font-size: 0.65rem; letter-spacing: 2px; opacity: 0.5;"&gt;— A COLLECTION OF MEMORIES —&lt;/span&gt;</w:t>
+      </w:r>
+    </w:p>
+    <w:p>
+      <w:r>
+        <w:t>                &lt;h1 class="serif-title" style="font-size: 1.8rem; margin: 5px 0;"&gt;Our Photo Memories&lt;/h1&gt;</w:t>
+      </w:r>
+    </w:p>
+    <w:p>
+      <w:r>
+        <w:t xml:space="preserve">                &lt;p class="sub-message" style="margin-bottom: 15px;"&gt;Every picture holds a beautiful story (Tap to </w:t>
+      </w:r>
+      <w:proofErr w:type="gramStart"/>
+      <w:r>
+        <w:t>zoom)&lt;</w:t>
+      </w:r>
+      <w:proofErr w:type="gramEnd"/>
+      <w:r>
+        <w:t>/p&gt;</w:t>
+      </w:r>
+    </w:p>
+    <w:p>
+      <w:r>
+        <w:t xml:space="preserve">                </w:t>
+      </w:r>
+    </w:p>
+    <w:p>
+      <w:r>
+        <w:t>                &lt;div class="polaroid-stack"&gt;</w:t>
+      </w:r>
+    </w:p>
+    <w:p>
+      <w:r>
+        <w:t>                    &lt;div class="polaroid-card" onclick="</w:t>
+      </w:r>
+      <w:proofErr w:type="gramStart"/>
+      <w:r>
+        <w:t>openImageZoom(</w:t>
+      </w:r>
+      <w:proofErr w:type="gramEnd"/>
+      <w:r>
+        <w:t>'WhatsApp Image 2026-06-24 at 13.51.53.jpeg')"&gt;</w:t>
+      </w:r>
+    </w:p>
+    <w:p>
+      <w:r>
+        <w:lastRenderedPageBreak/>
+        <w:t>                        &lt;div class="polaroid-frame"&gt;&lt;img src="WhatsApp Image 2026-06-24 at 13.51.53.jpeg" alt="Memory 1"&gt;&lt;/div&gt;</w:t>
+      </w:r>
+    </w:p>
+    <w:p>
+      <w:r>
+        <w:t xml:space="preserve">                        &lt;p class="polaroid-caption"&gt;Our very first sunset together </w:t>
+      </w:r>
+      <w:r>
+        <w:rPr>
+          <w:rFonts w:ascii="Segoe UI Emoji" w:hAnsi="Segoe UI Emoji" w:cs="Segoe UI Emoji"/>
+        </w:rPr>
+        <w:t>🌅</w:t>
+      </w:r>
+      <w:r>
+        <w:t>&lt;/p&gt;</w:t>
+      </w:r>
+    </w:p>
+    <w:p>
+      <w:r>
+        <w:t>                    &lt;/div&gt;</w:t>
+      </w:r>
+    </w:p>
+    <w:p>
+      <w:r>
+        <w:t>                    &lt;div class="polaroid-card" onclick="</w:t>
+      </w:r>
+      <w:proofErr w:type="gramStart"/>
+      <w:r>
+        <w:t>openImageZoom(</w:t>
+      </w:r>
+      <w:proofErr w:type="gramEnd"/>
+      <w:r>
+        <w:t>'WhatsApp Image 2026-06-24 at 13.51.52.jpeg')"&gt;</w:t>
+      </w:r>
+    </w:p>
+    <w:p>
+      <w:r>
+        <w:t>                        &lt;div class="polaroid-frame"&gt;&lt;img src="WhatsApp Image 2026-06-24 at 13.51.52.jpeg" alt="Memory 2"&gt;&lt;/div&gt;</w:t>
+      </w:r>
+    </w:p>
+    <w:p>
+      <w:r>
+        <w:t xml:space="preserve">                        &lt;p class="polaroid-caption"&gt;Our favourite café in the corner of the city </w:t>
+      </w:r>
+      <w:r>
+        <w:rPr>
+          <w:rFonts w:ascii="Segoe UI Emoji" w:hAnsi="Segoe UI Emoji" w:cs="Segoe UI Emoji"/>
+        </w:rPr>
+        <w:t>☕</w:t>
+      </w:r>
+      <w:r>
+        <w:t>&lt;/p&gt;</w:t>
+      </w:r>
+    </w:p>
+    <w:p>
+      <w:r>
+        <w:t>                    &lt;/div&gt;</w:t>
+      </w:r>
+    </w:p>
+    <w:p>
+      <w:r>
+        <w:t>                    &lt;div class="polaroid-card" onclick="</w:t>
+      </w:r>
+      <w:proofErr w:type="gramStart"/>
+      <w:r>
+        <w:t>openImageZoom(</w:t>
+      </w:r>
+      <w:proofErr w:type="gramEnd"/>
+      <w:r>
+        <w:t>'WhatsApp Image 2026-06-24 at 13.51.51.jpeg')"&gt;</w:t>
+      </w:r>
+    </w:p>
+    <w:p>
+      <w:r>
+        <w:t>                        &lt;div class="polaroid-frame"&gt;&lt;img src="WhatsApp Image 2026-06-24 at 13.51.51.jpeg" alt="Memory 3"&gt;&lt;/div&gt;</w:t>
+      </w:r>
+    </w:p>
+    <w:p>
+      <w:r>
+        <w:t xml:space="preserve">                        &lt;p class="polaroid-caption"&gt;First time at the beach, just the two of us </w:t>
+      </w:r>
+      <w:r>
+        <w:rPr>
+          <w:rFonts w:ascii="Segoe UI Emoji" w:hAnsi="Segoe UI Emoji" w:cs="Segoe UI Emoji"/>
+        </w:rPr>
+        <w:t>🌊</w:t>
+      </w:r>
+      <w:r>
+        <w:t>&lt;/p&gt;</w:t>
+      </w:r>
+    </w:p>
+    <w:p>
+      <w:r>
+        <w:t>                    &lt;/div&gt;</w:t>
+      </w:r>
+    </w:p>
+    <w:p>
+      <w:r>
+        <w:t>                &lt;/div&gt;</w:t>
+      </w:r>
+    </w:p>
+    <w:p>
+      <w:r>
+        <w:t>            &lt;/div&gt;</w:t>
+      </w:r>
+    </w:p>
+    <w:p/>
+    <w:p>
+      <w:r>
+        <w:t xml:space="preserve">            </w:t>
+      </w:r>
+      <w:proofErr w:type="gramStart"/>
+      <w:r>
+        <w:t>&lt;!--</w:t>
+      </w:r>
+      <w:proofErr w:type="gramEnd"/>
+      <w:r>
+        <w:t xml:space="preserve"> SECTION 5: TIMELINE DIARY --&gt;</w:t>
+      </w:r>
+    </w:p>
+    <w:p>
+      <w:r>
+        <w:t>            &lt;div class="scroll-section"&gt;</w:t>
+      </w:r>
+    </w:p>
+    <w:p>
+      <w:r>
+        <w:t>                &lt;span style="font-size: 0.65rem; letter-spacing: 2px; opacity: 0.5;"&gt;— OUR JOURNEY —&lt;/span&gt;</w:t>
+      </w:r>
+    </w:p>
+    <w:p>
+      <w:r>
+        <w:t>                &lt;h1 class="serif-title" style="font-size: 1.6rem; margin: 5px 0 15px 0;"&gt;Memories We've Written Together&lt;/h1&gt;</w:t>
+      </w:r>
+    </w:p>
+    <w:p>
+      <w:r>
+        <w:t xml:space="preserve">                </w:t>
+      </w:r>
+    </w:p>
+    <w:p>
+      <w:r>
+        <w:t>                &lt;div class="timeline-axis"&gt;</w:t>
+      </w:r>
+    </w:p>
+    <w:p>
+      <w:r>
+        <w:t>                    &lt;div class="timeline-node"&gt;</w:t>
+      </w:r>
+    </w:p>
+    <w:p>
+      <w:r>
+        <w:lastRenderedPageBreak/>
+        <w:t>                        &lt;div class="timeline-dot"&gt;&lt;/div&gt;</w:t>
+      </w:r>
+    </w:p>
+    <w:p>
+      <w:r>
+        <w:t>                        &lt;div class="timeline-card"&gt;</w:t>
+      </w:r>
+    </w:p>
+    <w:p>
+      <w:r>
+        <w:t>                            &lt;div class="node-tag"&gt;The Very Beginning&lt;/div&gt;</w:t>
+      </w:r>
+    </w:p>
+    <w:p>
+      <w:r>
+        <w:t>                            &lt;h2 class="node-title"&gt;First Time We Met&lt;/h2&gt;</w:t>
+      </w:r>
+    </w:p>
+    <w:p>
+      <w:r>
+        <w:t xml:space="preserve">                            &lt;p class="node-desc"&gt;The day the world seemed to spin a little faster and everything felt completely fresh and </w:t>
+      </w:r>
+      <w:proofErr w:type="gramStart"/>
+      <w:r>
+        <w:t>magical.&lt;</w:t>
+      </w:r>
+      <w:proofErr w:type="gramEnd"/>
+      <w:r>
+        <w:t>/p&gt;</w:t>
+      </w:r>
+    </w:p>
+    <w:p>
+      <w:r>
+        <w:t>                        &lt;/div&gt;</w:t>
+      </w:r>
+    </w:p>
+    <w:p>
+      <w:r>
+        <w:t>                    &lt;/div&gt;</w:t>
+      </w:r>
+    </w:p>
+    <w:p>
+      <w:r>
+        <w:t>                    &lt;div class="timeline-node"&gt;</w:t>
+      </w:r>
+    </w:p>
+    <w:p>
+      <w:r>
+        <w:t>                        &lt;div class="timeline-dot"&gt;&lt;/div&gt;</w:t>
+      </w:r>
+    </w:p>
+    <w:p>
+      <w:r>
+        <w:t>                        &lt;div class="timeline-card"&gt;</w:t>
+      </w:r>
+    </w:p>
+    <w:p>
+      <w:r>
+        <w:t>                            &lt;div class="node-tag"&gt;A Magical Moment&lt;/div&gt;</w:t>
+      </w:r>
+    </w:p>
+    <w:p>
+      <w:r>
+        <w:t>                            &lt;h2 class="node-title"&gt;Our First Conversation&lt;/h2&gt;</w:t>
+      </w:r>
+    </w:p>
+    <w:p>
+      <w:r>
+        <w:t xml:space="preserve">                            &lt;p class="node-desc"&gt;The first deep conversation, shared laughs, and the spark that built thousands of beautiful </w:t>
+      </w:r>
+      <w:proofErr w:type="gramStart"/>
+      <w:r>
+        <w:t>stories.&lt;</w:t>
+      </w:r>
+      <w:proofErr w:type="gramEnd"/>
+      <w:r>
+        <w:t>/p&gt;</w:t>
+      </w:r>
+    </w:p>
+    <w:p>
+      <w:r>
+        <w:t>                        &lt;/div&gt;</w:t>
+      </w:r>
+    </w:p>
+    <w:p>
+      <w:r>
+        <w:t>                    &lt;/div&gt;</w:t>
+      </w:r>
+    </w:p>
+    <w:p>
+      <w:r>
+        <w:t>                    &lt;div class="timeline-node"&gt;</w:t>
+      </w:r>
+    </w:p>
+    <w:p>
+      <w:r>
+        <w:t>                        &lt;div class="timeline-dot"&gt;&lt;/div&gt;</w:t>
+      </w:r>
+    </w:p>
+    <w:p>
+      <w:r>
+        <w:t>                        &lt;div class="timeline-card"&gt;</w:t>
+      </w:r>
+    </w:p>
+    <w:p>
+      <w:r>
+        <w:t>                            &lt;div class="node-tag"&gt;A Beautiful Memory&lt;/div&gt;</w:t>
+      </w:r>
+    </w:p>
+    <w:p>
+      <w:r>
+        <w:t>                            &lt;h2 class="node-title"&gt;Our First Outing&lt;/h2&gt;</w:t>
+      </w:r>
+    </w:p>
+    <w:p>
+      <w:r>
+        <w:t xml:space="preserve">                            &lt;p class="node-desc"&gt;A lovely little adventure that felt incredibly wonderful, simply because you were walking right beside </w:t>
+      </w:r>
+      <w:proofErr w:type="gramStart"/>
+      <w:r>
+        <w:t>me.&lt;</w:t>
+      </w:r>
+      <w:proofErr w:type="gramEnd"/>
+      <w:r>
+        <w:t>/p&gt;</w:t>
+      </w:r>
+    </w:p>
+    <w:p>
+      <w:r>
+        <w:t>                        &lt;/div&gt;</w:t>
+      </w:r>
+    </w:p>
+    <w:p>
+      <w:r>
+        <w:t>                    &lt;/div&gt;</w:t>
+      </w:r>
+    </w:p>
+    <w:p>
+      <w:r>
+        <w:t>                &lt;/div&gt;</w:t>
+      </w:r>
+    </w:p>
+    <w:p>
+      <w:r>
+        <w:lastRenderedPageBreak/>
+        <w:t>            &lt;/div&gt;</w:t>
+      </w:r>
+    </w:p>
+    <w:p/>
+    <w:p>
+      <w:r>
+        <w:t xml:space="preserve">            </w:t>
+      </w:r>
+      <w:proofErr w:type="gramStart"/>
+      <w:r>
+        <w:t>&lt;!--</w:t>
+      </w:r>
+      <w:proofErr w:type="gramEnd"/>
+      <w:r>
+        <w:t xml:space="preserve"> SECTION 6: PLAYLIST (Urutan &amp; Penamaan Bersih) --&gt;</w:t>
+      </w:r>
+    </w:p>
+    <w:p>
+      <w:r>
+        <w:t>            &lt;div class="scroll-section"&gt;</w:t>
+      </w:r>
+    </w:p>
+    <w:p>
+      <w:r>
+        <w:t>                &lt;span style="font-size: 0.65rem; letter-spacing: 2px; opacity: 0.5;"&gt;— OUR SONGS —&lt;/span&gt;</w:t>
+      </w:r>
+    </w:p>
+    <w:p>
+      <w:r>
+        <w:t>                &lt;h1 class="serif-title" style="font-size: 1.8rem; margin: 5px 0;"&gt;Special Playlist&lt;/h1&gt;</w:t>
+      </w:r>
+    </w:p>
+    <w:p>
+      <w:r>
+        <w:t>                &lt;p class="sub-message"&gt;Songs that always remind me of you&lt;/p&gt;</w:t>
+      </w:r>
+    </w:p>
+    <w:p>
+      <w:r>
+        <w:t xml:space="preserve">                </w:t>
+      </w:r>
+    </w:p>
+    <w:p>
+      <w:r>
+        <w:t>                &lt;div class="playlist-box"&gt;</w:t>
+      </w:r>
+    </w:p>
+    <w:p>
+      <w:r>
+        <w:t>                    &lt;div class="track-display"&gt;</w:t>
+      </w:r>
+    </w:p>
+    <w:p>
+      <w:r>
+        <w:t>                        &lt;p class="track-title" id="activeTrackTitle"&gt;Perfect&lt;/p&gt;</w:t>
+      </w:r>
+    </w:p>
+    <w:p>
+      <w:r>
+        <w:t>                        &lt;p class="track-artist" id="activeTrackArtist"&gt;Ed Sheeran&lt;/p&gt;</w:t>
+      </w:r>
+    </w:p>
+    <w:p>
+      <w:r>
+        <w:t>                    &lt;/div&gt;</w:t>
+      </w:r>
+    </w:p>
+    <w:p>
+      <w:r>
+        <w:t>                    &lt;div class="playlist-controls"&gt;</w:t>
+      </w:r>
+    </w:p>
+    <w:p>
+      <w:r>
+        <w:t>                        &lt;button class="control-btn" onclick="prevSong()"&gt;</w:t>
+      </w:r>
+      <w:r>
+        <w:rPr>
+          <w:rFonts w:ascii="Segoe UI Symbol" w:hAnsi="Segoe UI Symbol" w:cs="Segoe UI Symbol"/>
+        </w:rPr>
+        <w:t>⏮</w:t>
+      </w:r>
+      <w:r>
+        <w:t>&lt;/button&gt;</w:t>
+      </w:r>
+    </w:p>
+    <w:p>
+      <w:r>
+        <w:t>                        &lt;button class="control-btn" style="font-size: 1.8rem;" id="playlistPlayBtn" onclick="toggleAudioState()"&gt;</w:t>
+      </w:r>
+      <w:r>
+        <w:rPr>
+          <w:rFonts w:ascii="Segoe UI Symbol" w:hAnsi="Segoe UI Symbol" w:cs="Segoe UI Symbol"/>
+        </w:rPr>
+        <w:t>⏸</w:t>
+      </w:r>
+      <w:r>
+        <w:t>&lt;/button&gt;</w:t>
+      </w:r>
+    </w:p>
+    <w:p>
+      <w:r>
+        <w:t>                        &lt;button class="control-btn" onclick="nextSong()"&gt;</w:t>
+      </w:r>
+      <w:r>
+        <w:rPr>
+          <w:rFonts w:ascii="Segoe UI Symbol" w:hAnsi="Segoe UI Symbol" w:cs="Segoe UI Symbol"/>
+        </w:rPr>
+        <w:t>⏭</w:t>
+      </w:r>
+      <w:r>
+        <w:t>&lt;/button&gt;</w:t>
+      </w:r>
+    </w:p>
+    <w:p>
+      <w:r>
+        <w:t>                    &lt;/div&gt;</w:t>
+      </w:r>
+    </w:p>
+    <w:p>
+      <w:r>
+        <w:t>                    &lt;div class="track-list"&gt;</w:t>
+      </w:r>
+    </w:p>
+    <w:p>
+      <w:r>
+        <w:t>                        &lt;div class="track-item active" id="track0" onclick="</w:t>
+      </w:r>
+      <w:proofErr w:type="gramStart"/>
+      <w:r>
+        <w:t>switchSong(</w:t>
+      </w:r>
+      <w:proofErr w:type="gramEnd"/>
+      <w:r>
+        <w:t>0)"&gt;</w:t>
+      </w:r>
+    </w:p>
+    <w:p>
+      <w:r>
+        <w:t>                            &lt;span&gt;1. Perfect - Ed Sheeran&lt;/span&gt;</w:t>
+      </w:r>
+    </w:p>
+    <w:p>
+      <w:r>
+        <w:t>                        &lt;/div&gt;</w:t>
+      </w:r>
+    </w:p>
+    <w:p>
+      <w:r>
+        <w:t>                        &lt;div class="track-item" id="track1" onclick="</w:t>
+      </w:r>
+      <w:proofErr w:type="gramStart"/>
+      <w:r>
+        <w:t>switchSong(</w:t>
+      </w:r>
+      <w:proofErr w:type="gramEnd"/>
+      <w:r>
+        <w:t>1)"&gt;</w:t>
+      </w:r>
+    </w:p>
+    <w:p>
+      <w:r>
+        <w:t>                            &lt;span&gt;2. Shape Of My Heart - Backstreet Boys&lt;/span&gt;</w:t>
+      </w:r>
+    </w:p>
+    <w:p>
+      <w:r>
+        <w:lastRenderedPageBreak/>
+        <w:t>                        &lt;/div&gt;</w:t>
+      </w:r>
+    </w:p>
+    <w:p>
+      <w:r>
+        <w:t>                        &lt;div class="track-item" id="track2" onclick="</w:t>
+      </w:r>
+      <w:proofErr w:type="gramStart"/>
+      <w:r>
+        <w:t>switchSong(</w:t>
+      </w:r>
+      <w:proofErr w:type="gramEnd"/>
+      <w:r>
+        <w:t>2)"&gt;</w:t>
+      </w:r>
+    </w:p>
+    <w:p>
+      <w:r>
+        <w:t>                            &lt;span&gt;3. My Love - Westlife&lt;/span&gt;</w:t>
+      </w:r>
+    </w:p>
+    <w:p>
+      <w:r>
+        <w:t>                        &lt;/div&gt;</w:t>
+      </w:r>
+    </w:p>
+    <w:p>
+      <w:r>
+        <w:t>                        &lt;div class="track-item" id="track3" onclick="</w:t>
+      </w:r>
+      <w:proofErr w:type="gramStart"/>
+      <w:r>
+        <w:t>switchSong(</w:t>
+      </w:r>
+      <w:proofErr w:type="gramEnd"/>
+      <w:r>
+        <w:t>3)"&gt;</w:t>
+      </w:r>
+    </w:p>
+    <w:p>
+      <w:r>
+        <w:t xml:space="preserve">                            &lt;span&gt;4. Can't Help Falling </w:t>
+      </w:r>
+      <w:proofErr w:type="gramStart"/>
+      <w:r>
+        <w:t>In</w:t>
+      </w:r>
+      <w:proofErr w:type="gramEnd"/>
+      <w:r>
+        <w:t xml:space="preserve"> Love - Elvis Presley&lt;/span&gt;</w:t>
+      </w:r>
+    </w:p>
+    <w:p>
+      <w:r>
+        <w:t>                        &lt;/div&gt;</w:t>
+      </w:r>
+    </w:p>
+    <w:p>
+      <w:r>
+        <w:t>                        &lt;div class="track-item" id="track4" onclick="</w:t>
+      </w:r>
+      <w:proofErr w:type="gramStart"/>
+      <w:r>
+        <w:t>switchSong(</w:t>
+      </w:r>
+      <w:proofErr w:type="gramEnd"/>
+      <w:r>
+        <w:t>4)"&gt;</w:t>
+      </w:r>
+    </w:p>
+    <w:p>
+      <w:r>
+        <w:t>                            &lt;span&gt;5. I Don't Want to Miss a Thing - Aerosmith&lt;/span&gt;</w:t>
+      </w:r>
+    </w:p>
+    <w:p>
+      <w:r>
+        <w:t>                        &lt;/div&gt;</w:t>
+      </w:r>
+    </w:p>
+    <w:p>
+      <w:r>
+        <w:t>                    &lt;/div&gt;</w:t>
+      </w:r>
+    </w:p>
+    <w:p>
+      <w:r>
+        <w:t>                &lt;/div&gt;</w:t>
+      </w:r>
+    </w:p>
+    <w:p>
+      <w:r>
+        <w:t>            &lt;/div&gt;</w:t>
+      </w:r>
+    </w:p>
+    <w:p/>
+    <w:p>
+      <w:r>
+        <w:t xml:space="preserve">            </w:t>
+      </w:r>
+      <w:proofErr w:type="gramStart"/>
+      <w:r>
+        <w:t>&lt;!--</w:t>
+      </w:r>
+      <w:proofErr w:type="gramEnd"/>
+      <w:r>
+        <w:t xml:space="preserve"> SECTION 7: GRATITUDE JAR (Toples Es Kaca Transparan &amp; Hamburan Chaos) --&gt;</w:t>
+      </w:r>
+    </w:p>
+    <w:p>
+      <w:r>
+        <w:t>            &lt;div class="scroll-section"&gt;</w:t>
+      </w:r>
+    </w:p>
+    <w:p>
+      <w:r>
+        <w:t>                &lt;span style="font-size: 0.65rem; letter-spacing: 2px; opacity: 0.5;"&gt;— FROM MY HEART TO YOURS —&lt;/span&gt;</w:t>
+      </w:r>
+    </w:p>
+    <w:p>
+      <w:r>
+        <w:t>                &lt;h1 class="serif-title" style="font-size: 1.5rem; margin: 5px 0;"&gt;Reasons I'm Grateful to Know You&lt;/h1&gt;</w:t>
+      </w:r>
+    </w:p>
+    <w:p>
+      <w:r>
+        <w:t xml:space="preserve">                &lt;p class="sub-message" style="margin-bottom: 5px;"&gt;Shake the jar and pick a note </w:t>
+      </w:r>
+      <w:r>
+        <w:rPr>
+          <w:rFonts w:ascii="Segoe UI Emoji" w:hAnsi="Segoe UI Emoji" w:cs="Segoe UI Emoji"/>
+        </w:rPr>
+        <w:t>🍯</w:t>
+      </w:r>
+      <w:r>
+        <w:t>&lt;/p&gt;</w:t>
+      </w:r>
+    </w:p>
+    <w:p>
+      <w:r>
+        <w:t xml:space="preserve">                </w:t>
+      </w:r>
+    </w:p>
+    <w:p>
+      <w:r>
+        <w:t>                &lt;div class="jar-container" id="gratitudeJar"&gt;</w:t>
+      </w:r>
+    </w:p>
+    <w:p>
+      <w:r>
+        <w:t>                    &lt;div class="jar-inner-wrap"&gt;</w:t>
+      </w:r>
+    </w:p>
+    <w:p>
+      <w:r>
+        <w:t>                        &lt;div class="jar-note"&gt;&lt;/div&gt;&lt;div class="jar-note"&gt;&lt;/div&gt;</w:t>
+      </w:r>
+    </w:p>
+    <w:p>
+      <w:r>
+        <w:t>                        &lt;div class="jar-note"&gt;&lt;/div&gt;&lt;div class="jar-note"&gt;&lt;/div&gt;</w:t>
+      </w:r>
+    </w:p>
+    <w:p>
+      <w:r>
+        <w:lastRenderedPageBreak/>
+        <w:t>                        &lt;div class="jar-note"&gt;&lt;/div&gt;</w:t>
+      </w:r>
+    </w:p>
+    <w:p>
+      <w:r>
+        <w:t>                    &lt;/div&gt;</w:t>
+      </w:r>
+    </w:p>
+    <w:p>
+      <w:r>
+        <w:t>                &lt;/div&gt;</w:t>
+      </w:r>
+    </w:p>
+    <w:p>
+      <w:r>
+        <w:t>                &lt;button class="shake-btn" onclick="</w:t>
+      </w:r>
+      <w:proofErr w:type="gramStart"/>
+      <w:r>
+        <w:t>shakeAndPickNote(</w:t>
+      </w:r>
+      <w:proofErr w:type="gramEnd"/>
+      <w:r>
+        <w:t>)"&gt;</w:t>
+      </w:r>
+      <w:r>
+        <w:rPr>
+          <w:rFonts w:ascii="Segoe UI Emoji" w:hAnsi="Segoe UI Emoji" w:cs="Segoe UI Emoji"/>
+        </w:rPr>
+        <w:t>✨</w:t>
+      </w:r>
+      <w:r>
+        <w:t xml:space="preserve"> Shake the Jar&lt;/button&gt;</w:t>
+      </w:r>
+    </w:p>
+    <w:p>
+      <w:r>
+        <w:t>                &lt;div class="message-board" id="jarDisplayBox" style="margin-top: 15px;"&gt;Tap the button to read a hidden note...&lt;/div&gt;</w:t>
+      </w:r>
+    </w:p>
+    <w:p>
+      <w:r>
+        <w:t>            &lt;/div&gt;</w:t>
+      </w:r>
+    </w:p>
+    <w:p/>
+    <w:p>
+      <w:r>
+        <w:t xml:space="preserve">            </w:t>
+      </w:r>
+      <w:proofErr w:type="gramStart"/>
+      <w:r>
+        <w:t>&lt;!--</w:t>
+      </w:r>
+      <w:proofErr w:type="gramEnd"/>
+      <w:r>
+        <w:t xml:space="preserve"> SECTION 8: FINAL CARD --&gt;</w:t>
+      </w:r>
+    </w:p>
+    <w:p>
+      <w:r>
+        <w:t>            &lt;div class="scroll-section" style="border-bottom: none; min-height: 70vh;" id="finalSection"&gt;</w:t>
+      </w:r>
+    </w:p>
+    <w:p>
+      <w:r>
+        <w:t>                &lt;span style="font-size: 1.8rem;"&gt;</w:t>
+      </w:r>
+      <w:r>
+        <w:rPr>
+          <w:rFonts w:ascii="Segoe UI Emoji" w:hAnsi="Segoe UI Emoji" w:cs="Segoe UI Emoji"/>
+        </w:rPr>
+        <w:t>❄️</w:t>
+      </w:r>
+      <w:r>
+        <w:t>&lt;/span&gt;</w:t>
+      </w:r>
+    </w:p>
+    <w:p>
+      <w:r>
+        <w:t>                &lt;h1 class="serif-title" style="font-size: 2rem; margin: 15px 0; line-height: 1.4;"&gt;May your life&lt;br&gt;always be filled&lt;br&gt;with wonders&lt;/h1&gt;</w:t>
+      </w:r>
+    </w:p>
+    <w:p>
+      <w:r>
+        <w:t>                &lt;p style="font-size: 0.8rem; opacity: 0.6; font-style: italic; max-width: 80%; margin: 0 auto; line-height: 1.6;"&gt;</w:t>
+      </w:r>
+    </w:p>
+    <w:p>
+      <w:r>
+        <w:t xml:space="preserve">                    "With love that never runs out... </w:t>
+      </w:r>
+      <w:r>
+        <w:rPr>
+          <w:rFonts w:ascii="Segoe UI Emoji" w:hAnsi="Segoe UI Emoji" w:cs="Segoe UI Emoji"/>
+        </w:rPr>
+        <w:t>💕</w:t>
+      </w:r>
+      <w:r>
+        <w:t>"</w:t>
+      </w:r>
+    </w:p>
+    <w:p>
+      <w:r>
+        <w:t>                &lt;/p&gt;</w:t>
+      </w:r>
+    </w:p>
+    <w:p>
+      <w:r>
+        <w:t>            &lt;/div&gt;</w:t>
+      </w:r>
+    </w:p>
+    <w:p/>
+    <w:p>
+      <w:r>
+        <w:t>        &lt;/div&gt;</w:t>
+      </w:r>
+    </w:p>
+    <w:p>
+      <w:r>
+        <w:t>    &lt;/div&gt;</w:t>
+      </w:r>
+    </w:p>
+    <w:p/>
+    <w:p>
+      <w:r>
+        <w:t>    &lt;script&gt;</w:t>
+      </w:r>
+    </w:p>
+    <w:p>
+      <w:r>
+        <w:t>        const VALID_PIN = "05032026";</w:t>
+      </w:r>
+    </w:p>
+    <w:p>
+      <w:r>
+        <w:t>        let currentInput = "";</w:t>
+      </w:r>
+    </w:p>
+    <w:p>
+      <w:r>
+        <w:t xml:space="preserve">        </w:t>
+      </w:r>
+    </w:p>
+    <w:p>
+      <w:r>
+        <w:lastRenderedPageBreak/>
+        <w:t xml:space="preserve">        const audioNode = </w:t>
+      </w:r>
+      <w:proofErr w:type="gramStart"/>
+      <w:r>
+        <w:t>document.getElementById</w:t>
+      </w:r>
+      <w:proofErr w:type="gramEnd"/>
+      <w:r>
+        <w:t>('audioTrack');</w:t>
+      </w:r>
+    </w:p>
+    <w:p>
+      <w:r>
+        <w:t xml:space="preserve">        const diskWidget = </w:t>
+      </w:r>
+      <w:proofErr w:type="gramStart"/>
+      <w:r>
+        <w:t>document.getElementById</w:t>
+      </w:r>
+      <w:proofErr w:type="gramEnd"/>
+      <w:r>
+        <w:t>('musicBtn');</w:t>
+      </w:r>
+    </w:p>
+    <w:p>
+      <w:r>
+        <w:t xml:space="preserve">        const mainContainer = </w:t>
+      </w:r>
+      <w:proofErr w:type="gramStart"/>
+      <w:r>
+        <w:t>document.getElementById</w:t>
+      </w:r>
+      <w:proofErr w:type="gramEnd"/>
+      <w:r>
+        <w:t>('mainContainer');</w:t>
+      </w:r>
+    </w:p>
+    <w:p>
+      <w:r>
+        <w:t xml:space="preserve">        const scrollContent = </w:t>
+      </w:r>
+      <w:proofErr w:type="gramStart"/>
+      <w:r>
+        <w:t>document.getElementById</w:t>
+      </w:r>
+      <w:proofErr w:type="gramEnd"/>
+      <w:r>
+        <w:t>('scrollContent');</w:t>
+      </w:r>
+    </w:p>
+    <w:p/>
+    <w:p>
+      <w:r>
+        <w:t>        // Daftar Playlist Rapi (Default: Perfect Berada di Urutan Pertama)</w:t>
+      </w:r>
+    </w:p>
+    <w:p>
+      <w:r>
+        <w:t>        const songs = [</w:t>
+      </w:r>
+    </w:p>
+    <w:p>
+      <w:r>
+        <w:t xml:space="preserve">            </w:t>
+      </w:r>
+      <w:proofErr w:type="gramStart"/>
+      <w:r>
+        <w:t>{ title</w:t>
+      </w:r>
+      <w:proofErr w:type="gramEnd"/>
+      <w:r>
+        <w:t>: "Perfect", artist: "Ed Sheeran", src: "Perfect - Ed Sheeran.mp3</w:t>
+      </w:r>
+      <w:proofErr w:type="gramStart"/>
+      <w:r>
+        <w:t>" }</w:t>
+      </w:r>
+      <w:proofErr w:type="gramEnd"/>
+      <w:r>
+        <w:t>,</w:t>
+      </w:r>
+    </w:p>
+    <w:p>
+      <w:r>
+        <w:t xml:space="preserve">            </w:t>
+      </w:r>
+      <w:proofErr w:type="gramStart"/>
+      <w:r>
+        <w:t>{ title</w:t>
+      </w:r>
+      <w:proofErr w:type="gramEnd"/>
+      <w:r>
+        <w:t xml:space="preserve">: "Shape </w:t>
+      </w:r>
+      <w:proofErr w:type="gramStart"/>
+      <w:r>
+        <w:t>Of</w:t>
+      </w:r>
+      <w:proofErr w:type="gramEnd"/>
+      <w:r>
+        <w:t xml:space="preserve"> My Heart", artist: "Backstreet Boys", src: "Shape </w:t>
+      </w:r>
+      <w:proofErr w:type="gramStart"/>
+      <w:r>
+        <w:t>Of</w:t>
+      </w:r>
+      <w:proofErr w:type="gramEnd"/>
+      <w:r>
+        <w:t xml:space="preserve"> My Heart - Backstreet Boys - US-UK Oldie.mp3</w:t>
+      </w:r>
+      <w:proofErr w:type="gramStart"/>
+      <w:r>
+        <w:t>" }</w:t>
+      </w:r>
+      <w:proofErr w:type="gramEnd"/>
+      <w:r>
+        <w:t>,</w:t>
+      </w:r>
+    </w:p>
+    <w:p>
+      <w:r>
+        <w:t xml:space="preserve">            </w:t>
+      </w:r>
+      <w:proofErr w:type="gramStart"/>
+      <w:r>
+        <w:t>{ title</w:t>
+      </w:r>
+      <w:proofErr w:type="gramEnd"/>
+      <w:r>
+        <w:t>: "My Love", artist: "Westlife", src: "18 - Westlife - My Love.mp3</w:t>
+      </w:r>
+      <w:proofErr w:type="gramStart"/>
+      <w:r>
+        <w:t>" }</w:t>
+      </w:r>
+      <w:proofErr w:type="gramEnd"/>
+      <w:r>
+        <w:t>,</w:t>
+      </w:r>
+    </w:p>
+    <w:p>
+      <w:r>
+        <w:t xml:space="preserve">            </w:t>
+      </w:r>
+      <w:proofErr w:type="gramStart"/>
+      <w:r>
+        <w:t>{ title</w:t>
+      </w:r>
+      <w:proofErr w:type="gramEnd"/>
+      <w:r>
+        <w:t xml:space="preserve">: "Can't Help Falling </w:t>
+      </w:r>
+      <w:proofErr w:type="gramStart"/>
+      <w:r>
+        <w:t>In</w:t>
+      </w:r>
+      <w:proofErr w:type="gramEnd"/>
+      <w:r>
+        <w:t xml:space="preserve"> Love", artist: "Elvis Presley", src: "Elvis Presley - Can't Help Falling </w:t>
+      </w:r>
+      <w:proofErr w:type="gramStart"/>
+      <w:r>
+        <w:t>In</w:t>
+      </w:r>
+      <w:proofErr w:type="gramEnd"/>
+      <w:r>
+        <w:t xml:space="preserve"> Love (Official Audio).mp3</w:t>
+      </w:r>
+      <w:proofErr w:type="gramStart"/>
+      <w:r>
+        <w:t>" }</w:t>
+      </w:r>
+      <w:proofErr w:type="gramEnd"/>
+      <w:r>
+        <w:t>,</w:t>
+      </w:r>
+    </w:p>
+    <w:p>
+      <w:r>
+        <w:t xml:space="preserve">            </w:t>
+      </w:r>
+      <w:proofErr w:type="gramStart"/>
+      <w:r>
+        <w:t>{ title</w:t>
+      </w:r>
+      <w:proofErr w:type="gramEnd"/>
+      <w:r>
+        <w:t>: "I Don't Want to Miss a Thing", artist: "Aerosmith", src: "Aerosmith - I Don't Want to Miss a Thing.mp3</w:t>
+      </w:r>
+      <w:proofErr w:type="gramStart"/>
+      <w:r>
+        <w:t>" }</w:t>
+      </w:r>
+      <w:proofErr w:type="gramEnd"/>
+    </w:p>
+    <w:p>
+      <w:r>
+        <w:t>        ];</w:t>
+      </w:r>
+    </w:p>
+    <w:p>
+      <w:r>
+        <w:t>        let currentSongIndex = 0;</w:t>
+      </w:r>
+    </w:p>
+    <w:p/>
+    <w:p>
+      <w:r>
+        <w:t>        // Catatan Gratitude Jar</w:t>
+      </w:r>
+    </w:p>
+    <w:p>
+      <w:r>
+        <w:t>        const jarNotes = [</w:t>
+      </w:r>
+    </w:p>
+    <w:p>
+      <w:r>
+        <w:t xml:space="preserve">            "Your spirit in the face of challenges inspires me every single day, Calulla. </w:t>
+      </w:r>
+      <w:r>
+        <w:rPr>
+          <w:rFonts w:ascii="Segoe UI Emoji" w:hAnsi="Segoe UI Emoji" w:cs="Segoe UI Emoji"/>
+        </w:rPr>
+        <w:t>💖</w:t>
+      </w:r>
+      <w:r>
+        <w:t>",</w:t>
+      </w:r>
+    </w:p>
+    <w:p>
+      <w:r>
+        <w:t xml:space="preserve">            "Your presence alone is enough to make any room feel warmer. </w:t>
+      </w:r>
+      <w:r>
+        <w:rPr>
+          <w:rFonts w:ascii="Segoe UI Emoji" w:hAnsi="Segoe UI Emoji" w:cs="Segoe UI Emoji"/>
+        </w:rPr>
+        <w:t>✨</w:t>
+      </w:r>
+      <w:r>
+        <w:t>",</w:t>
+      </w:r>
+    </w:p>
+    <w:p>
+      <w:r>
+        <w:t xml:space="preserve">            "The way you care and love unconditionally is a beautiful gift. </w:t>
+      </w:r>
+      <w:r>
+        <w:rPr>
+          <w:rFonts w:ascii="Segoe UI Emoji" w:hAnsi="Segoe UI Emoji" w:cs="Segoe UI Emoji"/>
+        </w:rPr>
+        <w:t>❄️</w:t>
+      </w:r>
+      <w:r>
+        <w:t>",</w:t>
+      </w:r>
+    </w:p>
+    <w:p>
+      <w:r>
+        <w:t xml:space="preserve">            "Thank you for being the most supportive person in my life, Calulla Bunga Elysia! </w:t>
+      </w:r>
+      <w:r>
+        <w:rPr>
+          <w:rFonts w:ascii="Segoe UI Emoji" w:hAnsi="Segoe UI Emoji" w:cs="Segoe UI Emoji"/>
+        </w:rPr>
+        <w:t>🌌</w:t>
+      </w:r>
+      <w:r>
+        <w:t>",</w:t>
+      </w:r>
+    </w:p>
+    <w:p>
+      <w:r>
+        <w:t xml:space="preserve">            "Every single laugh shared with you is a memory I keep forever. </w:t>
+      </w:r>
+      <w:r>
+        <w:rPr>
+          <w:rFonts w:ascii="Segoe UI Emoji" w:hAnsi="Segoe UI Emoji" w:cs="Segoe UI Emoji"/>
+        </w:rPr>
+        <w:t>💕</w:t>
+      </w:r>
+      <w:r>
+        <w:t>"</w:t>
+      </w:r>
+    </w:p>
+    <w:p>
+      <w:r>
+        <w:t>        ];</w:t>
+      </w:r>
+    </w:p>
+    <w:p/>
+    <w:p>
+      <w:r>
+        <w:t>        // Transisi Otomatis Loading -&gt; PIN Pad</w:t>
+      </w:r>
+    </w:p>
+    <w:p>
+      <w:r>
+        <w:t xml:space="preserve">        </w:t>
+      </w:r>
+      <w:proofErr w:type="gramStart"/>
+      <w:r>
+        <w:t>setTimeout(</w:t>
+      </w:r>
+      <w:proofErr w:type="gramEnd"/>
+      <w:r>
+        <w:t>() =&gt; {</w:t>
+      </w:r>
+    </w:p>
+    <w:p>
+      <w:r>
+        <w:t xml:space="preserve">            </w:t>
+      </w:r>
+      <w:proofErr w:type="gramStart"/>
+      <w:r>
+        <w:t>changeStaticSlide(</w:t>
+      </w:r>
+      <w:proofErr w:type="gramEnd"/>
+      <w:r>
+        <w:t>'slide1', 'slide2');</w:t>
+      </w:r>
+    </w:p>
+    <w:p>
+      <w:r>
+        <w:t>        }, 3000);</w:t>
+      </w:r>
+    </w:p>
+    <w:p/>
+    <w:p>
+      <w:r>
+        <w:t>        function typeKey(num) {</w:t>
+      </w:r>
+    </w:p>
+    <w:p>
+      <w:r>
+        <w:t>            if (currentInput.length &lt; 8) {</w:t>
+      </w:r>
+    </w:p>
+    <w:p>
+      <w:r>
+        <w:t>                currentInput += num;</w:t>
+      </w:r>
+    </w:p>
+    <w:p>
+      <w:r>
+        <w:t xml:space="preserve">                </w:t>
+      </w:r>
+      <w:proofErr w:type="gramStart"/>
+      <w:r>
+        <w:t>renderDots(</w:t>
+      </w:r>
+      <w:proofErr w:type="gramEnd"/>
+      <w:r>
+        <w:t>);</w:t>
+      </w:r>
+    </w:p>
+    <w:p>
+      <w:r>
+        <w:t xml:space="preserve">                </w:t>
+      </w:r>
+    </w:p>
+    <w:p>
+      <w:r>
+        <w:t>                if (currentInput.length === 8) {</w:t>
+      </w:r>
+    </w:p>
+    <w:p>
+      <w:r>
+        <w:t xml:space="preserve">                    </w:t>
+      </w:r>
+      <w:proofErr w:type="gramStart"/>
+      <w:r>
+        <w:t>setTimeout(</w:t>
+      </w:r>
+      <w:proofErr w:type="gramEnd"/>
+      <w:r>
+        <w:t>() =&gt; {</w:t>
+      </w:r>
+    </w:p>
+    <w:p>
+      <w:r>
+        <w:t>                        if (currentInput === VALID_PIN) {</w:t>
+      </w:r>
+    </w:p>
+    <w:p>
+      <w:r>
+        <w:t xml:space="preserve">                            </w:t>
+      </w:r>
+      <w:proofErr w:type="gramStart"/>
+      <w:r>
+        <w:t>fireAudioEngine(</w:t>
+      </w:r>
+      <w:proofErr w:type="gramEnd"/>
+      <w:r>
+        <w:t>);</w:t>
+      </w:r>
+    </w:p>
+    <w:p>
+      <w:r>
+        <w:t xml:space="preserve">                            </w:t>
+      </w:r>
+      <w:proofErr w:type="gramStart"/>
+      <w:r>
+        <w:t>changeStaticSlide(</w:t>
+      </w:r>
+      <w:proofErr w:type="gramEnd"/>
+      <w:r>
+        <w:t>'slide2', 'slide3');</w:t>
+      </w:r>
+    </w:p>
+    <w:p>
+      <w:r>
+        <w:t>                        } else {</w:t>
+      </w:r>
+    </w:p>
+    <w:p>
+      <w:r>
+        <w:t xml:space="preserve">                            </w:t>
+      </w:r>
+      <w:proofErr w:type="gramStart"/>
+      <w:r>
+        <w:t>alert(</w:t>
+      </w:r>
+      <w:proofErr w:type="gramEnd"/>
+      <w:r>
+        <w:t>"Secret Code Salah! Coba periksa kembali tanggal spesialnya.");</w:t>
+      </w:r>
+    </w:p>
+    <w:p>
+      <w:r>
+        <w:t xml:space="preserve">                            </w:t>
+      </w:r>
+      <w:proofErr w:type="gramStart"/>
+      <w:r>
+        <w:t>clearKeys(</w:t>
+      </w:r>
+      <w:proofErr w:type="gramEnd"/>
+      <w:r>
+        <w:t>);</w:t>
+      </w:r>
+    </w:p>
+    <w:p>
+      <w:r>
+        <w:t>                        }</w:t>
+      </w:r>
+    </w:p>
+    <w:p>
+      <w:r>
+        <w:t>                    }, 250);</w:t>
+      </w:r>
+    </w:p>
+    <w:p>
+      <w:r>
+        <w:t>                }</w:t>
+      </w:r>
+    </w:p>
+    <w:p>
+      <w:r>
+        <w:t>            }</w:t>
+      </w:r>
+    </w:p>
+    <w:p>
+      <w:r>
+        <w:t>        }</w:t>
+      </w:r>
+    </w:p>
+    <w:p/>
+    <w:p>
+      <w:r>
+        <w:t xml:space="preserve">        function </w:t>
+      </w:r>
+      <w:proofErr w:type="gramStart"/>
+      <w:r>
+        <w:t>clearKeys(</w:t>
+      </w:r>
+      <w:proofErr w:type="gramEnd"/>
+      <w:r>
+        <w:t xml:space="preserve">) </w:t>
+      </w:r>
+      <w:proofErr w:type="gramStart"/>
+      <w:r>
+        <w:t>{ currentInput</w:t>
+      </w:r>
+      <w:proofErr w:type="gramEnd"/>
+      <w:r>
+        <w:t xml:space="preserve"> = ""; </w:t>
+      </w:r>
+      <w:proofErr w:type="gramStart"/>
+      <w:r>
+        <w:t>renderDots(</w:t>
+      </w:r>
+      <w:proofErr w:type="gramEnd"/>
+      <w:r>
+        <w:t>)</w:t>
+      </w:r>
+      <w:proofErr w:type="gramStart"/>
+      <w:r>
+        <w:t>; }</w:t>
+      </w:r>
+      <w:proofErr w:type="gramEnd"/>
+    </w:p>
+    <w:p>
+      <w:r>
+        <w:lastRenderedPageBreak/>
+        <w:t xml:space="preserve">        function </w:t>
+      </w:r>
+      <w:proofErr w:type="gramStart"/>
+      <w:r>
+        <w:t>backspaceKey(</w:t>
+      </w:r>
+      <w:proofErr w:type="gramEnd"/>
+      <w:r>
+        <w:t xml:space="preserve">) </w:t>
+      </w:r>
+      <w:proofErr w:type="gramStart"/>
+      <w:r>
+        <w:t>{ currentInput</w:t>
+      </w:r>
+      <w:proofErr w:type="gramEnd"/>
+      <w:r>
+        <w:t xml:space="preserve"> = currentInput.slice(0, -1); </w:t>
+      </w:r>
+      <w:proofErr w:type="gramStart"/>
+      <w:r>
+        <w:t>renderDots(</w:t>
+      </w:r>
+      <w:proofErr w:type="gramEnd"/>
+      <w:r>
+        <w:t>)</w:t>
+      </w:r>
+      <w:proofErr w:type="gramStart"/>
+      <w:r>
+        <w:t>; }</w:t>
+      </w:r>
+      <w:proofErr w:type="gramEnd"/>
+    </w:p>
+    <w:p>
+      <w:r>
+        <w:t xml:space="preserve">        function </w:t>
+      </w:r>
+      <w:proofErr w:type="gramStart"/>
+      <w:r>
+        <w:t>renderDots(</w:t>
+      </w:r>
+      <w:proofErr w:type="gramEnd"/>
+      <w:r>
+        <w:t>) {</w:t>
+      </w:r>
+    </w:p>
+    <w:p>
+      <w:r>
+        <w:t>            for (let i = 0; i &lt; 8; i++) {</w:t>
+      </w:r>
+    </w:p>
+    <w:p>
+      <w:r>
+        <w:t xml:space="preserve">                </w:t>
+      </w:r>
+      <w:proofErr w:type="gramStart"/>
+      <w:r>
+        <w:t>document.getElementById</w:t>
+      </w:r>
+      <w:proofErr w:type="gramEnd"/>
+      <w:r>
+        <w:t>(`d${i}`</w:t>
+      </w:r>
+      <w:proofErr w:type="gramStart"/>
+      <w:r>
+        <w:t>).classList.toggle</w:t>
+      </w:r>
+      <w:proofErr w:type="gramEnd"/>
+      <w:r>
+        <w:t>('fill', i &lt; currentInput.length);</w:t>
+      </w:r>
+    </w:p>
+    <w:p>
+      <w:r>
+        <w:t>            }</w:t>
+      </w:r>
+    </w:p>
+    <w:p>
+      <w:r>
+        <w:t>        }</w:t>
+      </w:r>
+    </w:p>
+    <w:p/>
+    <w:p>
+      <w:r>
+        <w:t xml:space="preserve">        function </w:t>
+      </w:r>
+      <w:proofErr w:type="gramStart"/>
+      <w:r>
+        <w:t>changeStaticSlide(</w:t>
+      </w:r>
+      <w:proofErr w:type="gramEnd"/>
+      <w:r>
+        <w:t>outId, inId) {</w:t>
+      </w:r>
+    </w:p>
+    <w:p>
+      <w:r>
+        <w:t xml:space="preserve">            </w:t>
+      </w:r>
+      <w:proofErr w:type="gramStart"/>
+      <w:r>
+        <w:t>document.getElementById</w:t>
+      </w:r>
+      <w:proofErr w:type="gramEnd"/>
+      <w:r>
+        <w:t>(outId</w:t>
+      </w:r>
+      <w:proofErr w:type="gramStart"/>
+      <w:r>
+        <w:t>).style</w:t>
+      </w:r>
+      <w:proofErr w:type="gramEnd"/>
+      <w:r>
+        <w:t>.display = "none";</w:t>
+      </w:r>
+    </w:p>
+    <w:p>
+      <w:r>
+        <w:t xml:space="preserve">            </w:t>
+      </w:r>
+      <w:proofErr w:type="gramStart"/>
+      <w:r>
+        <w:t>document.getElementById</w:t>
+      </w:r>
+      <w:proofErr w:type="gramEnd"/>
+      <w:r>
+        <w:t>(outId</w:t>
+      </w:r>
+      <w:proofErr w:type="gramStart"/>
+      <w:r>
+        <w:t>).classList.remove</w:t>
+      </w:r>
+      <w:proofErr w:type="gramEnd"/>
+      <w:r>
+        <w:t>('active');</w:t>
+      </w:r>
+    </w:p>
+    <w:p>
+      <w:r>
+        <w:t xml:space="preserve">            </w:t>
+      </w:r>
+    </w:p>
+    <w:p>
+      <w:r>
+        <w:t xml:space="preserve">            </w:t>
+      </w:r>
+      <w:proofErr w:type="gramStart"/>
+      <w:r>
+        <w:t>document.getElementById</w:t>
+      </w:r>
+      <w:proofErr w:type="gramEnd"/>
+      <w:r>
+        <w:t>(inId</w:t>
+      </w:r>
+      <w:proofErr w:type="gramStart"/>
+      <w:r>
+        <w:t>).style</w:t>
+      </w:r>
+      <w:proofErr w:type="gramEnd"/>
+      <w:r>
+        <w:t>.display = "flex";</w:t>
+      </w:r>
+    </w:p>
+    <w:p>
+      <w:r>
+        <w:t xml:space="preserve">            </w:t>
+      </w:r>
+      <w:proofErr w:type="gramStart"/>
+      <w:r>
+        <w:t>setTimeout(</w:t>
+      </w:r>
+      <w:proofErr w:type="gramEnd"/>
+      <w:r>
+        <w:t>() =&gt; {</w:t>
+      </w:r>
+    </w:p>
+    <w:p>
+      <w:r>
+        <w:t xml:space="preserve">                </w:t>
+      </w:r>
+      <w:proofErr w:type="gramStart"/>
+      <w:r>
+        <w:t>document.getElementById</w:t>
+      </w:r>
+      <w:proofErr w:type="gramEnd"/>
+      <w:r>
+        <w:t>(inId</w:t>
+      </w:r>
+      <w:proofErr w:type="gramStart"/>
+      <w:r>
+        <w:t>).classList.add</w:t>
+      </w:r>
+      <w:proofErr w:type="gramEnd"/>
+      <w:r>
+        <w:t>('active');</w:t>
+      </w:r>
+    </w:p>
+    <w:p>
+      <w:r>
+        <w:t>            }, 50);</w:t>
+      </w:r>
+    </w:p>
+    <w:p>
+      <w:r>
+        <w:t>        }</w:t>
+      </w:r>
+    </w:p>
+    <w:p/>
+    <w:p>
+      <w:r>
+        <w:t xml:space="preserve">        function </w:t>
+      </w:r>
+      <w:proofErr w:type="gramStart"/>
+      <w:r>
+        <w:t>breakOpenGift(</w:t>
+      </w:r>
+      <w:proofErr w:type="gramEnd"/>
+      <w:r>
+        <w:t>) {</w:t>
+      </w:r>
+    </w:p>
+    <w:p>
+      <w:r>
+        <w:t xml:space="preserve">            </w:t>
+      </w:r>
+      <w:proofErr w:type="gramStart"/>
+      <w:r>
+        <w:t>document.getElementById</w:t>
+      </w:r>
+      <w:proofErr w:type="gramEnd"/>
+      <w:r>
+        <w:t>('giftHeader'</w:t>
+      </w:r>
+      <w:proofErr w:type="gramStart"/>
+      <w:r>
+        <w:t>).innerText</w:t>
+      </w:r>
+      <w:proofErr w:type="gramEnd"/>
+      <w:r>
+        <w:t xml:space="preserve"> = "</w:t>
+      </w:r>
+      <w:r>
+        <w:rPr>
+          <w:rFonts w:ascii="Segoe UI Emoji" w:hAnsi="Segoe UI Emoji" w:cs="Segoe UI Emoji"/>
+        </w:rPr>
+        <w:t>✨</w:t>
+      </w:r>
+      <w:r>
+        <w:t xml:space="preserve"> Surprise! </w:t>
+      </w:r>
+      <w:r>
+        <w:rPr>
+          <w:rFonts w:ascii="Segoe UI Emoji" w:hAnsi="Segoe UI Emoji" w:cs="Segoe UI Emoji"/>
+        </w:rPr>
+        <w:t>✨</w:t>
+      </w:r>
+      <w:r>
+        <w:t>";</w:t>
+      </w:r>
+    </w:p>
+    <w:p>
+      <w:r>
+        <w:t xml:space="preserve">            </w:t>
+      </w:r>
+      <w:proofErr w:type="gramStart"/>
+      <w:r>
+        <w:t>document.getElementById</w:t>
+      </w:r>
+      <w:proofErr w:type="gramEnd"/>
+      <w:r>
+        <w:t>('giftBox'</w:t>
+      </w:r>
+      <w:proofErr w:type="gramStart"/>
+      <w:r>
+        <w:t>).innerText</w:t>
+      </w:r>
+      <w:proofErr w:type="gramEnd"/>
+      <w:r>
+        <w:t xml:space="preserve"> = "</w:t>
+      </w:r>
+      <w:r>
+        <w:rPr>
+          <w:rFonts w:ascii="Segoe UI Emoji" w:hAnsi="Segoe UI Emoji" w:cs="Segoe UI Emoji"/>
+        </w:rPr>
+        <w:t>🎉❄️</w:t>
+      </w:r>
+      <w:r>
+        <w:t>";</w:t>
+      </w:r>
+    </w:p>
+    <w:p>
+      <w:r>
+        <w:t xml:space="preserve">            </w:t>
+      </w:r>
+      <w:proofErr w:type="gramStart"/>
+      <w:r>
+        <w:t>document.getElementById</w:t>
+      </w:r>
+      <w:proofErr w:type="gramEnd"/>
+      <w:r>
+        <w:t>('giftHint'</w:t>
+      </w:r>
+      <w:proofErr w:type="gramStart"/>
+      <w:r>
+        <w:t>).innerText</w:t>
+      </w:r>
+      <w:proofErr w:type="gramEnd"/>
+      <w:r>
+        <w:t xml:space="preserve"> = "Kado digital berhasil dibuka!";</w:t>
+      </w:r>
+    </w:p>
+    <w:p>
+      <w:r>
+        <w:t xml:space="preserve">            </w:t>
+      </w:r>
+    </w:p>
+    <w:p>
+      <w:r>
+        <w:t xml:space="preserve">            </w:t>
+      </w:r>
+      <w:proofErr w:type="gramStart"/>
+      <w:r>
+        <w:t>setTimeout(</w:t>
+      </w:r>
+      <w:proofErr w:type="gramEnd"/>
+      <w:r>
+        <w:t>() =&gt; {</w:t>
+      </w:r>
+    </w:p>
+    <w:p>
+      <w:r>
+        <w:t xml:space="preserve">                </w:t>
+      </w:r>
+      <w:proofErr w:type="gramStart"/>
+      <w:r>
+        <w:t>document.getElementById</w:t>
+      </w:r>
+      <w:proofErr w:type="gramEnd"/>
+      <w:r>
+        <w:t>('slide3'</w:t>
+      </w:r>
+      <w:proofErr w:type="gramStart"/>
+      <w:r>
+        <w:t>).style</w:t>
+      </w:r>
+      <w:proofErr w:type="gramEnd"/>
+      <w:r>
+        <w:t>.display = "none";</w:t>
+      </w:r>
+    </w:p>
+    <w:p>
+      <w:r>
+        <w:t xml:space="preserve">                </w:t>
+      </w:r>
+      <w:proofErr w:type="gramStart"/>
+      <w:r>
+        <w:t>document.getElementById</w:t>
+      </w:r>
+      <w:proofErr w:type="gramEnd"/>
+      <w:r>
+        <w:t>('slide3'</w:t>
+      </w:r>
+      <w:proofErr w:type="gramStart"/>
+      <w:r>
+        <w:t>).classList.remove</w:t>
+      </w:r>
+      <w:proofErr w:type="gramEnd"/>
+      <w:r>
+        <w:t>('active');</w:t>
+      </w:r>
+    </w:p>
+    <w:p>
+      <w:r>
+        <w:t xml:space="preserve">                </w:t>
+      </w:r>
+    </w:p>
+    <w:p>
+      <w:r>
+        <w:lastRenderedPageBreak/>
+        <w:t>                mainContainer.classList.add('scrollable');</w:t>
+      </w:r>
+    </w:p>
+    <w:p>
+      <w:r>
+        <w:t>                scrollContent.classList.add('active');</w:t>
+      </w:r>
+    </w:p>
+    <w:p>
+      <w:r>
+        <w:t>            }, 1500);</w:t>
+      </w:r>
+    </w:p>
+    <w:p>
+      <w:r>
+        <w:t>        }</w:t>
+      </w:r>
+    </w:p>
+    <w:p/>
+    <w:p>
+      <w:r>
+        <w:t>        function openImageZoom(imgSrc) {</w:t>
+      </w:r>
+    </w:p>
+    <w:p>
+      <w:r>
+        <w:t xml:space="preserve">            </w:t>
+      </w:r>
+      <w:proofErr w:type="gramStart"/>
+      <w:r>
+        <w:t>document.getElementById</w:t>
+      </w:r>
+      <w:proofErr w:type="gramEnd"/>
+      <w:r>
+        <w:t>('targetZoomedImg').src = imgSrc;</w:t>
+      </w:r>
+    </w:p>
+    <w:p>
+      <w:r>
+        <w:t xml:space="preserve">            </w:t>
+      </w:r>
+      <w:proofErr w:type="gramStart"/>
+      <w:r>
+        <w:t>document.getElementById</w:t>
+      </w:r>
+      <w:proofErr w:type="gramEnd"/>
+      <w:r>
+        <w:t>('imageModal'</w:t>
+      </w:r>
+      <w:proofErr w:type="gramStart"/>
+      <w:r>
+        <w:t>).classList.add</w:t>
+      </w:r>
+      <w:proofErr w:type="gramEnd"/>
+      <w:r>
+        <w:t>('active');</w:t>
+      </w:r>
+    </w:p>
+    <w:p>
+      <w:r>
+        <w:t>        }</w:t>
+      </w:r>
+    </w:p>
+    <w:p>
+      <w:r>
+        <w:t xml:space="preserve">        function </w:t>
+      </w:r>
+      <w:proofErr w:type="gramStart"/>
+      <w:r>
+        <w:t>closeImageZoom(</w:t>
+      </w:r>
+      <w:proofErr w:type="gramEnd"/>
+      <w:r>
+        <w:t>) {</w:t>
+      </w:r>
+    </w:p>
+    <w:p>
+      <w:r>
+        <w:t xml:space="preserve">            </w:t>
+      </w:r>
+      <w:proofErr w:type="gramStart"/>
+      <w:r>
+        <w:t>document.getElementById</w:t>
+      </w:r>
+      <w:proofErr w:type="gramEnd"/>
+      <w:r>
+        <w:t>('imageModal'</w:t>
+      </w:r>
+      <w:proofErr w:type="gramStart"/>
+      <w:r>
+        <w:t>).classList.remove</w:t>
+      </w:r>
+      <w:proofErr w:type="gramEnd"/>
+      <w:r>
+        <w:t>('active');</w:t>
+      </w:r>
+    </w:p>
+    <w:p>
+      <w:r>
+        <w:t>        }</w:t>
+      </w:r>
+    </w:p>
+    <w:p/>
+    <w:p>
+      <w:r>
+        <w:t>        function readFlowerMsg(textMessage) {</w:t>
+      </w:r>
+    </w:p>
+    <w:p>
+      <w:r>
+        <w:t xml:space="preserve">            </w:t>
+      </w:r>
+      <w:proofErr w:type="gramStart"/>
+      <w:r>
+        <w:t>document.getElementById</w:t>
+      </w:r>
+      <w:proofErr w:type="gramEnd"/>
+      <w:r>
+        <w:t>('flowerDisplayBox'</w:t>
+      </w:r>
+      <w:proofErr w:type="gramStart"/>
+      <w:r>
+        <w:t>).innerText</w:t>
+      </w:r>
+      <w:proofErr w:type="gramEnd"/>
+      <w:r>
+        <w:t xml:space="preserve"> = textMessage;</w:t>
+      </w:r>
+    </w:p>
+    <w:p>
+      <w:r>
+        <w:t>        }</w:t>
+      </w:r>
+    </w:p>
+    <w:p/>
+    <w:p>
+      <w:r>
+        <w:t>        // Fitur Kocok Botol Berantakan (Realistis)</w:t>
+      </w:r>
+    </w:p>
+    <w:p>
+      <w:r>
+        <w:t xml:space="preserve">        function </w:t>
+      </w:r>
+      <w:proofErr w:type="gramStart"/>
+      <w:r>
+        <w:t>shakeAndPickNote(</w:t>
+      </w:r>
+      <w:proofErr w:type="gramEnd"/>
+      <w:r>
+        <w:t>) {</w:t>
+      </w:r>
+    </w:p>
+    <w:p>
+      <w:r>
+        <w:t xml:space="preserve">            const jar = </w:t>
+      </w:r>
+      <w:proofErr w:type="gramStart"/>
+      <w:r>
+        <w:t>document.getElementById</w:t>
+      </w:r>
+      <w:proofErr w:type="gramEnd"/>
+      <w:r>
+        <w:t>('gratitudeJar');</w:t>
+      </w:r>
+    </w:p>
+    <w:p>
+      <w:r>
+        <w:t>            jar.classList.add('shake');</w:t>
+      </w:r>
+    </w:p>
+    <w:p>
+      <w:r>
+        <w:t xml:space="preserve">            </w:t>
+      </w:r>
+      <w:proofErr w:type="gramStart"/>
+      <w:r>
+        <w:t>document.getElementById</w:t>
+      </w:r>
+      <w:proofErr w:type="gramEnd"/>
+      <w:r>
+        <w:t>('jarDisplayBox'</w:t>
+      </w:r>
+      <w:proofErr w:type="gramStart"/>
+      <w:r>
+        <w:t>).innerText</w:t>
+      </w:r>
+      <w:proofErr w:type="gramEnd"/>
+      <w:r>
+        <w:t xml:space="preserve"> = "Shaking the jar... </w:t>
+      </w:r>
+      <w:r>
+        <w:rPr>
+          <w:rFonts w:ascii="Segoe UI Emoji" w:hAnsi="Segoe UI Emoji" w:cs="Segoe UI Emoji"/>
+        </w:rPr>
+        <w:t>🍯</w:t>
+      </w:r>
+      <w:r>
+        <w:t>";</w:t>
+      </w:r>
+    </w:p>
+    <w:p>
+      <w:r>
+        <w:t xml:space="preserve">            </w:t>
+      </w:r>
+    </w:p>
+    <w:p>
+      <w:r>
+        <w:t xml:space="preserve">            </w:t>
+      </w:r>
+      <w:proofErr w:type="gramStart"/>
+      <w:r>
+        <w:t>setTimeout(</w:t>
+      </w:r>
+      <w:proofErr w:type="gramEnd"/>
+      <w:r>
+        <w:t>() =&gt; {</w:t>
+      </w:r>
+    </w:p>
+    <w:p>
+      <w:r>
+        <w:t xml:space="preserve">                </w:t>
+      </w:r>
+      <w:proofErr w:type="gramStart"/>
+      <w:r>
+        <w:t>jar.classList.remove</w:t>
+      </w:r>
+      <w:proofErr w:type="gramEnd"/>
+      <w:r>
+        <w:t>('shake');</w:t>
+      </w:r>
+    </w:p>
+    <w:p>
+      <w:r>
+        <w:t xml:space="preserve">                const randomNote = </w:t>
+      </w:r>
+      <w:proofErr w:type="gramStart"/>
+      <w:r>
+        <w:t>jarNotes[</w:t>
+      </w:r>
+      <w:proofErr w:type="gramEnd"/>
+      <w:r>
+        <w:t>Math.floor(Math.random() * jarNotes.length)];</w:t>
+      </w:r>
+    </w:p>
+    <w:p>
+      <w:r>
+        <w:lastRenderedPageBreak/>
+        <w:t xml:space="preserve">                </w:t>
+      </w:r>
+      <w:proofErr w:type="gramStart"/>
+      <w:r>
+        <w:t>document.getElementById</w:t>
+      </w:r>
+      <w:proofErr w:type="gramEnd"/>
+      <w:r>
+        <w:t>('jarDisplayBox'</w:t>
+      </w:r>
+      <w:proofErr w:type="gramStart"/>
+      <w:r>
+        <w:t>).innerText</w:t>
+      </w:r>
+      <w:proofErr w:type="gramEnd"/>
+      <w:r>
+        <w:t xml:space="preserve"> = randomNote;</w:t>
+      </w:r>
+    </w:p>
+    <w:p>
+      <w:r>
+        <w:t>            }, 600);</w:t>
+      </w:r>
+    </w:p>
+    <w:p>
+      <w:r>
+        <w:t>        }</w:t>
+      </w:r>
+    </w:p>
+    <w:p/>
+    <w:p>
+      <w:r>
+        <w:t>        // Kontrol Pengganti Musik di Playlist</w:t>
+      </w:r>
+    </w:p>
+    <w:p>
+      <w:r>
+        <w:t>        function switchSong(index) {</w:t>
+      </w:r>
+    </w:p>
+    <w:p>
+      <w:r>
+        <w:t xml:space="preserve">            </w:t>
+      </w:r>
+      <w:proofErr w:type="gramStart"/>
+      <w:r>
+        <w:t>document.getElementById</w:t>
+      </w:r>
+      <w:proofErr w:type="gramEnd"/>
+      <w:r>
+        <w:t>(`track${currentSongIndex}`</w:t>
+      </w:r>
+      <w:proofErr w:type="gramStart"/>
+      <w:r>
+        <w:t>).classList.remove</w:t>
+      </w:r>
+      <w:proofErr w:type="gramEnd"/>
+      <w:r>
+        <w:t>('active');</w:t>
+      </w:r>
+    </w:p>
+    <w:p>
+      <w:r>
+        <w:t>            currentSongIndex = index;</w:t>
+      </w:r>
+    </w:p>
+    <w:p>
+      <w:r>
+        <w:t xml:space="preserve">            </w:t>
+      </w:r>
+      <w:proofErr w:type="gramStart"/>
+      <w:r>
+        <w:t>document.getElementById</w:t>
+      </w:r>
+      <w:proofErr w:type="gramEnd"/>
+      <w:r>
+        <w:t>(`track${currentSongIndex}`</w:t>
+      </w:r>
+      <w:proofErr w:type="gramStart"/>
+      <w:r>
+        <w:t>).classList.add</w:t>
+      </w:r>
+      <w:proofErr w:type="gramEnd"/>
+      <w:r>
+        <w:t>('active');</w:t>
+      </w:r>
+    </w:p>
+    <w:p>
+      <w:r>
+        <w:t xml:space="preserve">            </w:t>
+      </w:r>
+    </w:p>
+    <w:p>
+      <w:r>
+        <w:t xml:space="preserve">            </w:t>
+      </w:r>
+      <w:proofErr w:type="gramStart"/>
+      <w:r>
+        <w:t>document.getElementById</w:t>
+      </w:r>
+      <w:proofErr w:type="gramEnd"/>
+      <w:r>
+        <w:t>('activeTrackTitle'</w:t>
+      </w:r>
+      <w:proofErr w:type="gramStart"/>
+      <w:r>
+        <w:t>).innerText</w:t>
+      </w:r>
+      <w:proofErr w:type="gramEnd"/>
+      <w:r>
+        <w:t xml:space="preserve"> = songs[currentSongIndex</w:t>
+      </w:r>
+      <w:proofErr w:type="gramStart"/>
+      <w:r>
+        <w:t>].title</w:t>
+      </w:r>
+      <w:proofErr w:type="gramEnd"/>
+      <w:r>
+        <w:t>;</w:t>
+      </w:r>
+    </w:p>
+    <w:p>
+      <w:r>
+        <w:t xml:space="preserve">            </w:t>
+      </w:r>
+      <w:proofErr w:type="gramStart"/>
+      <w:r>
+        <w:t>document.getElementById</w:t>
+      </w:r>
+      <w:proofErr w:type="gramEnd"/>
+      <w:r>
+        <w:t>('activeTrackArtist'</w:t>
+      </w:r>
+      <w:proofErr w:type="gramStart"/>
+      <w:r>
+        <w:t>).innerText</w:t>
+      </w:r>
+      <w:proofErr w:type="gramEnd"/>
+      <w:r>
+        <w:t xml:space="preserve"> = songs[currentSongIndex</w:t>
+      </w:r>
+      <w:proofErr w:type="gramStart"/>
+      <w:r>
+        <w:t>].artist</w:t>
+      </w:r>
+      <w:proofErr w:type="gramEnd"/>
+      <w:r>
+        <w:t>;</w:t>
+      </w:r>
+    </w:p>
+    <w:p>
+      <w:r>
+        <w:t xml:space="preserve">            </w:t>
+      </w:r>
+    </w:p>
+    <w:p>
+      <w:r>
+        <w:t>            audioNode.src = songs[currentSongIndex].src;</w:t>
+      </w:r>
+    </w:p>
+    <w:p>
+      <w:r>
+        <w:t xml:space="preserve">            </w:t>
+      </w:r>
+      <w:proofErr w:type="gramStart"/>
+      <w:r>
+        <w:t>fireAudioEngine(</w:t>
+      </w:r>
+      <w:proofErr w:type="gramEnd"/>
+      <w:r>
+        <w:t>);</w:t>
+      </w:r>
+    </w:p>
+    <w:p>
+      <w:r>
+        <w:t>        }</w:t>
+      </w:r>
+    </w:p>
+    <w:p>
+      <w:r>
+        <w:t xml:space="preserve">        function </w:t>
+      </w:r>
+      <w:proofErr w:type="gramStart"/>
+      <w:r>
+        <w:t>nextSong(</w:t>
+      </w:r>
+      <w:proofErr w:type="gramEnd"/>
+      <w:r>
+        <w:t>) {</w:t>
+      </w:r>
+    </w:p>
+    <w:p>
+      <w:r>
+        <w:t xml:space="preserve">            let nextIdx = (currentSongIndex + 1) % </w:t>
+      </w:r>
+      <w:proofErr w:type="gramStart"/>
+      <w:r>
+        <w:t>songs.length</w:t>
+      </w:r>
+      <w:proofErr w:type="gramEnd"/>
+      <w:r>
+        <w:t>;</w:t>
+      </w:r>
+    </w:p>
+    <w:p>
+      <w:r>
+        <w:t>            switchSong(nextIdx);</w:t>
+      </w:r>
+    </w:p>
+    <w:p>
+      <w:r>
+        <w:t>        }</w:t>
+      </w:r>
+    </w:p>
+    <w:p>
+      <w:r>
+        <w:t xml:space="preserve">        function </w:t>
+      </w:r>
+      <w:proofErr w:type="gramStart"/>
+      <w:r>
+        <w:t>prevSong(</w:t>
+      </w:r>
+      <w:proofErr w:type="gramEnd"/>
+      <w:r>
+        <w:t>) {</w:t>
+      </w:r>
+    </w:p>
+    <w:p>
+      <w:r>
+        <w:t xml:space="preserve">            let prevIdx = (currentSongIndex - 1 + </w:t>
+      </w:r>
+      <w:proofErr w:type="gramStart"/>
+      <w:r>
+        <w:t>songs.length</w:t>
+      </w:r>
+      <w:proofErr w:type="gramEnd"/>
+      <w:r>
+        <w:t xml:space="preserve">) % </w:t>
+      </w:r>
+      <w:proofErr w:type="gramStart"/>
+      <w:r>
+        <w:t>songs.length</w:t>
+      </w:r>
+      <w:proofErr w:type="gramEnd"/>
+      <w:r>
+        <w:t>;</w:t>
+      </w:r>
+    </w:p>
+    <w:p>
+      <w:r>
+        <w:t>            switchSong(prevIdx);</w:t>
+      </w:r>
+    </w:p>
+    <w:p>
+      <w:r>
+        <w:t>        }</w:t>
+      </w:r>
+    </w:p>
+    <w:p/>
+    <w:p>
+      <w:r>
+        <w:t xml:space="preserve">        function </w:t>
+      </w:r>
+      <w:proofErr w:type="gramStart"/>
+      <w:r>
+        <w:t>fireAudioEngine(</w:t>
+      </w:r>
+      <w:proofErr w:type="gramEnd"/>
+      <w:r>
+        <w:t>) {</w:t>
+      </w:r>
+    </w:p>
+    <w:p>
+      <w:r>
+        <w:lastRenderedPageBreak/>
+        <w:t>            audioNode.play(</w:t>
+      </w:r>
+      <w:proofErr w:type="gramStart"/>
+      <w:r>
+        <w:t>).then</w:t>
+      </w:r>
+      <w:proofErr w:type="gramEnd"/>
+      <w:r>
+        <w:t>(() =&gt; {</w:t>
+      </w:r>
+    </w:p>
+    <w:p>
+      <w:r>
+        <w:t>                diskWidget.classList.add('spinning');</w:t>
+      </w:r>
+    </w:p>
+    <w:p>
+      <w:r>
+        <w:t xml:space="preserve">                </w:t>
+      </w:r>
+      <w:proofErr w:type="gramStart"/>
+      <w:r>
+        <w:t>document.getElementById</w:t>
+      </w:r>
+      <w:proofErr w:type="gramEnd"/>
+      <w:r>
+        <w:t>('playlistPlayBtn'</w:t>
+      </w:r>
+      <w:proofErr w:type="gramStart"/>
+      <w:r>
+        <w:t>).innerText</w:t>
+      </w:r>
+      <w:proofErr w:type="gramEnd"/>
+      <w:r>
+        <w:t xml:space="preserve"> = "</w:t>
+      </w:r>
+      <w:r>
+        <w:rPr>
+          <w:rFonts w:ascii="Segoe UI Symbol" w:hAnsi="Segoe UI Symbol" w:cs="Segoe UI Symbol"/>
+        </w:rPr>
+        <w:t>⏸</w:t>
+      </w:r>
+      <w:r>
+        <w:t>";</w:t>
+      </w:r>
+    </w:p>
+    <w:p>
+      <w:r>
+        <w:t>            }</w:t>
+      </w:r>
+      <w:proofErr w:type="gramStart"/>
+      <w:r>
+        <w:t>).catch</w:t>
+      </w:r>
+      <w:proofErr w:type="gramEnd"/>
+      <w:r>
+        <w:t xml:space="preserve">(e =&gt; </w:t>
+      </w:r>
+      <w:proofErr w:type="gramStart"/>
+      <w:r>
+        <w:t>console.log(</w:t>
+      </w:r>
+      <w:proofErr w:type="gramEnd"/>
+      <w:r>
+        <w:t>"Waiting for interaction: ", e));</w:t>
+      </w:r>
+    </w:p>
+    <w:p>
+      <w:r>
+        <w:t>        }</w:t>
+      </w:r>
+    </w:p>
+    <w:p/>
+    <w:p>
+      <w:r>
+        <w:t xml:space="preserve">        function </w:t>
+      </w:r>
+      <w:proofErr w:type="gramStart"/>
+      <w:r>
+        <w:t>toggleAudioState(</w:t>
+      </w:r>
+      <w:proofErr w:type="gramEnd"/>
+      <w:r>
+        <w:t>) {</w:t>
+      </w:r>
+    </w:p>
+    <w:p>
+      <w:r>
+        <w:t>            if (audioNode.paused) {</w:t>
+      </w:r>
+    </w:p>
+    <w:p>
+      <w:r>
+        <w:t>                audioNode.play();</w:t>
+      </w:r>
+    </w:p>
+    <w:p>
+      <w:r>
+        <w:t>                diskWidget.classList.add('spinning');</w:t>
+      </w:r>
+    </w:p>
+    <w:p>
+      <w:r>
+        <w:t xml:space="preserve">                </w:t>
+      </w:r>
+      <w:proofErr w:type="gramStart"/>
+      <w:r>
+        <w:t>document.getElementById</w:t>
+      </w:r>
+      <w:proofErr w:type="gramEnd"/>
+      <w:r>
+        <w:t>('playlistPlayBtn'</w:t>
+      </w:r>
+      <w:proofErr w:type="gramStart"/>
+      <w:r>
+        <w:t>).innerText</w:t>
+      </w:r>
+      <w:proofErr w:type="gramEnd"/>
+      <w:r>
+        <w:t xml:space="preserve"> = "</w:t>
+      </w:r>
+      <w:r>
+        <w:rPr>
+          <w:rFonts w:ascii="Segoe UI Symbol" w:hAnsi="Segoe UI Symbol" w:cs="Segoe UI Symbol"/>
+        </w:rPr>
+        <w:t>⏸</w:t>
+      </w:r>
+      <w:r>
+        <w:t>";</w:t>
+      </w:r>
+    </w:p>
+    <w:p>
+      <w:r>
+        <w:t>            } else {</w:t>
+      </w:r>
+    </w:p>
+    <w:p>
+      <w:r>
+        <w:t>                audioNode.pause();</w:t>
+      </w:r>
+    </w:p>
+    <w:p>
+      <w:r>
+        <w:t xml:space="preserve">                </w:t>
+      </w:r>
+      <w:proofErr w:type="gramStart"/>
+      <w:r>
+        <w:t>diskWidget.classList.remove</w:t>
+      </w:r>
+      <w:proofErr w:type="gramEnd"/>
+      <w:r>
+        <w:t>('spinning');</w:t>
+      </w:r>
+    </w:p>
+    <w:p>
+      <w:r>
+        <w:t xml:space="preserve">                </w:t>
+      </w:r>
+      <w:proofErr w:type="gramStart"/>
+      <w:r>
+        <w:t>document.getElementById</w:t>
+      </w:r>
+      <w:proofErr w:type="gramEnd"/>
+      <w:r>
+        <w:t>('playlistPlayBtn'</w:t>
+      </w:r>
+      <w:proofErr w:type="gramStart"/>
+      <w:r>
+        <w:t>).innerText</w:t>
+      </w:r>
+      <w:proofErr w:type="gramEnd"/>
+      <w:r>
+        <w:t xml:space="preserve"> = "</w:t>
+      </w:r>
+      <w:r>
+        <w:rPr>
+          <w:rFonts w:ascii="Cambria Math" w:hAnsi="Cambria Math" w:cs="Cambria Math"/>
+        </w:rPr>
+        <w:t>▶</w:t>
+      </w:r>
+      <w:r>
+        <w:t>";</w:t>
+      </w:r>
+    </w:p>
+    <w:p>
+      <w:r>
+        <w:t>            }</w:t>
+      </w:r>
+    </w:p>
+    <w:p>
+      <w:r>
+        <w:t>        }</w:t>
+      </w:r>
+    </w:p>
+    <w:p/>
+    <w:p>
+      <w:r>
+        <w:t>        let birthdayModalTriggered = false;</w:t>
+      </w:r>
+    </w:p>
+    <w:p>
+      <w:r>
+        <w:t>        mainContainer.addEventListener('scroll', () =&gt; {</w:t>
+      </w:r>
+    </w:p>
+    <w:p>
+      <w:r>
+        <w:t xml:space="preserve">            const finalSection = </w:t>
+      </w:r>
+      <w:proofErr w:type="gramStart"/>
+      <w:r>
+        <w:t>document.getElementById</w:t>
+      </w:r>
+      <w:proofErr w:type="gramEnd"/>
+      <w:r>
+        <w:t>('finalSection');</w:t>
+      </w:r>
+    </w:p>
+    <w:p>
+      <w:r>
+        <w:t>            const rect = finalSection.getBoundingClientRect();</w:t>
+      </w:r>
+    </w:p>
+    <w:p>
+      <w:r>
+        <w:t>            const containerRect = mainContainer.getBoundingClientRect();</w:t>
+      </w:r>
+    </w:p>
+    <w:p>
+      <w:r>
+        <w:t xml:space="preserve">            </w:t>
+      </w:r>
+    </w:p>
+    <w:p>
+      <w:r>
+        <w:t xml:space="preserve">            if (rect.top &gt;= 0 &amp;&amp; </w:t>
+      </w:r>
+      <w:proofErr w:type="gramStart"/>
+      <w:r>
+        <w:t>rect.bottom</w:t>
+      </w:r>
+      <w:proofErr w:type="gramEnd"/>
+      <w:r>
+        <w:t xml:space="preserve"> &lt;= containerRect.bottom + 100 &amp;</w:t>
+      </w:r>
+      <w:proofErr w:type="gramStart"/>
+      <w:r>
+        <w:t>&amp; !birthdayModalTriggered</w:t>
+      </w:r>
+      <w:proofErr w:type="gramEnd"/>
+      <w:r>
+        <w:t>) {</w:t>
+      </w:r>
+    </w:p>
+    <w:p>
+      <w:r>
+        <w:lastRenderedPageBreak/>
+        <w:t>                birthdayModalTriggered = true;</w:t>
+      </w:r>
+    </w:p>
+    <w:p>
+      <w:r>
+        <w:t xml:space="preserve">                </w:t>
+      </w:r>
+      <w:proofErr w:type="gramStart"/>
+      <w:r>
+        <w:t>setTimeout(</w:t>
+      </w:r>
+      <w:proofErr w:type="gramEnd"/>
+      <w:r>
+        <w:t>() =&gt; {</w:t>
+      </w:r>
+    </w:p>
+    <w:p>
+      <w:r>
+        <w:t xml:space="preserve">                    </w:t>
+      </w:r>
+      <w:proofErr w:type="gramStart"/>
+      <w:r>
+        <w:t>document.getElementById</w:t>
+      </w:r>
+      <w:proofErr w:type="gramEnd"/>
+      <w:r>
+        <w:t>('birthdayModal'</w:t>
+      </w:r>
+      <w:proofErr w:type="gramStart"/>
+      <w:r>
+        <w:t>).classList.add</w:t>
+      </w:r>
+      <w:proofErr w:type="gramEnd"/>
+      <w:r>
+        <w:t>('active');</w:t>
+      </w:r>
+    </w:p>
+    <w:p>
+      <w:r>
+        <w:t>                }, 800);</w:t>
+      </w:r>
+    </w:p>
+    <w:p>
+      <w:r>
+        <w:t>            }</w:t>
+      </w:r>
+    </w:p>
+    <w:p>
+      <w:r>
+        <w:t>        });</w:t>
+      </w:r>
+    </w:p>
+    <w:p/>
+    <w:p>
+      <w:r>
+        <w:t xml:space="preserve">        function </w:t>
+      </w:r>
+      <w:proofErr w:type="gramStart"/>
+      <w:r>
+        <w:t>closeBirthdayModal(</w:t>
+      </w:r>
+      <w:proofErr w:type="gramEnd"/>
+      <w:r>
+        <w:t>) {</w:t>
+      </w:r>
+    </w:p>
+    <w:p>
+      <w:r>
+        <w:t xml:space="preserve">            </w:t>
+      </w:r>
+      <w:proofErr w:type="gramStart"/>
+      <w:r>
+        <w:t>document.getElementById</w:t>
+      </w:r>
+      <w:proofErr w:type="gramEnd"/>
+      <w:r>
+        <w:t>('birthdayModal'</w:t>
+      </w:r>
+      <w:proofErr w:type="gramStart"/>
+      <w:r>
+        <w:t>).classList.remove</w:t>
+      </w:r>
+      <w:proofErr w:type="gramEnd"/>
+      <w:r>
+        <w:t>('active');</w:t>
+      </w:r>
+    </w:p>
+    <w:p>
+      <w:r>
+        <w:t>        }</w:t>
+      </w:r>
+    </w:p>
+    <w:p/>
+    <w:p>
+      <w:r>
+        <w:t>        // --- BACKGROUND FLUID SNOWFALL ENGINE (Menggantikan Kelopak Bunga) ---</w:t>
+      </w:r>
+    </w:p>
+    <w:p>
+      <w:r>
+        <w:t xml:space="preserve">        const canvas = </w:t>
+      </w:r>
+      <w:proofErr w:type="gramStart"/>
+      <w:r>
+        <w:t>document.getElementById</w:t>
+      </w:r>
+      <w:proofErr w:type="gramEnd"/>
+      <w:r>
+        <w:t>('petal-canvas');</w:t>
+      </w:r>
+    </w:p>
+    <w:p>
+      <w:r>
+        <w:t xml:space="preserve">        const ctx = </w:t>
+      </w:r>
+      <w:proofErr w:type="gramStart"/>
+      <w:r>
+        <w:t>canvas.getContext</w:t>
+      </w:r>
+      <w:proofErr w:type="gramEnd"/>
+      <w:r>
+        <w:t>('2d');</w:t>
+      </w:r>
+    </w:p>
+    <w:p>
+      <w:r>
+        <w:t xml:space="preserve">        let width = </w:t>
+      </w:r>
+      <w:proofErr w:type="gramStart"/>
+      <w:r>
+        <w:t>canvas.width</w:t>
+      </w:r>
+      <w:proofErr w:type="gramEnd"/>
+      <w:r>
+        <w:t xml:space="preserve"> = </w:t>
+      </w:r>
+      <w:proofErr w:type="gramStart"/>
+      <w:r>
+        <w:t>canvas.offsetWidth</w:t>
+      </w:r>
+      <w:proofErr w:type="gramEnd"/>
+      <w:r>
+        <w:t>;</w:t>
+      </w:r>
+    </w:p>
+    <w:p>
+      <w:r>
+        <w:t xml:space="preserve">        let height = </w:t>
+      </w:r>
+      <w:proofErr w:type="gramStart"/>
+      <w:r>
+        <w:t>canvas.height</w:t>
+      </w:r>
+      <w:proofErr w:type="gramEnd"/>
+      <w:r>
+        <w:t xml:space="preserve"> = </w:t>
+      </w:r>
+      <w:proofErr w:type="gramStart"/>
+      <w:r>
+        <w:t>canvas.offsetHeight</w:t>
+      </w:r>
+      <w:proofErr w:type="gramEnd"/>
+      <w:r>
+        <w:t>;</w:t>
+      </w:r>
+    </w:p>
+    <w:p/>
+    <w:p>
+      <w:r>
+        <w:t>        const snowArr = [];</w:t>
+      </w:r>
+    </w:p>
+    <w:p>
+      <w:r>
+        <w:t>        class Snowflake {</w:t>
+      </w:r>
+    </w:p>
+    <w:p>
+      <w:r>
+        <w:t xml:space="preserve">            </w:t>
+      </w:r>
+      <w:proofErr w:type="gramStart"/>
+      <w:r>
+        <w:t>constructor(</w:t>
+      </w:r>
+      <w:proofErr w:type="gramEnd"/>
+      <w:r>
+        <w:t>) {</w:t>
+      </w:r>
+    </w:p>
+    <w:p>
+      <w:r>
+        <w:t>                this.x = Math.random() * width;</w:t>
+      </w:r>
+    </w:p>
+    <w:p>
+      <w:r>
+        <w:t xml:space="preserve">                </w:t>
+      </w:r>
+      <w:proofErr w:type="gramStart"/>
+      <w:r>
+        <w:t>this.y</w:t>
+      </w:r>
+      <w:proofErr w:type="gramEnd"/>
+      <w:r>
+        <w:t xml:space="preserve"> = Math.random() * -height;</w:t>
+      </w:r>
+    </w:p>
+    <w:p>
+      <w:r>
+        <w:t xml:space="preserve">                </w:t>
+      </w:r>
+      <w:proofErr w:type="gramStart"/>
+      <w:r>
+        <w:t>this.size</w:t>
+      </w:r>
+      <w:proofErr w:type="gramEnd"/>
+      <w:r>
+        <w:t xml:space="preserve"> = Math.random() * 3 + 2; // Serpihan salju lebih kecil &amp; halus</w:t>
+      </w:r>
+    </w:p>
+    <w:p>
+      <w:r>
+        <w:t xml:space="preserve">                </w:t>
+      </w:r>
+      <w:proofErr w:type="gramStart"/>
+      <w:r>
+        <w:t>this.speed</w:t>
+      </w:r>
+      <w:proofErr w:type="gramEnd"/>
+      <w:r>
+        <w:t xml:space="preserve"> = Math.random() * 0.6 + 0.4;</w:t>
+      </w:r>
+    </w:p>
+    <w:p>
+      <w:r>
+        <w:t xml:space="preserve">                </w:t>
+      </w:r>
+      <w:proofErr w:type="gramStart"/>
+      <w:r>
+        <w:t>this.density</w:t>
+      </w:r>
+      <w:proofErr w:type="gramEnd"/>
+      <w:r>
+        <w:t xml:space="preserve"> = Math.random() * 10;</w:t>
+      </w:r>
+    </w:p>
+    <w:p>
+      <w:r>
+        <w:t>            }</w:t>
+      </w:r>
+    </w:p>
+    <w:p>
+      <w:r>
+        <w:lastRenderedPageBreak/>
+        <w:t xml:space="preserve">            </w:t>
+      </w:r>
+      <w:proofErr w:type="gramStart"/>
+      <w:r>
+        <w:t>update(</w:t>
+      </w:r>
+      <w:proofErr w:type="gramEnd"/>
+      <w:r>
+        <w:t>) {</w:t>
+      </w:r>
+    </w:p>
+    <w:p>
+      <w:r>
+        <w:t xml:space="preserve">                </w:t>
+      </w:r>
+      <w:proofErr w:type="gramStart"/>
+      <w:r>
+        <w:t>this.y</w:t>
+      </w:r>
+      <w:proofErr w:type="gramEnd"/>
+      <w:r>
+        <w:t xml:space="preserve"> += </w:t>
+      </w:r>
+      <w:proofErr w:type="gramStart"/>
+      <w:r>
+        <w:t>this.speed</w:t>
+      </w:r>
+      <w:proofErr w:type="gramEnd"/>
+      <w:r>
+        <w:t>;</w:t>
+      </w:r>
+    </w:p>
+    <w:p>
+      <w:r>
+        <w:t xml:space="preserve">                this.x += </w:t>
+      </w:r>
+      <w:proofErr w:type="gramStart"/>
+      <w:r>
+        <w:t>Math.sin(this.y</w:t>
+      </w:r>
+      <w:proofErr w:type="gramEnd"/>
+      <w:r>
+        <w:t xml:space="preserve"> / 30) * 0.3; // Gerakan meliuk lembut salju</w:t>
+      </w:r>
+    </w:p>
+    <w:p>
+      <w:r>
+        <w:t>                if (</w:t>
+      </w:r>
+      <w:proofErr w:type="gramStart"/>
+      <w:r>
+        <w:t>this.y</w:t>
+      </w:r>
+      <w:proofErr w:type="gramEnd"/>
+      <w:r>
+        <w:t xml:space="preserve"> &gt; height) {</w:t>
+      </w:r>
+    </w:p>
+    <w:p>
+      <w:r>
+        <w:t xml:space="preserve">                    </w:t>
+      </w:r>
+      <w:proofErr w:type="gramStart"/>
+      <w:r>
+        <w:t>this.y</w:t>
+      </w:r>
+      <w:proofErr w:type="gramEnd"/>
+      <w:r>
+        <w:t xml:space="preserve"> = -10;</w:t>
+      </w:r>
+    </w:p>
+    <w:p>
+      <w:r>
+        <w:t>                    this.x = Math.random() * width;</w:t>
+      </w:r>
+    </w:p>
+    <w:p>
+      <w:r>
+        <w:t>                }</w:t>
+      </w:r>
+    </w:p>
+    <w:p>
+      <w:r>
+        <w:t>            }</w:t>
+      </w:r>
+    </w:p>
+    <w:p>
+      <w:r>
+        <w:t xml:space="preserve">            </w:t>
+      </w:r>
+      <w:proofErr w:type="gramStart"/>
+      <w:r>
+        <w:t>draw(</w:t>
+      </w:r>
+      <w:proofErr w:type="gramEnd"/>
+      <w:r>
+        <w:t>) {</w:t>
+      </w:r>
+    </w:p>
+    <w:p>
+      <w:r>
+        <w:t xml:space="preserve">                </w:t>
+      </w:r>
+      <w:proofErr w:type="gramStart"/>
+      <w:r>
+        <w:t>ctx.beginPath</w:t>
+      </w:r>
+      <w:proofErr w:type="gramEnd"/>
+      <w:r>
+        <w:t>();</w:t>
+      </w:r>
+    </w:p>
+    <w:p>
+      <w:r>
+        <w:t xml:space="preserve">                </w:t>
+      </w:r>
+      <w:proofErr w:type="gramStart"/>
+      <w:r>
+        <w:t>ctx.fillStyle</w:t>
+      </w:r>
+      <w:proofErr w:type="gramEnd"/>
+      <w:r>
+        <w:t xml:space="preserve"> = "</w:t>
+      </w:r>
+      <w:proofErr w:type="gramStart"/>
+      <w:r>
+        <w:t>rgba(</w:t>
+      </w:r>
+      <w:proofErr w:type="gramEnd"/>
+      <w:r>
+        <w:t>255, 255, 255, 0.75)"; // Salju berwarna putih transparan terang</w:t>
+      </w:r>
+    </w:p>
+    <w:p>
+      <w:r>
+        <w:t xml:space="preserve">                </w:t>
+      </w:r>
+      <w:proofErr w:type="gramStart"/>
+      <w:r>
+        <w:t>ctx.arc(</w:t>
+      </w:r>
+      <w:proofErr w:type="gramEnd"/>
+      <w:r>
+        <w:t xml:space="preserve">this.x, </w:t>
+      </w:r>
+      <w:proofErr w:type="gramStart"/>
+      <w:r>
+        <w:t>this.y</w:t>
+      </w:r>
+      <w:proofErr w:type="gramEnd"/>
+      <w:r>
+        <w:t xml:space="preserve">, </w:t>
+      </w:r>
+      <w:proofErr w:type="gramStart"/>
+      <w:r>
+        <w:t>this.size</w:t>
+      </w:r>
+      <w:proofErr w:type="gramEnd"/>
+      <w:r>
+        <w:t>, 0, Math.PI * 2);</w:t>
+      </w:r>
+    </w:p>
+    <w:p>
+      <w:r>
+        <w:t xml:space="preserve">                </w:t>
+      </w:r>
+      <w:proofErr w:type="gramStart"/>
+      <w:r>
+        <w:t>ctx.fill</w:t>
+      </w:r>
+      <w:proofErr w:type="gramEnd"/>
+      <w:r>
+        <w:t>();</w:t>
+      </w:r>
+    </w:p>
+    <w:p>
+      <w:r>
+        <w:t>            }</w:t>
+      </w:r>
+    </w:p>
+    <w:p>
+      <w:r>
+        <w:t>        }</w:t>
+      </w:r>
+    </w:p>
+    <w:p>
+      <w:r>
+        <w:t xml:space="preserve">        for (let i = 0; i &lt; 40; i++) snowArr.push(new </w:t>
+      </w:r>
+      <w:proofErr w:type="gramStart"/>
+      <w:r>
+        <w:t>Snowflake(</w:t>
+      </w:r>
+      <w:proofErr w:type="gramEnd"/>
+      <w:r>
+        <w:t>)); // Jumlah partikel salju ditambah agar lebih hidup</w:t>
+      </w:r>
+    </w:p>
+    <w:p>
+      <w:r>
+        <w:t xml:space="preserve">        function </w:t>
+      </w:r>
+      <w:proofErr w:type="gramStart"/>
+      <w:r>
+        <w:t>animLoop(</w:t>
+      </w:r>
+      <w:proofErr w:type="gramEnd"/>
+      <w:r>
+        <w:t>) {</w:t>
+      </w:r>
+    </w:p>
+    <w:p>
+      <w:r>
+        <w:t xml:space="preserve">            </w:t>
+      </w:r>
+      <w:proofErr w:type="gramStart"/>
+      <w:r>
+        <w:t>ctx.clearRect</w:t>
+      </w:r>
+      <w:proofErr w:type="gramEnd"/>
+      <w:r>
+        <w:t>(0, 0, width, height);</w:t>
+      </w:r>
+    </w:p>
+    <w:p>
+      <w:r>
+        <w:t xml:space="preserve">            snowArr.forEach(s =&gt; </w:t>
+      </w:r>
+      <w:proofErr w:type="gramStart"/>
+      <w:r>
+        <w:t>{ s</w:t>
+      </w:r>
+      <w:proofErr w:type="gramEnd"/>
+      <w:r>
+        <w:t>.</w:t>
+      </w:r>
+      <w:proofErr w:type="gramStart"/>
+      <w:r>
+        <w:t>update(</w:t>
+      </w:r>
+      <w:proofErr w:type="gramEnd"/>
+      <w:r>
+        <w:t xml:space="preserve">); </w:t>
+      </w:r>
+      <w:proofErr w:type="gramStart"/>
+      <w:r>
+        <w:t>s.draw</w:t>
+      </w:r>
+      <w:proofErr w:type="gramEnd"/>
+      <w:r>
+        <w:t>()</w:t>
+      </w:r>
+      <w:proofErr w:type="gramStart"/>
+      <w:r>
+        <w:t>; }</w:t>
+      </w:r>
+      <w:proofErr w:type="gramEnd"/>
+      <w:r>
+        <w:t>);</w:t>
+      </w:r>
+    </w:p>
+    <w:p>
+      <w:r>
+        <w:t>            requestAnimationFrame(animLoop);</w:t>
+      </w:r>
+    </w:p>
+    <w:p>
+      <w:r>
+        <w:t>        }</w:t>
+      </w:r>
+    </w:p>
+    <w:p>
+      <w:r>
+        <w:t xml:space="preserve">        </w:t>
+      </w:r>
+      <w:proofErr w:type="gramStart"/>
+      <w:r>
+        <w:t>animLoop(</w:t>
+      </w:r>
+      <w:proofErr w:type="gramEnd"/>
+      <w:r>
+        <w:t>);</w:t>
+      </w:r>
+    </w:p>
+    <w:p>
+      <w:r>
+        <w:t>    &lt;/script&gt;</w:t>
+      </w:r>
+    </w:p>
+    <w:p>
+      <w:r>
+        <w:t>&lt;/body&gt;</w:t>
+      </w:r>
+    </w:p>
+    <w:p>
+      <w:r>
+        <w:t>&lt;/html&gt;</w:t>
       </w:r>
     </w:p>
     <w:p/>
@@ -1430,6 +8593,19 @@
       <w:shd w:val="clear" w:color="auto" w:fill="E1DFDD"/>
     </w:rPr>
   </w:style>
+  <w:style w:type="paragraph" w:customStyle="1" w:styleId="msonormal0">
+    <w:name w:val="msonormal"/>
+    <w:basedOn w:val="Normal"/>
+    <w:rsid w:val="00A51762"/>
+    <w:pPr>
+      <w:spacing w:before="100" w:beforeAutospacing="1" w:after="100" w:afterAutospacing="1" w:line="240" w:lineRule="auto"/>
+    </w:pPr>
+    <w:rPr>
+      <w:rFonts w:ascii="Times New Roman" w:eastAsia="Times New Roman" w:hAnsi="Times New Roman" w:cs="Times New Roman"/>
+      <w:kern w:val="0"/>
+      <w14:ligatures w14:val="none"/>
+    </w:rPr>
+  </w:style>
 </w:styles>
 </file>
 
